--- a/ChronoGrid-docs/CG-STD-3100_v15.docx
+++ b/ChronoGrid-docs/CG-STD-3100_v15.docx
@@ -847,10 +847,14 @@
           </w:pPr>
           <w:r>
             <w:fldChar w:fldCharType="begin"/>
+          </w:r>
+          <w:r>
             <w:instrText>TOC \h \o "1-3"</w:instrText>
+          </w:r>
+          <w:r>
             <w:fldChar w:fldCharType="separate"/>
           </w:r>
-          <w:hyperlink w:anchor="_Toc225839175" w:history="1">
+          <w:hyperlink w:anchor="_Toc227830088" w:history="1">
             <w:r>
               <w:rPr>
                 <w:rStyle w:val="Hyperlink"/>
@@ -863,10 +867,40 @@
                 <w:noProof/>
               </w:rPr>
               <w:tab/>
+            </w:r>
+            <w:r>
+              <w:rPr>
+                <w:noProof/>
+              </w:rPr>
               <w:fldChar w:fldCharType="begin"/>
-              <w:instrText xml:space="preserve"> PAGEREF _Toc225839175 \h </w:instrText>
+            </w:r>
+            <w:r>
+              <w:rPr>
+                <w:noProof/>
+              </w:rPr>
+              <w:instrText xml:space="preserve"> PAGEREF _Toc227830088 \h </w:instrText>
+            </w:r>
+            <w:r>
+              <w:rPr>
+                <w:noProof/>
+              </w:rPr>
+            </w:r>
+            <w:r>
+              <w:rPr>
+                <w:noProof/>
+              </w:rPr>
               <w:fldChar w:fldCharType="separate"/>
+            </w:r>
+            <w:r>
+              <w:rPr>
+                <w:noProof/>
+              </w:rPr>
               <w:t>1</w:t>
+            </w:r>
+            <w:r>
+              <w:rPr>
+                <w:noProof/>
+              </w:rPr>
               <w:fldChar w:fldCharType="end"/>
             </w:r>
           </w:hyperlink>
@@ -886,7 +920,7 @@
               <w14:ligatures w14:val="standardContextual"/>
             </w:rPr>
           </w:pPr>
-          <w:hyperlink w:anchor="_Toc225839176" w:history="1">
+          <w:hyperlink w:anchor="_Toc227830089" w:history="1">
             <w:r>
               <w:rPr>
                 <w:rStyle w:val="Hyperlink"/>
@@ -899,10 +933,40 @@
                 <w:noProof/>
               </w:rPr>
               <w:tab/>
+            </w:r>
+            <w:r>
+              <w:rPr>
+                <w:noProof/>
+              </w:rPr>
               <w:fldChar w:fldCharType="begin"/>
-              <w:instrText xml:space="preserve"> PAGEREF _Toc225839176 \h </w:instrText>
+            </w:r>
+            <w:r>
+              <w:rPr>
+                <w:noProof/>
+              </w:rPr>
+              <w:instrText xml:space="preserve"> PAGEREF _Toc227830089 \h </w:instrText>
+            </w:r>
+            <w:r>
+              <w:rPr>
+                <w:noProof/>
+              </w:rPr>
+            </w:r>
+            <w:r>
+              <w:rPr>
+                <w:noProof/>
+              </w:rPr>
               <w:fldChar w:fldCharType="separate"/>
+            </w:r>
+            <w:r>
+              <w:rPr>
+                <w:noProof/>
+              </w:rPr>
               <w:t>1</w:t>
+            </w:r>
+            <w:r>
+              <w:rPr>
+                <w:noProof/>
+              </w:rPr>
               <w:fldChar w:fldCharType="end"/>
             </w:r>
           </w:hyperlink>
@@ -922,7 +986,7 @@
               <w14:ligatures w14:val="standardContextual"/>
             </w:rPr>
           </w:pPr>
-          <w:hyperlink w:anchor="_Toc225839177" w:history="1">
+          <w:hyperlink w:anchor="_Toc227830090" w:history="1">
             <w:r>
               <w:rPr>
                 <w:rStyle w:val="Hyperlink"/>
@@ -935,10 +999,40 @@
                 <w:noProof/>
               </w:rPr>
               <w:tab/>
+            </w:r>
+            <w:r>
+              <w:rPr>
+                <w:noProof/>
+              </w:rPr>
               <w:fldChar w:fldCharType="begin"/>
-              <w:instrText xml:space="preserve"> PAGEREF _Toc225839177 \h </w:instrText>
+            </w:r>
+            <w:r>
+              <w:rPr>
+                <w:noProof/>
+              </w:rPr>
+              <w:instrText xml:space="preserve"> PAGEREF _Toc227830090 \h </w:instrText>
+            </w:r>
+            <w:r>
+              <w:rPr>
+                <w:noProof/>
+              </w:rPr>
+            </w:r>
+            <w:r>
+              <w:rPr>
+                <w:noProof/>
+              </w:rPr>
               <w:fldChar w:fldCharType="separate"/>
+            </w:r>
+            <w:r>
+              <w:rPr>
+                <w:noProof/>
+              </w:rPr>
               <w:t>1</w:t>
+            </w:r>
+            <w:r>
+              <w:rPr>
+                <w:noProof/>
+              </w:rPr>
               <w:fldChar w:fldCharType="end"/>
             </w:r>
           </w:hyperlink>
@@ -958,7 +1052,7 @@
               <w14:ligatures w14:val="standardContextual"/>
             </w:rPr>
           </w:pPr>
-          <w:hyperlink w:anchor="_Toc225839178" w:history="1">
+          <w:hyperlink w:anchor="_Toc227830091" w:history="1">
             <w:r>
               <w:rPr>
                 <w:rStyle w:val="Hyperlink"/>
@@ -971,10 +1065,40 @@
                 <w:noProof/>
               </w:rPr>
               <w:tab/>
+            </w:r>
+            <w:r>
+              <w:rPr>
+                <w:noProof/>
+              </w:rPr>
               <w:fldChar w:fldCharType="begin"/>
-              <w:instrText xml:space="preserve"> PAGEREF _Toc225839178 \h </w:instrText>
+            </w:r>
+            <w:r>
+              <w:rPr>
+                <w:noProof/>
+              </w:rPr>
+              <w:instrText xml:space="preserve"> PAGEREF _Toc227830091 \h </w:instrText>
+            </w:r>
+            <w:r>
+              <w:rPr>
+                <w:noProof/>
+              </w:rPr>
+            </w:r>
+            <w:r>
+              <w:rPr>
+                <w:noProof/>
+              </w:rPr>
               <w:fldChar w:fldCharType="separate"/>
+            </w:r>
+            <w:r>
+              <w:rPr>
+                <w:noProof/>
+              </w:rPr>
               <w:t>1</w:t>
+            </w:r>
+            <w:r>
+              <w:rPr>
+                <w:noProof/>
+              </w:rPr>
               <w:fldChar w:fldCharType="end"/>
             </w:r>
           </w:hyperlink>
@@ -994,7 +1118,7 @@
               <w14:ligatures w14:val="standardContextual"/>
             </w:rPr>
           </w:pPr>
-          <w:hyperlink w:anchor="_Toc225839179" w:history="1">
+          <w:hyperlink w:anchor="_Toc227830092" w:history="1">
             <w:r>
               <w:rPr>
                 <w:rStyle w:val="Hyperlink"/>
@@ -1007,10 +1131,40 @@
                 <w:noProof/>
               </w:rPr>
               <w:tab/>
+            </w:r>
+            <w:r>
+              <w:rPr>
+                <w:noProof/>
+              </w:rPr>
               <w:fldChar w:fldCharType="begin"/>
-              <w:instrText xml:space="preserve"> PAGEREF _Toc225839179 \h </w:instrText>
+            </w:r>
+            <w:r>
+              <w:rPr>
+                <w:noProof/>
+              </w:rPr>
+              <w:instrText xml:space="preserve"> PAGEREF _Toc227830092 \h </w:instrText>
+            </w:r>
+            <w:r>
+              <w:rPr>
+                <w:noProof/>
+              </w:rPr>
+            </w:r>
+            <w:r>
+              <w:rPr>
+                <w:noProof/>
+              </w:rPr>
               <w:fldChar w:fldCharType="separate"/>
+            </w:r>
+            <w:r>
+              <w:rPr>
+                <w:noProof/>
+              </w:rPr>
               <w:t>2</w:t>
+            </w:r>
+            <w:r>
+              <w:rPr>
+                <w:noProof/>
+              </w:rPr>
               <w:fldChar w:fldCharType="end"/>
             </w:r>
           </w:hyperlink>
@@ -1030,7 +1184,7 @@
               <w14:ligatures w14:val="standardContextual"/>
             </w:rPr>
           </w:pPr>
-          <w:hyperlink w:anchor="_Toc225839180" w:history="1">
+          <w:hyperlink w:anchor="_Toc227830093" w:history="1">
             <w:r>
               <w:rPr>
                 <w:rStyle w:val="Hyperlink"/>
@@ -1043,10 +1197,40 @@
                 <w:noProof/>
               </w:rPr>
               <w:tab/>
+            </w:r>
+            <w:r>
+              <w:rPr>
+                <w:noProof/>
+              </w:rPr>
               <w:fldChar w:fldCharType="begin"/>
-              <w:instrText xml:space="preserve"> PAGEREF _Toc225839180 \h </w:instrText>
+            </w:r>
+            <w:r>
+              <w:rPr>
+                <w:noProof/>
+              </w:rPr>
+              <w:instrText xml:space="preserve"> PAGEREF _Toc227830093 \h </w:instrText>
+            </w:r>
+            <w:r>
+              <w:rPr>
+                <w:noProof/>
+              </w:rPr>
+            </w:r>
+            <w:r>
+              <w:rPr>
+                <w:noProof/>
+              </w:rPr>
               <w:fldChar w:fldCharType="separate"/>
+            </w:r>
+            <w:r>
+              <w:rPr>
+                <w:noProof/>
+              </w:rPr>
               <w:t>2</w:t>
+            </w:r>
+            <w:r>
+              <w:rPr>
+                <w:noProof/>
+              </w:rPr>
               <w:fldChar w:fldCharType="end"/>
             </w:r>
           </w:hyperlink>
@@ -1066,7 +1250,7 @@
               <w14:ligatures w14:val="standardContextual"/>
             </w:rPr>
           </w:pPr>
-          <w:hyperlink w:anchor="_Toc225839181" w:history="1">
+          <w:hyperlink w:anchor="_Toc227830094" w:history="1">
             <w:r>
               <w:rPr>
                 <w:rStyle w:val="Hyperlink"/>
@@ -1079,10 +1263,40 @@
                 <w:noProof/>
               </w:rPr>
               <w:tab/>
+            </w:r>
+            <w:r>
+              <w:rPr>
+                <w:noProof/>
+              </w:rPr>
               <w:fldChar w:fldCharType="begin"/>
-              <w:instrText xml:space="preserve"> PAGEREF _Toc225839181 \h </w:instrText>
+            </w:r>
+            <w:r>
+              <w:rPr>
+                <w:noProof/>
+              </w:rPr>
+              <w:instrText xml:space="preserve"> PAGEREF _Toc227830094 \h </w:instrText>
+            </w:r>
+            <w:r>
+              <w:rPr>
+                <w:noProof/>
+              </w:rPr>
+            </w:r>
+            <w:r>
+              <w:rPr>
+                <w:noProof/>
+              </w:rPr>
               <w:fldChar w:fldCharType="separate"/>
+            </w:r>
+            <w:r>
+              <w:rPr>
+                <w:noProof/>
+              </w:rPr>
               <w:t>2</w:t>
+            </w:r>
+            <w:r>
+              <w:rPr>
+                <w:noProof/>
+              </w:rPr>
               <w:fldChar w:fldCharType="end"/>
             </w:r>
           </w:hyperlink>
@@ -1102,7 +1316,7 @@
               <w14:ligatures w14:val="standardContextual"/>
             </w:rPr>
           </w:pPr>
-          <w:hyperlink w:anchor="_Toc225839182" w:history="1">
+          <w:hyperlink w:anchor="_Toc227830095" w:history="1">
             <w:r>
               <w:rPr>
                 <w:rStyle w:val="Hyperlink"/>
@@ -1115,10 +1329,106 @@
                 <w:noProof/>
               </w:rPr>
               <w:tab/>
+            </w:r>
+            <w:r>
+              <w:rPr>
+                <w:noProof/>
+              </w:rPr>
               <w:fldChar w:fldCharType="begin"/>
-              <w:instrText xml:space="preserve"> PAGEREF _Toc225839182 \h </w:instrText>
+            </w:r>
+            <w:r>
+              <w:rPr>
+                <w:noProof/>
+              </w:rPr>
+              <w:instrText xml:space="preserve"> PAGEREF _Toc227830095 \h </w:instrText>
+            </w:r>
+            <w:r>
+              <w:rPr>
+                <w:noProof/>
+              </w:rPr>
+            </w:r>
+            <w:r>
+              <w:rPr>
+                <w:noProof/>
+              </w:rPr>
               <w:fldChar w:fldCharType="separate"/>
+            </w:r>
+            <w:r>
+              <w:rPr>
+                <w:noProof/>
+              </w:rPr>
               <w:t>2</w:t>
+            </w:r>
+            <w:r>
+              <w:rPr>
+                <w:noProof/>
+              </w:rPr>
+              <w:fldChar w:fldCharType="end"/>
+            </w:r>
+          </w:hyperlink>
+        </w:p>
+        <w:p>
+          <w:pPr>
+            <w:pStyle w:val="Verzeichnis2"/>
+            <w:tabs>
+              <w:tab w:val="right" w:leader="dot" w:pos="9496"/>
+            </w:tabs>
+            <w:rPr>
+              <w:rFonts w:asciiTheme="minorHAnsi" w:eastAsiaTheme="minorEastAsia" w:hAnsiTheme="minorHAnsi" w:cstheme="minorBidi"/>
+              <w:noProof/>
+              <w:kern w:val="2"/>
+              <w:sz w:val="24"/>
+              <w:szCs w:val="24"/>
+              <w14:ligatures w14:val="standardContextual"/>
+            </w:rPr>
+          </w:pPr>
+          <w:hyperlink w:anchor="_Toc227830096" w:history="1">
+            <w:r>
+              <w:rPr>
+                <w:rStyle w:val="Hyperlink"/>
+                <w:noProof/>
+              </w:rPr>
+              <w:t>2.6  BigInt-Konformitätsanforderungen (NEU v1.3)</w:t>
+            </w:r>
+            <w:r>
+              <w:rPr>
+                <w:noProof/>
+              </w:rPr>
+              <w:tab/>
+            </w:r>
+            <w:r>
+              <w:rPr>
+                <w:noProof/>
+              </w:rPr>
+              <w:fldChar w:fldCharType="begin"/>
+            </w:r>
+            <w:r>
+              <w:rPr>
+                <w:noProof/>
+              </w:rPr>
+              <w:instrText xml:space="preserve"> PAGEREF _Toc227830096 \h </w:instrText>
+            </w:r>
+            <w:r>
+              <w:rPr>
+                <w:noProof/>
+              </w:rPr>
+            </w:r>
+            <w:r>
+              <w:rPr>
+                <w:noProof/>
+              </w:rPr>
+              <w:fldChar w:fldCharType="separate"/>
+            </w:r>
+            <w:r>
+              <w:rPr>
+                <w:noProof/>
+              </w:rPr>
+              <w:t>2</w:t>
+            </w:r>
+            <w:r>
+              <w:rPr>
+                <w:noProof/>
+              </w:rPr>
               <w:fldChar w:fldCharType="end"/>
             </w:r>
           </w:hyperlink>
@@ -1138,7 +1448,7 @@
               <w14:ligatures w14:val="standardContextual"/>
             </w:rPr>
           </w:pPr>
-          <w:hyperlink w:anchor="_Toc225839183" w:history="1">
+          <w:hyperlink w:anchor="_Toc227830097" w:history="1">
             <w:r>
               <w:rPr>
                 <w:rStyle w:val="Hyperlink"/>
@@ -1151,10 +1461,40 @@
                 <w:noProof/>
               </w:rPr>
               <w:tab/>
+            </w:r>
+            <w:r>
+              <w:rPr>
+                <w:noProof/>
+              </w:rPr>
               <w:fldChar w:fldCharType="begin"/>
-              <w:instrText xml:space="preserve"> PAGEREF _Toc225839183 \h </w:instrText>
+            </w:r>
+            <w:r>
+              <w:rPr>
+                <w:noProof/>
+              </w:rPr>
+              <w:instrText xml:space="preserve"> PAGEREF _Toc227830097 \h </w:instrText>
+            </w:r>
+            <w:r>
+              <w:rPr>
+                <w:noProof/>
+              </w:rPr>
+            </w:r>
+            <w:r>
+              <w:rPr>
+                <w:noProof/>
+              </w:rPr>
               <w:fldChar w:fldCharType="separate"/>
-              <w:t>2</w:t>
+            </w:r>
+            <w:r>
+              <w:rPr>
+                <w:noProof/>
+              </w:rPr>
+              <w:t>3</w:t>
+            </w:r>
+            <w:r>
+              <w:rPr>
+                <w:noProof/>
+              </w:rPr>
               <w:fldChar w:fldCharType="end"/>
             </w:r>
           </w:hyperlink>
@@ -1174,7 +1514,7 @@
               <w14:ligatures w14:val="standardContextual"/>
             </w:rPr>
           </w:pPr>
-          <w:hyperlink w:anchor="_Toc225839184" w:history="1">
+          <w:hyperlink w:anchor="_Toc227830098" w:history="1">
             <w:r>
               <w:rPr>
                 <w:rStyle w:val="Hyperlink"/>
@@ -1187,10 +1527,40 @@
                 <w:noProof/>
               </w:rPr>
               <w:tab/>
+            </w:r>
+            <w:r>
+              <w:rPr>
+                <w:noProof/>
+              </w:rPr>
               <w:fldChar w:fldCharType="begin"/>
-              <w:instrText xml:space="preserve"> PAGEREF _Toc225839184 \h </w:instrText>
+            </w:r>
+            <w:r>
+              <w:rPr>
+                <w:noProof/>
+              </w:rPr>
+              <w:instrText xml:space="preserve"> PAGEREF _Toc227830098 \h </w:instrText>
+            </w:r>
+            <w:r>
+              <w:rPr>
+                <w:noProof/>
+              </w:rPr>
+            </w:r>
+            <w:r>
+              <w:rPr>
+                <w:noProof/>
+              </w:rPr>
               <w:fldChar w:fldCharType="separate"/>
-              <w:t>2</w:t>
+            </w:r>
+            <w:r>
+              <w:rPr>
+                <w:noProof/>
+              </w:rPr>
+              <w:t>3</w:t>
+            </w:r>
+            <w:r>
+              <w:rPr>
+                <w:noProof/>
+              </w:rPr>
               <w:fldChar w:fldCharType="end"/>
             </w:r>
           </w:hyperlink>
@@ -1210,7 +1580,7 @@
               <w14:ligatures w14:val="standardContextual"/>
             </w:rPr>
           </w:pPr>
-          <w:hyperlink w:anchor="_Toc225839185" w:history="1">
+          <w:hyperlink w:anchor="_Toc227830099" w:history="1">
             <w:r>
               <w:rPr>
                 <w:rStyle w:val="Hyperlink"/>
@@ -1224,10 +1594,40 @@
                 <w:noProof/>
               </w:rPr>
               <w:tab/>
+            </w:r>
+            <w:r>
+              <w:rPr>
+                <w:noProof/>
+              </w:rPr>
               <w:fldChar w:fldCharType="begin"/>
-              <w:instrText xml:space="preserve"> PAGEREF _Toc225839185 \h </w:instrText>
+            </w:r>
+            <w:r>
+              <w:rPr>
+                <w:noProof/>
+              </w:rPr>
+              <w:instrText xml:space="preserve"> PAGEREF _Toc227830099 \h </w:instrText>
+            </w:r>
+            <w:r>
+              <w:rPr>
+                <w:noProof/>
+              </w:rPr>
+            </w:r>
+            <w:r>
+              <w:rPr>
+                <w:noProof/>
+              </w:rPr>
               <w:fldChar w:fldCharType="separate"/>
+            </w:r>
+            <w:r>
+              <w:rPr>
+                <w:noProof/>
+              </w:rPr>
               <w:t>3</w:t>
+            </w:r>
+            <w:r>
+              <w:rPr>
+                <w:noProof/>
+              </w:rPr>
               <w:fldChar w:fldCharType="end"/>
             </w:r>
           </w:hyperlink>
@@ -1247,7 +1647,7 @@
               <w14:ligatures w14:val="standardContextual"/>
             </w:rPr>
           </w:pPr>
-          <w:hyperlink w:anchor="_Toc225839186" w:history="1">
+          <w:hyperlink w:anchor="_Toc227830100" w:history="1">
             <w:r>
               <w:rPr>
                 <w:rStyle w:val="Hyperlink"/>
@@ -1260,10 +1660,40 @@
                 <w:noProof/>
               </w:rPr>
               <w:tab/>
+            </w:r>
+            <w:r>
+              <w:rPr>
+                <w:noProof/>
+              </w:rPr>
               <w:fldChar w:fldCharType="begin"/>
-              <w:instrText xml:space="preserve"> PAGEREF _Toc225839186 \h </w:instrText>
+            </w:r>
+            <w:r>
+              <w:rPr>
+                <w:noProof/>
+              </w:rPr>
+              <w:instrText xml:space="preserve"> PAGEREF _Toc227830100 \h </w:instrText>
+            </w:r>
+            <w:r>
+              <w:rPr>
+                <w:noProof/>
+              </w:rPr>
+            </w:r>
+            <w:r>
+              <w:rPr>
+                <w:noProof/>
+              </w:rPr>
               <w:fldChar w:fldCharType="separate"/>
+            </w:r>
+            <w:r>
+              <w:rPr>
+                <w:noProof/>
+              </w:rPr>
               <w:t>3</w:t>
+            </w:r>
+            <w:r>
+              <w:rPr>
+                <w:noProof/>
+              </w:rPr>
               <w:fldChar w:fldCharType="end"/>
             </w:r>
           </w:hyperlink>
@@ -1283,7 +1713,7 @@
               <w14:ligatures w14:val="standardContextual"/>
             </w:rPr>
           </w:pPr>
-          <w:hyperlink w:anchor="_Toc225839187" w:history="1">
+          <w:hyperlink w:anchor="_Toc227830101" w:history="1">
             <w:r>
               <w:rPr>
                 <w:rStyle w:val="Hyperlink"/>
@@ -1296,10 +1726,40 @@
                 <w:noProof/>
               </w:rPr>
               <w:tab/>
+            </w:r>
+            <w:r>
+              <w:rPr>
+                <w:noProof/>
+              </w:rPr>
               <w:fldChar w:fldCharType="begin"/>
-              <w:instrText xml:space="preserve"> PAGEREF _Toc225839187 \h </w:instrText>
+            </w:r>
+            <w:r>
+              <w:rPr>
+                <w:noProof/>
+              </w:rPr>
+              <w:instrText xml:space="preserve"> PAGEREF _Toc227830101 \h </w:instrText>
+            </w:r>
+            <w:r>
+              <w:rPr>
+                <w:noProof/>
+              </w:rPr>
+            </w:r>
+            <w:r>
+              <w:rPr>
+                <w:noProof/>
+              </w:rPr>
               <w:fldChar w:fldCharType="separate"/>
+            </w:r>
+            <w:r>
+              <w:rPr>
+                <w:noProof/>
+              </w:rPr>
               <w:t>3</w:t>
+            </w:r>
+            <w:r>
+              <w:rPr>
+                <w:noProof/>
+              </w:rPr>
               <w:fldChar w:fldCharType="end"/>
             </w:r>
           </w:hyperlink>
@@ -1319,7 +1779,7 @@
               <w14:ligatures w14:val="standardContextual"/>
             </w:rPr>
           </w:pPr>
-          <w:hyperlink w:anchor="_Toc225839188" w:history="1">
+          <w:hyperlink w:anchor="_Toc227830102" w:history="1">
             <w:r>
               <w:rPr>
                 <w:rStyle w:val="Hyperlink"/>
@@ -1332,10 +1792,40 @@
                 <w:noProof/>
               </w:rPr>
               <w:tab/>
+            </w:r>
+            <w:r>
+              <w:rPr>
+                <w:noProof/>
+              </w:rPr>
               <w:fldChar w:fldCharType="begin"/>
-              <w:instrText xml:space="preserve"> PAGEREF _Toc225839188 \h </w:instrText>
+            </w:r>
+            <w:r>
+              <w:rPr>
+                <w:noProof/>
+              </w:rPr>
+              <w:instrText xml:space="preserve"> PAGEREF _Toc227830102 \h </w:instrText>
+            </w:r>
+            <w:r>
+              <w:rPr>
+                <w:noProof/>
+              </w:rPr>
+            </w:r>
+            <w:r>
+              <w:rPr>
+                <w:noProof/>
+              </w:rPr>
               <w:fldChar w:fldCharType="separate"/>
-              <w:t>3</w:t>
+            </w:r>
+            <w:r>
+              <w:rPr>
+                <w:noProof/>
+              </w:rPr>
+              <w:t>4</w:t>
+            </w:r>
+            <w:r>
+              <w:rPr>
+                <w:noProof/>
+              </w:rPr>
               <w:fldChar w:fldCharType="end"/>
             </w:r>
           </w:hyperlink>
@@ -1355,7 +1845,7 @@
               <w14:ligatures w14:val="standardContextual"/>
             </w:rPr>
           </w:pPr>
-          <w:hyperlink w:anchor="_Toc225839189" w:history="1">
+          <w:hyperlink w:anchor="_Toc227830103" w:history="1">
             <w:r>
               <w:rPr>
                 <w:rStyle w:val="Hyperlink"/>
@@ -1368,10 +1858,40 @@
                 <w:noProof/>
               </w:rPr>
               <w:tab/>
+            </w:r>
+            <w:r>
+              <w:rPr>
+                <w:noProof/>
+              </w:rPr>
               <w:fldChar w:fldCharType="begin"/>
-              <w:instrText xml:space="preserve"> PAGEREF _Toc225839189 \h </w:instrText>
+            </w:r>
+            <w:r>
+              <w:rPr>
+                <w:noProof/>
+              </w:rPr>
+              <w:instrText xml:space="preserve"> PAGEREF _Toc227830103 \h </w:instrText>
+            </w:r>
+            <w:r>
+              <w:rPr>
+                <w:noProof/>
+              </w:rPr>
+            </w:r>
+            <w:r>
+              <w:rPr>
+                <w:noProof/>
+              </w:rPr>
               <w:fldChar w:fldCharType="separate"/>
-              <w:t>3</w:t>
+            </w:r>
+            <w:r>
+              <w:rPr>
+                <w:noProof/>
+              </w:rPr>
+              <w:t>4</w:t>
+            </w:r>
+            <w:r>
+              <w:rPr>
+                <w:noProof/>
+              </w:rPr>
               <w:fldChar w:fldCharType="end"/>
             </w:r>
           </w:hyperlink>
@@ -1391,7 +1911,7 @@
               <w14:ligatures w14:val="standardContextual"/>
             </w:rPr>
           </w:pPr>
-          <w:hyperlink w:anchor="_Toc225839190" w:history="1">
+          <w:hyperlink w:anchor="_Toc227830104" w:history="1">
             <w:r>
               <w:rPr>
                 <w:rStyle w:val="Hyperlink"/>
@@ -1405,10 +1925,40 @@
                 <w:noProof/>
               </w:rPr>
               <w:tab/>
+            </w:r>
+            <w:r>
+              <w:rPr>
+                <w:noProof/>
+              </w:rPr>
               <w:fldChar w:fldCharType="begin"/>
-              <w:instrText xml:space="preserve"> PAGEREF _Toc225839190 \h </w:instrText>
+            </w:r>
+            <w:r>
+              <w:rPr>
+                <w:noProof/>
+              </w:rPr>
+              <w:instrText xml:space="preserve"> PAGEREF _Toc227830104 \h </w:instrText>
+            </w:r>
+            <w:r>
+              <w:rPr>
+                <w:noProof/>
+              </w:rPr>
+            </w:r>
+            <w:r>
+              <w:rPr>
+                <w:noProof/>
+              </w:rPr>
               <w:fldChar w:fldCharType="separate"/>
-              <w:t>3</w:t>
+            </w:r>
+            <w:r>
+              <w:rPr>
+                <w:noProof/>
+              </w:rPr>
+              <w:t>4</w:t>
+            </w:r>
+            <w:r>
+              <w:rPr>
+                <w:noProof/>
+              </w:rPr>
               <w:fldChar w:fldCharType="end"/>
             </w:r>
           </w:hyperlink>
@@ -1428,7 +1978,7 @@
               <w14:ligatures w14:val="standardContextual"/>
             </w:rPr>
           </w:pPr>
-          <w:hyperlink w:anchor="_Toc225839191" w:history="1">
+          <w:hyperlink w:anchor="_Toc227830105" w:history="1">
             <w:r>
               <w:rPr>
                 <w:rStyle w:val="Hyperlink"/>
@@ -1442,10 +1992,40 @@
                 <w:noProof/>
               </w:rPr>
               <w:tab/>
+            </w:r>
+            <w:r>
+              <w:rPr>
+                <w:noProof/>
+              </w:rPr>
               <w:fldChar w:fldCharType="begin"/>
-              <w:instrText xml:space="preserve"> PAGEREF _Toc225839191 \h </w:instrText>
+            </w:r>
+            <w:r>
+              <w:rPr>
+                <w:noProof/>
+              </w:rPr>
+              <w:instrText xml:space="preserve"> PAGEREF _Toc227830105 \h </w:instrText>
+            </w:r>
+            <w:r>
+              <w:rPr>
+                <w:noProof/>
+              </w:rPr>
+            </w:r>
+            <w:r>
+              <w:rPr>
+                <w:noProof/>
+              </w:rPr>
               <w:fldChar w:fldCharType="separate"/>
+            </w:r>
+            <w:r>
+              <w:rPr>
+                <w:noProof/>
+              </w:rPr>
               <w:t>4</w:t>
+            </w:r>
+            <w:r>
+              <w:rPr>
+                <w:noProof/>
+              </w:rPr>
               <w:fldChar w:fldCharType="end"/>
             </w:r>
           </w:hyperlink>
@@ -1465,7 +2045,7 @@
               <w14:ligatures w14:val="standardContextual"/>
             </w:rPr>
           </w:pPr>
-          <w:hyperlink w:anchor="_Toc225839192" w:history="1">
+          <w:hyperlink w:anchor="_Toc227830106" w:history="1">
             <w:r>
               <w:rPr>
                 <w:rStyle w:val="Hyperlink"/>
@@ -1479,10 +2059,40 @@
                 <w:noProof/>
               </w:rPr>
               <w:tab/>
+            </w:r>
+            <w:r>
+              <w:rPr>
+                <w:noProof/>
+              </w:rPr>
               <w:fldChar w:fldCharType="begin"/>
-              <w:instrText xml:space="preserve"> PAGEREF _Toc225839192 \h </w:instrText>
+            </w:r>
+            <w:r>
+              <w:rPr>
+                <w:noProof/>
+              </w:rPr>
+              <w:instrText xml:space="preserve"> PAGEREF _Toc227830106 \h </w:instrText>
+            </w:r>
+            <w:r>
+              <w:rPr>
+                <w:noProof/>
+              </w:rPr>
+            </w:r>
+            <w:r>
+              <w:rPr>
+                <w:noProof/>
+              </w:rPr>
               <w:fldChar w:fldCharType="separate"/>
+            </w:r>
+            <w:r>
+              <w:rPr>
+                <w:noProof/>
+              </w:rPr>
               <w:t>4</w:t>
+            </w:r>
+            <w:r>
+              <w:rPr>
+                <w:noProof/>
+              </w:rPr>
               <w:fldChar w:fldCharType="end"/>
             </w:r>
           </w:hyperlink>
@@ -1502,7 +2112,7 @@
               <w14:ligatures w14:val="standardContextual"/>
             </w:rPr>
           </w:pPr>
-          <w:hyperlink w:anchor="_Toc225839193" w:history="1">
+          <w:hyperlink w:anchor="_Toc227830107" w:history="1">
             <w:r>
               <w:rPr>
                 <w:rStyle w:val="Hyperlink"/>
@@ -1516,10 +2126,40 @@
                 <w:noProof/>
               </w:rPr>
               <w:tab/>
+            </w:r>
+            <w:r>
+              <w:rPr>
+                <w:noProof/>
+              </w:rPr>
               <w:fldChar w:fldCharType="begin"/>
-              <w:instrText xml:space="preserve"> PAGEREF _Toc225839193 \h </w:instrText>
+            </w:r>
+            <w:r>
+              <w:rPr>
+                <w:noProof/>
+              </w:rPr>
+              <w:instrText xml:space="preserve"> PAGEREF _Toc227830107 \h </w:instrText>
+            </w:r>
+            <w:r>
+              <w:rPr>
+                <w:noProof/>
+              </w:rPr>
+            </w:r>
+            <w:r>
+              <w:rPr>
+                <w:noProof/>
+              </w:rPr>
               <w:fldChar w:fldCharType="separate"/>
+            </w:r>
+            <w:r>
+              <w:rPr>
+                <w:noProof/>
+              </w:rPr>
               <w:t>4</w:t>
+            </w:r>
+            <w:r>
+              <w:rPr>
+                <w:noProof/>
+              </w:rPr>
               <w:fldChar w:fldCharType="end"/>
             </w:r>
           </w:hyperlink>
@@ -1539,7 +2179,7 @@
               <w14:ligatures w14:val="standardContextual"/>
             </w:rPr>
           </w:pPr>
-          <w:hyperlink w:anchor="_Toc225839194" w:history="1">
+          <w:hyperlink w:anchor="_Toc227830108" w:history="1">
             <w:r>
               <w:rPr>
                 <w:rStyle w:val="Hyperlink"/>
@@ -1553,10 +2193,40 @@
                 <w:noProof/>
               </w:rPr>
               <w:tab/>
+            </w:r>
+            <w:r>
+              <w:rPr>
+                <w:noProof/>
+              </w:rPr>
               <w:fldChar w:fldCharType="begin"/>
-              <w:instrText xml:space="preserve"> PAGEREF _Toc225839194 \h </w:instrText>
+            </w:r>
+            <w:r>
+              <w:rPr>
+                <w:noProof/>
+              </w:rPr>
+              <w:instrText xml:space="preserve"> PAGEREF _Toc227830108 \h </w:instrText>
+            </w:r>
+            <w:r>
+              <w:rPr>
+                <w:noProof/>
+              </w:rPr>
+            </w:r>
+            <w:r>
+              <w:rPr>
+                <w:noProof/>
+              </w:rPr>
               <w:fldChar w:fldCharType="separate"/>
+            </w:r>
+            <w:r>
+              <w:rPr>
+                <w:noProof/>
+              </w:rPr>
               <w:t>4</w:t>
+            </w:r>
+            <w:r>
+              <w:rPr>
+                <w:noProof/>
+              </w:rPr>
               <w:fldChar w:fldCharType="end"/>
             </w:r>
           </w:hyperlink>
@@ -1576,7 +2246,7 @@
               <w14:ligatures w14:val="standardContextual"/>
             </w:rPr>
           </w:pPr>
-          <w:hyperlink w:anchor="_Toc225839195" w:history="1">
+          <w:hyperlink w:anchor="_Toc227830109" w:history="1">
             <w:r>
               <w:rPr>
                 <w:rStyle w:val="Hyperlink"/>
@@ -1589,10 +2259,40 @@
                 <w:noProof/>
               </w:rPr>
               <w:tab/>
+            </w:r>
+            <w:r>
+              <w:rPr>
+                <w:noProof/>
+              </w:rPr>
               <w:fldChar w:fldCharType="begin"/>
-              <w:instrText xml:space="preserve"> PAGEREF _Toc225839195 \h </w:instrText>
+            </w:r>
+            <w:r>
+              <w:rPr>
+                <w:noProof/>
+              </w:rPr>
+              <w:instrText xml:space="preserve"> PAGEREF _Toc227830109 \h </w:instrText>
+            </w:r>
+            <w:r>
+              <w:rPr>
+                <w:noProof/>
+              </w:rPr>
+            </w:r>
+            <w:r>
+              <w:rPr>
+                <w:noProof/>
+              </w:rPr>
               <w:fldChar w:fldCharType="separate"/>
-              <w:t>4</w:t>
+            </w:r>
+            <w:r>
+              <w:rPr>
+                <w:noProof/>
+              </w:rPr>
+              <w:t>5</w:t>
+            </w:r>
+            <w:r>
+              <w:rPr>
+                <w:noProof/>
+              </w:rPr>
               <w:fldChar w:fldCharType="end"/>
             </w:r>
           </w:hyperlink>
@@ -1612,7 +2312,7 @@
               <w14:ligatures w14:val="standardContextual"/>
             </w:rPr>
           </w:pPr>
-          <w:hyperlink w:anchor="_Toc225839196" w:history="1">
+          <w:hyperlink w:anchor="_Toc227830110" w:history="1">
             <w:r>
               <w:rPr>
                 <w:rStyle w:val="Hyperlink"/>
@@ -1625,10 +2325,40 @@
                 <w:noProof/>
               </w:rPr>
               <w:tab/>
+            </w:r>
+            <w:r>
+              <w:rPr>
+                <w:noProof/>
+              </w:rPr>
               <w:fldChar w:fldCharType="begin"/>
-              <w:instrText xml:space="preserve"> PAGEREF _Toc225839196 \h </w:instrText>
+            </w:r>
+            <w:r>
+              <w:rPr>
+                <w:noProof/>
+              </w:rPr>
+              <w:instrText xml:space="preserve"> PAGEREF _Toc227830110 \h </w:instrText>
+            </w:r>
+            <w:r>
+              <w:rPr>
+                <w:noProof/>
+              </w:rPr>
+            </w:r>
+            <w:r>
+              <w:rPr>
+                <w:noProof/>
+              </w:rPr>
               <w:fldChar w:fldCharType="separate"/>
-              <w:t>4</w:t>
+            </w:r>
+            <w:r>
+              <w:rPr>
+                <w:noProof/>
+              </w:rPr>
+              <w:t>5</w:t>
+            </w:r>
+            <w:r>
+              <w:rPr>
+                <w:noProof/>
+              </w:rPr>
               <w:fldChar w:fldCharType="end"/>
             </w:r>
           </w:hyperlink>
@@ -1648,7 +2378,7 @@
               <w14:ligatures w14:val="standardContextual"/>
             </w:rPr>
           </w:pPr>
-          <w:hyperlink w:anchor="_Toc225839197" w:history="1">
+          <w:hyperlink w:anchor="_Toc227830111" w:history="1">
             <w:r>
               <w:rPr>
                 <w:rStyle w:val="Hyperlink"/>
@@ -1661,10 +2391,40 @@
                 <w:noProof/>
               </w:rPr>
               <w:tab/>
+            </w:r>
+            <w:r>
+              <w:rPr>
+                <w:noProof/>
+              </w:rPr>
               <w:fldChar w:fldCharType="begin"/>
-              <w:instrText xml:space="preserve"> PAGEREF _Toc225839197 \h </w:instrText>
+            </w:r>
+            <w:r>
+              <w:rPr>
+                <w:noProof/>
+              </w:rPr>
+              <w:instrText xml:space="preserve"> PAGEREF _Toc227830111 \h </w:instrText>
+            </w:r>
+            <w:r>
+              <w:rPr>
+                <w:noProof/>
+              </w:rPr>
+            </w:r>
+            <w:r>
+              <w:rPr>
+                <w:noProof/>
+              </w:rPr>
               <w:fldChar w:fldCharType="separate"/>
+            </w:r>
+            <w:r>
+              <w:rPr>
+                <w:noProof/>
+              </w:rPr>
               <w:t>5</w:t>
+            </w:r>
+            <w:r>
+              <w:rPr>
+                <w:noProof/>
+              </w:rPr>
               <w:fldChar w:fldCharType="end"/>
             </w:r>
           </w:hyperlink>
@@ -1684,7 +2444,7 @@
               <w14:ligatures w14:val="standardContextual"/>
             </w:rPr>
           </w:pPr>
-          <w:hyperlink w:anchor="_Toc225839198" w:history="1">
+          <w:hyperlink w:anchor="_Toc227830112" w:history="1">
             <w:r>
               <w:rPr>
                 <w:rStyle w:val="Hyperlink"/>
@@ -1697,10 +2457,40 @@
                 <w:noProof/>
               </w:rPr>
               <w:tab/>
+            </w:r>
+            <w:r>
+              <w:rPr>
+                <w:noProof/>
+              </w:rPr>
               <w:fldChar w:fldCharType="begin"/>
-              <w:instrText xml:space="preserve"> PAGEREF _Toc225839198 \h </w:instrText>
+            </w:r>
+            <w:r>
+              <w:rPr>
+                <w:noProof/>
+              </w:rPr>
+              <w:instrText xml:space="preserve"> PAGEREF _Toc227830112 \h </w:instrText>
+            </w:r>
+            <w:r>
+              <w:rPr>
+                <w:noProof/>
+              </w:rPr>
+            </w:r>
+            <w:r>
+              <w:rPr>
+                <w:noProof/>
+              </w:rPr>
               <w:fldChar w:fldCharType="separate"/>
+            </w:r>
+            <w:r>
+              <w:rPr>
+                <w:noProof/>
+              </w:rPr>
               <w:t>5</w:t>
+            </w:r>
+            <w:r>
+              <w:rPr>
+                <w:noProof/>
+              </w:rPr>
               <w:fldChar w:fldCharType="end"/>
             </w:r>
           </w:hyperlink>
@@ -1720,7 +2510,7 @@
               <w14:ligatures w14:val="standardContextual"/>
             </w:rPr>
           </w:pPr>
-          <w:hyperlink w:anchor="_Toc225839199" w:history="1">
+          <w:hyperlink w:anchor="_Toc227830113" w:history="1">
             <w:r>
               <w:rPr>
                 <w:rStyle w:val="Hyperlink"/>
@@ -1733,10 +2523,40 @@
                 <w:noProof/>
               </w:rPr>
               <w:tab/>
+            </w:r>
+            <w:r>
+              <w:rPr>
+                <w:noProof/>
+              </w:rPr>
               <w:fldChar w:fldCharType="begin"/>
-              <w:instrText xml:space="preserve"> PAGEREF _Toc225839199 \h </w:instrText>
+            </w:r>
+            <w:r>
+              <w:rPr>
+                <w:noProof/>
+              </w:rPr>
+              <w:instrText xml:space="preserve"> PAGEREF _Toc227830113 \h </w:instrText>
+            </w:r>
+            <w:r>
+              <w:rPr>
+                <w:noProof/>
+              </w:rPr>
+            </w:r>
+            <w:r>
+              <w:rPr>
+                <w:noProof/>
+              </w:rPr>
               <w:fldChar w:fldCharType="separate"/>
+            </w:r>
+            <w:r>
+              <w:rPr>
+                <w:noProof/>
+              </w:rPr>
               <w:t>5</w:t>
+            </w:r>
+            <w:r>
+              <w:rPr>
+                <w:noProof/>
+              </w:rPr>
               <w:fldChar w:fldCharType="end"/>
             </w:r>
           </w:hyperlink>
@@ -1756,7 +2576,7 @@
               <w14:ligatures w14:val="standardContextual"/>
             </w:rPr>
           </w:pPr>
-          <w:hyperlink w:anchor="_Toc225839200" w:history="1">
+          <w:hyperlink w:anchor="_Toc227830114" w:history="1">
             <w:r>
               <w:rPr>
                 <w:rStyle w:val="Hyperlink"/>
@@ -1769,10 +2589,40 @@
                 <w:noProof/>
               </w:rPr>
               <w:tab/>
+            </w:r>
+            <w:r>
+              <w:rPr>
+                <w:noProof/>
+              </w:rPr>
               <w:fldChar w:fldCharType="begin"/>
-              <w:instrText xml:space="preserve"> PAGEREF _Toc225839200 \h </w:instrText>
+            </w:r>
+            <w:r>
+              <w:rPr>
+                <w:noProof/>
+              </w:rPr>
+              <w:instrText xml:space="preserve"> PAGEREF _Toc227830114 \h </w:instrText>
+            </w:r>
+            <w:r>
+              <w:rPr>
+                <w:noProof/>
+              </w:rPr>
+            </w:r>
+            <w:r>
+              <w:rPr>
+                <w:noProof/>
+              </w:rPr>
               <w:fldChar w:fldCharType="separate"/>
-              <w:t>5</w:t>
+            </w:r>
+            <w:r>
+              <w:rPr>
+                <w:noProof/>
+              </w:rPr>
+              <w:t>6</w:t>
+            </w:r>
+            <w:r>
+              <w:rPr>
+                <w:noProof/>
+              </w:rPr>
               <w:fldChar w:fldCharType="end"/>
             </w:r>
           </w:hyperlink>
@@ -1792,12 +2642,11 @@
               <w14:ligatures w14:val="standardContextual"/>
             </w:rPr>
           </w:pPr>
-          <w:hyperlink w:anchor="_Toc225839201" w:history="1">
+          <w:hyperlink w:anchor="_Toc227830115" w:history="1">
             <w:r>
               <w:rPr>
                 <w:rStyle w:val="Hyperlink"/>
                 <w:noProof/>
-                <w:lang w:val="en-GB"/>
               </w:rPr>
               <w:t>5.4.1  Kanonisches Eingabeformat</w:t>
             </w:r>
@@ -1806,10 +2655,40 @@
                 <w:noProof/>
               </w:rPr>
               <w:tab/>
+            </w:r>
+            <w:r>
+              <w:rPr>
+                <w:noProof/>
+              </w:rPr>
               <w:fldChar w:fldCharType="begin"/>
-              <w:instrText xml:space="preserve"> PAGEREF _Toc225839201 \h </w:instrText>
+            </w:r>
+            <w:r>
+              <w:rPr>
+                <w:noProof/>
+              </w:rPr>
+              <w:instrText xml:space="preserve"> PAGEREF _Toc227830115 \h </w:instrText>
+            </w:r>
+            <w:r>
+              <w:rPr>
+                <w:noProof/>
+              </w:rPr>
+            </w:r>
+            <w:r>
+              <w:rPr>
+                <w:noProof/>
+              </w:rPr>
               <w:fldChar w:fldCharType="separate"/>
-              <w:t>5</w:t>
+            </w:r>
+            <w:r>
+              <w:rPr>
+                <w:noProof/>
+              </w:rPr>
+              <w:t>6</w:t>
+            </w:r>
+            <w:r>
+              <w:rPr>
+                <w:noProof/>
+              </w:rPr>
               <w:fldChar w:fldCharType="end"/>
             </w:r>
           </w:hyperlink>
@@ -1829,7 +2708,7 @@
               <w14:ligatures w14:val="standardContextual"/>
             </w:rPr>
           </w:pPr>
-          <w:hyperlink w:anchor="_Toc225839202" w:history="1">
+          <w:hyperlink w:anchor="_Toc227830116" w:history="1">
             <w:r>
               <w:rPr>
                 <w:rStyle w:val="Hyperlink"/>
@@ -1843,10 +2722,40 @@
                 <w:noProof/>
               </w:rPr>
               <w:tab/>
+            </w:r>
+            <w:r>
+              <w:rPr>
+                <w:noProof/>
+              </w:rPr>
               <w:fldChar w:fldCharType="begin"/>
-              <w:instrText xml:space="preserve"> PAGEREF _Toc225839202 \h </w:instrText>
+            </w:r>
+            <w:r>
+              <w:rPr>
+                <w:noProof/>
+              </w:rPr>
+              <w:instrText xml:space="preserve"> PAGEREF _Toc227830116 \h </w:instrText>
+            </w:r>
+            <w:r>
+              <w:rPr>
+                <w:noProof/>
+              </w:rPr>
+            </w:r>
+            <w:r>
+              <w:rPr>
+                <w:noProof/>
+              </w:rPr>
               <w:fldChar w:fldCharType="separate"/>
+            </w:r>
+            <w:r>
+              <w:rPr>
+                <w:noProof/>
+              </w:rPr>
               <w:t>6</w:t>
+            </w:r>
+            <w:r>
+              <w:rPr>
+                <w:noProof/>
+              </w:rPr>
               <w:fldChar w:fldCharType="end"/>
             </w:r>
           </w:hyperlink>
@@ -1866,7 +2775,7 @@
               <w14:ligatures w14:val="standardContextual"/>
             </w:rPr>
           </w:pPr>
-          <w:hyperlink w:anchor="_Toc225839203" w:history="1">
+          <w:hyperlink w:anchor="_Toc227830117" w:history="1">
             <w:r>
               <w:rPr>
                 <w:rStyle w:val="Hyperlink"/>
@@ -1879,10 +2788,40 @@
                 <w:noProof/>
               </w:rPr>
               <w:tab/>
+            </w:r>
+            <w:r>
+              <w:rPr>
+                <w:noProof/>
+              </w:rPr>
               <w:fldChar w:fldCharType="begin"/>
-              <w:instrText xml:space="preserve"> PAGEREF _Toc225839203 \h </w:instrText>
+            </w:r>
+            <w:r>
+              <w:rPr>
+                <w:noProof/>
+              </w:rPr>
+              <w:instrText xml:space="preserve"> PAGEREF _Toc227830117 \h </w:instrText>
+            </w:r>
+            <w:r>
+              <w:rPr>
+                <w:noProof/>
+              </w:rPr>
+            </w:r>
+            <w:r>
+              <w:rPr>
+                <w:noProof/>
+              </w:rPr>
               <w:fldChar w:fldCharType="separate"/>
+            </w:r>
+            <w:r>
+              <w:rPr>
+                <w:noProof/>
+              </w:rPr>
               <w:t>6</w:t>
+            </w:r>
+            <w:r>
+              <w:rPr>
+                <w:noProof/>
+              </w:rPr>
               <w:fldChar w:fldCharType="end"/>
             </w:r>
           </w:hyperlink>
@@ -1902,7 +2841,7 @@
               <w14:ligatures w14:val="standardContextual"/>
             </w:rPr>
           </w:pPr>
-          <w:hyperlink w:anchor="_Toc225839204" w:history="1">
+          <w:hyperlink w:anchor="_Toc227830118" w:history="1">
             <w:r>
               <w:rPr>
                 <w:rStyle w:val="Hyperlink"/>
@@ -1915,10 +2854,40 @@
                 <w:noProof/>
               </w:rPr>
               <w:tab/>
+            </w:r>
+            <w:r>
+              <w:rPr>
+                <w:noProof/>
+              </w:rPr>
               <w:fldChar w:fldCharType="begin"/>
-              <w:instrText xml:space="preserve"> PAGEREF _Toc225839204 \h </w:instrText>
+            </w:r>
+            <w:r>
+              <w:rPr>
+                <w:noProof/>
+              </w:rPr>
+              <w:instrText xml:space="preserve"> PAGEREF _Toc227830118 \h </w:instrText>
+            </w:r>
+            <w:r>
+              <w:rPr>
+                <w:noProof/>
+              </w:rPr>
+            </w:r>
+            <w:r>
+              <w:rPr>
+                <w:noProof/>
+              </w:rPr>
               <w:fldChar w:fldCharType="separate"/>
-              <w:t>6</w:t>
+            </w:r>
+            <w:r>
+              <w:rPr>
+                <w:noProof/>
+              </w:rPr>
+              <w:t>7</w:t>
+            </w:r>
+            <w:r>
+              <w:rPr>
+                <w:noProof/>
+              </w:rPr>
               <w:fldChar w:fldCharType="end"/>
             </w:r>
           </w:hyperlink>
@@ -1938,7 +2907,7 @@
               <w14:ligatures w14:val="standardContextual"/>
             </w:rPr>
           </w:pPr>
-          <w:hyperlink w:anchor="_Toc225839205" w:history="1">
+          <w:hyperlink w:anchor="_Toc227830119" w:history="1">
             <w:r>
               <w:rPr>
                 <w:rStyle w:val="Hyperlink"/>
@@ -1951,10 +2920,40 @@
                 <w:noProof/>
               </w:rPr>
               <w:tab/>
+            </w:r>
+            <w:r>
+              <w:rPr>
+                <w:noProof/>
+              </w:rPr>
               <w:fldChar w:fldCharType="begin"/>
-              <w:instrText xml:space="preserve"> PAGEREF _Toc225839205 \h </w:instrText>
+            </w:r>
+            <w:r>
+              <w:rPr>
+                <w:noProof/>
+              </w:rPr>
+              <w:instrText xml:space="preserve"> PAGEREF _Toc227830119 \h </w:instrText>
+            </w:r>
+            <w:r>
+              <w:rPr>
+                <w:noProof/>
+              </w:rPr>
+            </w:r>
+            <w:r>
+              <w:rPr>
+                <w:noProof/>
+              </w:rPr>
               <w:fldChar w:fldCharType="separate"/>
-              <w:t>6</w:t>
+            </w:r>
+            <w:r>
+              <w:rPr>
+                <w:noProof/>
+              </w:rPr>
+              <w:t>7</w:t>
+            </w:r>
+            <w:r>
+              <w:rPr>
+                <w:noProof/>
+              </w:rPr>
               <w:fldChar w:fldCharType="end"/>
             </w:r>
           </w:hyperlink>
@@ -1974,7 +2973,7 @@
               <w14:ligatures w14:val="standardContextual"/>
             </w:rPr>
           </w:pPr>
-          <w:hyperlink w:anchor="_Toc225839206" w:history="1">
+          <w:hyperlink w:anchor="_Toc227830120" w:history="1">
             <w:r>
               <w:rPr>
                 <w:rStyle w:val="Hyperlink"/>
@@ -1987,10 +2986,40 @@
                 <w:noProof/>
               </w:rPr>
               <w:tab/>
+            </w:r>
+            <w:r>
+              <w:rPr>
+                <w:noProof/>
+              </w:rPr>
               <w:fldChar w:fldCharType="begin"/>
-              <w:instrText xml:space="preserve"> PAGEREF _Toc225839206 \h </w:instrText>
+            </w:r>
+            <w:r>
+              <w:rPr>
+                <w:noProof/>
+              </w:rPr>
+              <w:instrText xml:space="preserve"> PAGEREF _Toc227830120 \h </w:instrText>
+            </w:r>
+            <w:r>
+              <w:rPr>
+                <w:noProof/>
+              </w:rPr>
+            </w:r>
+            <w:r>
+              <w:rPr>
+                <w:noProof/>
+              </w:rPr>
               <w:fldChar w:fldCharType="separate"/>
-              <w:t>6</w:t>
+            </w:r>
+            <w:r>
+              <w:rPr>
+                <w:noProof/>
+              </w:rPr>
+              <w:t>7</w:t>
+            </w:r>
+            <w:r>
+              <w:rPr>
+                <w:noProof/>
+              </w:rPr>
               <w:fldChar w:fldCharType="end"/>
             </w:r>
           </w:hyperlink>
@@ -2010,7 +3039,7 @@
               <w14:ligatures w14:val="standardContextual"/>
             </w:rPr>
           </w:pPr>
-          <w:hyperlink w:anchor="_Toc225839207" w:history="1">
+          <w:hyperlink w:anchor="_Toc227830121" w:history="1">
             <w:r>
               <w:rPr>
                 <w:rStyle w:val="Hyperlink"/>
@@ -2023,10 +3052,40 @@
                 <w:noProof/>
               </w:rPr>
               <w:tab/>
+            </w:r>
+            <w:r>
+              <w:rPr>
+                <w:noProof/>
+              </w:rPr>
               <w:fldChar w:fldCharType="begin"/>
-              <w:instrText xml:space="preserve"> PAGEREF _Toc225839207 \h </w:instrText>
+            </w:r>
+            <w:r>
+              <w:rPr>
+                <w:noProof/>
+              </w:rPr>
+              <w:instrText xml:space="preserve"> PAGEREF _Toc227830121 \h </w:instrText>
+            </w:r>
+            <w:r>
+              <w:rPr>
+                <w:noProof/>
+              </w:rPr>
+            </w:r>
+            <w:r>
+              <w:rPr>
+                <w:noProof/>
+              </w:rPr>
               <w:fldChar w:fldCharType="separate"/>
+            </w:r>
+            <w:r>
+              <w:rPr>
+                <w:noProof/>
+              </w:rPr>
               <w:t>7</w:t>
+            </w:r>
+            <w:r>
+              <w:rPr>
+                <w:noProof/>
+              </w:rPr>
               <w:fldChar w:fldCharType="end"/>
             </w:r>
           </w:hyperlink>
@@ -2046,7 +3105,7 @@
               <w14:ligatures w14:val="standardContextual"/>
             </w:rPr>
           </w:pPr>
-          <w:hyperlink w:anchor="_Toc225839208" w:history="1">
+          <w:hyperlink w:anchor="_Toc227830122" w:history="1">
             <w:r>
               <w:rPr>
                 <w:rStyle w:val="Hyperlink"/>
@@ -2059,10 +3118,40 @@
                 <w:noProof/>
               </w:rPr>
               <w:tab/>
+            </w:r>
+            <w:r>
+              <w:rPr>
+                <w:noProof/>
+              </w:rPr>
               <w:fldChar w:fldCharType="begin"/>
-              <w:instrText xml:space="preserve"> PAGEREF _Toc225839208 \h </w:instrText>
+            </w:r>
+            <w:r>
+              <w:rPr>
+                <w:noProof/>
+              </w:rPr>
+              <w:instrText xml:space="preserve"> PAGEREF _Toc227830122 \h </w:instrText>
+            </w:r>
+            <w:r>
+              <w:rPr>
+                <w:noProof/>
+              </w:rPr>
+            </w:r>
+            <w:r>
+              <w:rPr>
+                <w:noProof/>
+              </w:rPr>
               <w:fldChar w:fldCharType="separate"/>
+            </w:r>
+            <w:r>
+              <w:rPr>
+                <w:noProof/>
+              </w:rPr>
               <w:t>7</w:t>
+            </w:r>
+            <w:r>
+              <w:rPr>
+                <w:noProof/>
+              </w:rPr>
               <w:fldChar w:fldCharType="end"/>
             </w:r>
           </w:hyperlink>
@@ -2082,7 +3171,7 @@
               <w14:ligatures w14:val="standardContextual"/>
             </w:rPr>
           </w:pPr>
-          <w:hyperlink w:anchor="_Toc225839209" w:history="1">
+          <w:hyperlink w:anchor="_Toc227830123" w:history="1">
             <w:r>
               <w:rPr>
                 <w:rStyle w:val="Hyperlink"/>
@@ -2095,10 +3184,40 @@
                 <w:noProof/>
               </w:rPr>
               <w:tab/>
+            </w:r>
+            <w:r>
+              <w:rPr>
+                <w:noProof/>
+              </w:rPr>
               <w:fldChar w:fldCharType="begin"/>
-              <w:instrText xml:space="preserve"> PAGEREF _Toc225839209 \h </w:instrText>
+            </w:r>
+            <w:r>
+              <w:rPr>
+                <w:noProof/>
+              </w:rPr>
+              <w:instrText xml:space="preserve"> PAGEREF _Toc227830123 \h </w:instrText>
+            </w:r>
+            <w:r>
+              <w:rPr>
+                <w:noProof/>
+              </w:rPr>
+            </w:r>
+            <w:r>
+              <w:rPr>
+                <w:noProof/>
+              </w:rPr>
               <w:fldChar w:fldCharType="separate"/>
-              <w:t>7</w:t>
+            </w:r>
+            <w:r>
+              <w:rPr>
+                <w:noProof/>
+              </w:rPr>
+              <w:t>8</w:t>
+            </w:r>
+            <w:r>
+              <w:rPr>
+                <w:noProof/>
+              </w:rPr>
               <w:fldChar w:fldCharType="end"/>
             </w:r>
           </w:hyperlink>
@@ -2118,7 +3237,7 @@
               <w14:ligatures w14:val="standardContextual"/>
             </w:rPr>
           </w:pPr>
-          <w:hyperlink w:anchor="_Toc225839210" w:history="1">
+          <w:hyperlink w:anchor="_Toc227830124" w:history="1">
             <w:r>
               <w:rPr>
                 <w:rStyle w:val="Hyperlink"/>
@@ -2131,10 +3250,40 @@
                 <w:noProof/>
               </w:rPr>
               <w:tab/>
+            </w:r>
+            <w:r>
+              <w:rPr>
+                <w:noProof/>
+              </w:rPr>
               <w:fldChar w:fldCharType="begin"/>
-              <w:instrText xml:space="preserve"> PAGEREF _Toc225839210 \h </w:instrText>
+            </w:r>
+            <w:r>
+              <w:rPr>
+                <w:noProof/>
+              </w:rPr>
+              <w:instrText xml:space="preserve"> PAGEREF _Toc227830124 \h </w:instrText>
+            </w:r>
+            <w:r>
+              <w:rPr>
+                <w:noProof/>
+              </w:rPr>
+            </w:r>
+            <w:r>
+              <w:rPr>
+                <w:noProof/>
+              </w:rPr>
               <w:fldChar w:fldCharType="separate"/>
-              <w:t>7</w:t>
+            </w:r>
+            <w:r>
+              <w:rPr>
+                <w:noProof/>
+              </w:rPr>
+              <w:t>8</w:t>
+            </w:r>
+            <w:r>
+              <w:rPr>
+                <w:noProof/>
+              </w:rPr>
               <w:fldChar w:fldCharType="end"/>
             </w:r>
           </w:hyperlink>
@@ -2154,7 +3303,7 @@
               <w14:ligatures w14:val="standardContextual"/>
             </w:rPr>
           </w:pPr>
-          <w:hyperlink w:anchor="_Toc225839211" w:history="1">
+          <w:hyperlink w:anchor="_Toc227830125" w:history="1">
             <w:r>
               <w:rPr>
                 <w:rStyle w:val="Hyperlink"/>
@@ -2168,10 +3317,40 @@
                 <w:noProof/>
               </w:rPr>
               <w:tab/>
+            </w:r>
+            <w:r>
+              <w:rPr>
+                <w:noProof/>
+              </w:rPr>
               <w:fldChar w:fldCharType="begin"/>
-              <w:instrText xml:space="preserve"> PAGEREF _Toc225839211 \h </w:instrText>
+            </w:r>
+            <w:r>
+              <w:rPr>
+                <w:noProof/>
+              </w:rPr>
+              <w:instrText xml:space="preserve"> PAGEREF _Toc227830125 \h </w:instrText>
+            </w:r>
+            <w:r>
+              <w:rPr>
+                <w:noProof/>
+              </w:rPr>
+            </w:r>
+            <w:r>
+              <w:rPr>
+                <w:noProof/>
+              </w:rPr>
               <w:fldChar w:fldCharType="separate"/>
-              <w:t>7</w:t>
+            </w:r>
+            <w:r>
+              <w:rPr>
+                <w:noProof/>
+              </w:rPr>
+              <w:t>8</w:t>
+            </w:r>
+            <w:r>
+              <w:rPr>
+                <w:noProof/>
+              </w:rPr>
               <w:fldChar w:fldCharType="end"/>
             </w:r>
           </w:hyperlink>
@@ -2191,7 +3370,7 @@
               <w14:ligatures w14:val="standardContextual"/>
             </w:rPr>
           </w:pPr>
-          <w:hyperlink w:anchor="_Toc225839212" w:history="1">
+          <w:hyperlink w:anchor="_Toc227830126" w:history="1">
             <w:r>
               <w:rPr>
                 <w:rStyle w:val="Hyperlink"/>
@@ -2205,10 +3384,40 @@
                 <w:noProof/>
               </w:rPr>
               <w:tab/>
+            </w:r>
+            <w:r>
+              <w:rPr>
+                <w:noProof/>
+              </w:rPr>
               <w:fldChar w:fldCharType="begin"/>
-              <w:instrText xml:space="preserve"> PAGEREF _Toc225839212 \h </w:instrText>
+            </w:r>
+            <w:r>
+              <w:rPr>
+                <w:noProof/>
+              </w:rPr>
+              <w:instrText xml:space="preserve"> PAGEREF _Toc227830126 \h </w:instrText>
+            </w:r>
+            <w:r>
+              <w:rPr>
+                <w:noProof/>
+              </w:rPr>
+            </w:r>
+            <w:r>
+              <w:rPr>
+                <w:noProof/>
+              </w:rPr>
               <w:fldChar w:fldCharType="separate"/>
+            </w:r>
+            <w:r>
+              <w:rPr>
+                <w:noProof/>
+              </w:rPr>
               <w:t>8</w:t>
+            </w:r>
+            <w:r>
+              <w:rPr>
+                <w:noProof/>
+              </w:rPr>
               <w:fldChar w:fldCharType="end"/>
             </w:r>
           </w:hyperlink>
@@ -2228,7 +3437,7 @@
               <w14:ligatures w14:val="standardContextual"/>
             </w:rPr>
           </w:pPr>
-          <w:hyperlink w:anchor="_Toc225839213" w:history="1">
+          <w:hyperlink w:anchor="_Toc227830127" w:history="1">
             <w:r>
               <w:rPr>
                 <w:rStyle w:val="Hyperlink"/>
@@ -2241,10 +3450,40 @@
                 <w:noProof/>
               </w:rPr>
               <w:tab/>
+            </w:r>
+            <w:r>
+              <w:rPr>
+                <w:noProof/>
+              </w:rPr>
               <w:fldChar w:fldCharType="begin"/>
-              <w:instrText xml:space="preserve"> PAGEREF _Toc225839213 \h </w:instrText>
+            </w:r>
+            <w:r>
+              <w:rPr>
+                <w:noProof/>
+              </w:rPr>
+              <w:instrText xml:space="preserve"> PAGEREF _Toc227830127 \h </w:instrText>
+            </w:r>
+            <w:r>
+              <w:rPr>
+                <w:noProof/>
+              </w:rPr>
+            </w:r>
+            <w:r>
+              <w:rPr>
+                <w:noProof/>
+              </w:rPr>
               <w:fldChar w:fldCharType="separate"/>
+            </w:r>
+            <w:r>
+              <w:rPr>
+                <w:noProof/>
+              </w:rPr>
               <w:t>8</w:t>
+            </w:r>
+            <w:r>
+              <w:rPr>
+                <w:noProof/>
+              </w:rPr>
               <w:fldChar w:fldCharType="end"/>
             </w:r>
           </w:hyperlink>
@@ -2264,7 +3503,7 @@
               <w14:ligatures w14:val="standardContextual"/>
             </w:rPr>
           </w:pPr>
-          <w:hyperlink w:anchor="_Toc225839214" w:history="1">
+          <w:hyperlink w:anchor="_Toc227830128" w:history="1">
             <w:r>
               <w:rPr>
                 <w:rStyle w:val="Hyperlink"/>
@@ -2277,10 +3516,40 @@
                 <w:noProof/>
               </w:rPr>
               <w:tab/>
+            </w:r>
+            <w:r>
+              <w:rPr>
+                <w:noProof/>
+              </w:rPr>
               <w:fldChar w:fldCharType="begin"/>
-              <w:instrText xml:space="preserve"> PAGEREF _Toc225839214 \h </w:instrText>
+            </w:r>
+            <w:r>
+              <w:rPr>
+                <w:noProof/>
+              </w:rPr>
+              <w:instrText xml:space="preserve"> PAGEREF _Toc227830128 \h </w:instrText>
+            </w:r>
+            <w:r>
+              <w:rPr>
+                <w:noProof/>
+              </w:rPr>
+            </w:r>
+            <w:r>
+              <w:rPr>
+                <w:noProof/>
+              </w:rPr>
               <w:fldChar w:fldCharType="separate"/>
+            </w:r>
+            <w:r>
+              <w:rPr>
+                <w:noProof/>
+              </w:rPr>
               <w:t>8</w:t>
+            </w:r>
+            <w:r>
+              <w:rPr>
+                <w:noProof/>
+              </w:rPr>
               <w:fldChar w:fldCharType="end"/>
             </w:r>
           </w:hyperlink>
@@ -2300,7 +3569,7 @@
               <w14:ligatures w14:val="standardContextual"/>
             </w:rPr>
           </w:pPr>
-          <w:hyperlink w:anchor="_Toc225839215" w:history="1">
+          <w:hyperlink w:anchor="_Toc227830129" w:history="1">
             <w:r>
               <w:rPr>
                 <w:rStyle w:val="Hyperlink"/>
@@ -2313,10 +3582,40 @@
                 <w:noProof/>
               </w:rPr>
               <w:tab/>
+            </w:r>
+            <w:r>
+              <w:rPr>
+                <w:noProof/>
+              </w:rPr>
               <w:fldChar w:fldCharType="begin"/>
-              <w:instrText xml:space="preserve"> PAGEREF _Toc225839215 \h </w:instrText>
+            </w:r>
+            <w:r>
+              <w:rPr>
+                <w:noProof/>
+              </w:rPr>
+              <w:instrText xml:space="preserve"> PAGEREF _Toc227830129 \h </w:instrText>
+            </w:r>
+            <w:r>
+              <w:rPr>
+                <w:noProof/>
+              </w:rPr>
+            </w:r>
+            <w:r>
+              <w:rPr>
+                <w:noProof/>
+              </w:rPr>
               <w:fldChar w:fldCharType="separate"/>
-              <w:t>8</w:t>
+            </w:r>
+            <w:r>
+              <w:rPr>
+                <w:noProof/>
+              </w:rPr>
+              <w:t>9</w:t>
+            </w:r>
+            <w:r>
+              <w:rPr>
+                <w:noProof/>
+              </w:rPr>
               <w:fldChar w:fldCharType="end"/>
             </w:r>
           </w:hyperlink>
@@ -2336,7 +3635,7 @@
               <w14:ligatures w14:val="standardContextual"/>
             </w:rPr>
           </w:pPr>
-          <w:hyperlink w:anchor="_Toc225839216" w:history="1">
+          <w:hyperlink w:anchor="_Toc227830130" w:history="1">
             <w:r>
               <w:rPr>
                 <w:rStyle w:val="Hyperlink"/>
@@ -2350,10 +3649,40 @@
                 <w:noProof/>
               </w:rPr>
               <w:tab/>
+            </w:r>
+            <w:r>
+              <w:rPr>
+                <w:noProof/>
+              </w:rPr>
               <w:fldChar w:fldCharType="begin"/>
-              <w:instrText xml:space="preserve"> PAGEREF _Toc225839216 \h </w:instrText>
+            </w:r>
+            <w:r>
+              <w:rPr>
+                <w:noProof/>
+              </w:rPr>
+              <w:instrText xml:space="preserve"> PAGEREF _Toc227830130 \h </w:instrText>
+            </w:r>
+            <w:r>
+              <w:rPr>
+                <w:noProof/>
+              </w:rPr>
+            </w:r>
+            <w:r>
+              <w:rPr>
+                <w:noProof/>
+              </w:rPr>
               <w:fldChar w:fldCharType="separate"/>
+            </w:r>
+            <w:r>
+              <w:rPr>
+                <w:noProof/>
+              </w:rPr>
               <w:t>9</w:t>
+            </w:r>
+            <w:r>
+              <w:rPr>
+                <w:noProof/>
+              </w:rPr>
               <w:fldChar w:fldCharType="end"/>
             </w:r>
           </w:hyperlink>
@@ -2373,7 +3702,7 @@
               <w14:ligatures w14:val="standardContextual"/>
             </w:rPr>
           </w:pPr>
-          <w:hyperlink w:anchor="_Toc225839217" w:history="1">
+          <w:hyperlink w:anchor="_Toc227830131" w:history="1">
             <w:r>
               <w:rPr>
                 <w:rStyle w:val="Hyperlink"/>
@@ -2387,10 +3716,107 @@
                 <w:noProof/>
               </w:rPr>
               <w:tab/>
+            </w:r>
+            <w:r>
+              <w:rPr>
+                <w:noProof/>
+              </w:rPr>
               <w:fldChar w:fldCharType="begin"/>
-              <w:instrText xml:space="preserve"> PAGEREF _Toc225839217 \h </w:instrText>
+            </w:r>
+            <w:r>
+              <w:rPr>
+                <w:noProof/>
+              </w:rPr>
+              <w:instrText xml:space="preserve"> PAGEREF _Toc227830131 \h </w:instrText>
+            </w:r>
+            <w:r>
+              <w:rPr>
+                <w:noProof/>
+              </w:rPr>
+            </w:r>
+            <w:r>
+              <w:rPr>
+                <w:noProof/>
+              </w:rPr>
               <w:fldChar w:fldCharType="separate"/>
+            </w:r>
+            <w:r>
+              <w:rPr>
+                <w:noProof/>
+              </w:rPr>
               <w:t>9</w:t>
+            </w:r>
+            <w:r>
+              <w:rPr>
+                <w:noProof/>
+              </w:rPr>
+              <w:fldChar w:fldCharType="end"/>
+            </w:r>
+          </w:hyperlink>
+        </w:p>
+        <w:p>
+          <w:pPr>
+            <w:pStyle w:val="Verzeichnis2"/>
+            <w:tabs>
+              <w:tab w:val="right" w:leader="dot" w:pos="9496"/>
+            </w:tabs>
+            <w:rPr>
+              <w:rFonts w:asciiTheme="minorHAnsi" w:eastAsiaTheme="minorEastAsia" w:hAnsiTheme="minorHAnsi" w:cstheme="minorBidi"/>
+              <w:noProof/>
+              <w:kern w:val="2"/>
+              <w:sz w:val="24"/>
+              <w:szCs w:val="24"/>
+              <w14:ligatures w14:val="standardContextual"/>
+            </w:rPr>
+          </w:pPr>
+          <w:hyperlink w:anchor="_Toc227830132" w:history="1">
+            <w:r>
+              <w:rPr>
+                <w:rStyle w:val="Hyperlink"/>
+                <w:noProof/>
+                <w:lang w:val="en-GB"/>
+              </w:rPr>
+              <w:t>8.6  Algorithmus: Klasse-B-Mapping (relativistisch, NEU v1.3)</w:t>
+            </w:r>
+            <w:r>
+              <w:rPr>
+                <w:noProof/>
+              </w:rPr>
+              <w:tab/>
+            </w:r>
+            <w:r>
+              <w:rPr>
+                <w:noProof/>
+              </w:rPr>
+              <w:fldChar w:fldCharType="begin"/>
+            </w:r>
+            <w:r>
+              <w:rPr>
+                <w:noProof/>
+              </w:rPr>
+              <w:instrText xml:space="preserve"> PAGEREF _Toc227830132 \h </w:instrText>
+            </w:r>
+            <w:r>
+              <w:rPr>
+                <w:noProof/>
+              </w:rPr>
+            </w:r>
+            <w:r>
+              <w:rPr>
+                <w:noProof/>
+              </w:rPr>
+              <w:fldChar w:fldCharType="separate"/>
+            </w:r>
+            <w:r>
+              <w:rPr>
+                <w:noProof/>
+              </w:rPr>
+              <w:t>9</w:t>
+            </w:r>
+            <w:r>
+              <w:rPr>
+                <w:noProof/>
+              </w:rPr>
               <w:fldChar w:fldCharType="end"/>
             </w:r>
           </w:hyperlink>
@@ -2410,7 +3836,7 @@
               <w14:ligatures w14:val="standardContextual"/>
             </w:rPr>
           </w:pPr>
-          <w:hyperlink w:anchor="_Toc225839218" w:history="1">
+          <w:hyperlink w:anchor="_Toc227830133" w:history="1">
             <w:r>
               <w:rPr>
                 <w:rStyle w:val="Hyperlink"/>
@@ -2423,10 +3849,40 @@
                 <w:noProof/>
               </w:rPr>
               <w:tab/>
+            </w:r>
+            <w:r>
+              <w:rPr>
+                <w:noProof/>
+              </w:rPr>
               <w:fldChar w:fldCharType="begin"/>
-              <w:instrText xml:space="preserve"> PAGEREF _Toc225839218 \h </w:instrText>
+            </w:r>
+            <w:r>
+              <w:rPr>
+                <w:noProof/>
+              </w:rPr>
+              <w:instrText xml:space="preserve"> PAGEREF _Toc227830133 \h </w:instrText>
+            </w:r>
+            <w:r>
+              <w:rPr>
+                <w:noProof/>
+              </w:rPr>
+            </w:r>
+            <w:r>
+              <w:rPr>
+                <w:noProof/>
+              </w:rPr>
               <w:fldChar w:fldCharType="separate"/>
-              <w:t>9</w:t>
+            </w:r>
+            <w:r>
+              <w:rPr>
+                <w:noProof/>
+              </w:rPr>
+              <w:t>10</w:t>
+            </w:r>
+            <w:r>
+              <w:rPr>
+                <w:noProof/>
+              </w:rPr>
               <w:fldChar w:fldCharType="end"/>
             </w:r>
           </w:hyperlink>
@@ -2446,7 +3902,7 @@
               <w14:ligatures w14:val="standardContextual"/>
             </w:rPr>
           </w:pPr>
-          <w:hyperlink w:anchor="_Toc225839219" w:history="1">
+          <w:hyperlink w:anchor="_Toc227830134" w:history="1">
             <w:r>
               <w:rPr>
                 <w:rStyle w:val="Hyperlink"/>
@@ -2460,10 +3916,40 @@
                 <w:noProof/>
               </w:rPr>
               <w:tab/>
+            </w:r>
+            <w:r>
+              <w:rPr>
+                <w:noProof/>
+              </w:rPr>
               <w:fldChar w:fldCharType="begin"/>
-              <w:instrText xml:space="preserve"> PAGEREF _Toc225839219 \h </w:instrText>
+            </w:r>
+            <w:r>
+              <w:rPr>
+                <w:noProof/>
+              </w:rPr>
+              <w:instrText xml:space="preserve"> PAGEREF _Toc227830134 \h </w:instrText>
+            </w:r>
+            <w:r>
+              <w:rPr>
+                <w:noProof/>
+              </w:rPr>
+            </w:r>
+            <w:r>
+              <w:rPr>
+                <w:noProof/>
+              </w:rPr>
               <w:fldChar w:fldCharType="separate"/>
-              <w:t>9</w:t>
+            </w:r>
+            <w:r>
+              <w:rPr>
+                <w:noProof/>
+              </w:rPr>
+              <w:t>10</w:t>
+            </w:r>
+            <w:r>
+              <w:rPr>
+                <w:noProof/>
+              </w:rPr>
               <w:fldChar w:fldCharType="end"/>
             </w:r>
           </w:hyperlink>
@@ -2483,7 +3969,7 @@
               <w14:ligatures w14:val="standardContextual"/>
             </w:rPr>
           </w:pPr>
-          <w:hyperlink w:anchor="_Toc225839220" w:history="1">
+          <w:hyperlink w:anchor="_Toc227830135" w:history="1">
             <w:r>
               <w:rPr>
                 <w:rStyle w:val="Hyperlink"/>
@@ -2497,10 +3983,40 @@
                 <w:noProof/>
               </w:rPr>
               <w:tab/>
+            </w:r>
+            <w:r>
+              <w:rPr>
+                <w:noProof/>
+              </w:rPr>
               <w:fldChar w:fldCharType="begin"/>
-              <w:instrText xml:space="preserve"> PAGEREF _Toc225839220 \h </w:instrText>
+            </w:r>
+            <w:r>
+              <w:rPr>
+                <w:noProof/>
+              </w:rPr>
+              <w:instrText xml:space="preserve"> PAGEREF _Toc227830135 \h </w:instrText>
+            </w:r>
+            <w:r>
+              <w:rPr>
+                <w:noProof/>
+              </w:rPr>
+            </w:r>
+            <w:r>
+              <w:rPr>
+                <w:noProof/>
+              </w:rPr>
               <w:fldChar w:fldCharType="separate"/>
-              <w:t>9</w:t>
+            </w:r>
+            <w:r>
+              <w:rPr>
+                <w:noProof/>
+              </w:rPr>
+              <w:t>10</w:t>
+            </w:r>
+            <w:r>
+              <w:rPr>
+                <w:noProof/>
+              </w:rPr>
               <w:fldChar w:fldCharType="end"/>
             </w:r>
           </w:hyperlink>
@@ -2520,7 +4036,7 @@
               <w14:ligatures w14:val="standardContextual"/>
             </w:rPr>
           </w:pPr>
-          <w:hyperlink w:anchor="_Toc225839221" w:history="1">
+          <w:hyperlink w:anchor="_Toc227830136" w:history="1">
             <w:r>
               <w:rPr>
                 <w:rStyle w:val="Hyperlink"/>
@@ -2533,10 +4049,40 @@
                 <w:noProof/>
               </w:rPr>
               <w:tab/>
+            </w:r>
+            <w:r>
+              <w:rPr>
+                <w:noProof/>
+              </w:rPr>
               <w:fldChar w:fldCharType="begin"/>
-              <w:instrText xml:space="preserve"> PAGEREF _Toc225839221 \h </w:instrText>
+            </w:r>
+            <w:r>
+              <w:rPr>
+                <w:noProof/>
+              </w:rPr>
+              <w:instrText xml:space="preserve"> PAGEREF _Toc227830136 \h </w:instrText>
+            </w:r>
+            <w:r>
+              <w:rPr>
+                <w:noProof/>
+              </w:rPr>
+            </w:r>
+            <w:r>
+              <w:rPr>
+                <w:noProof/>
+              </w:rPr>
               <w:fldChar w:fldCharType="separate"/>
-              <w:t>9</w:t>
+            </w:r>
+            <w:r>
+              <w:rPr>
+                <w:noProof/>
+              </w:rPr>
+              <w:t>10</w:t>
+            </w:r>
+            <w:r>
+              <w:rPr>
+                <w:noProof/>
+              </w:rPr>
               <w:fldChar w:fldCharType="end"/>
             </w:r>
           </w:hyperlink>
@@ -2556,7 +4102,7 @@
               <w14:ligatures w14:val="standardContextual"/>
             </w:rPr>
           </w:pPr>
-          <w:hyperlink w:anchor="_Toc225839222" w:history="1">
+          <w:hyperlink w:anchor="_Toc227830137" w:history="1">
             <w:r>
               <w:rPr>
                 <w:rStyle w:val="Hyperlink"/>
@@ -2569,10 +4115,40 @@
                 <w:noProof/>
               </w:rPr>
               <w:tab/>
+            </w:r>
+            <w:r>
+              <w:rPr>
+                <w:noProof/>
+              </w:rPr>
               <w:fldChar w:fldCharType="begin"/>
-              <w:instrText xml:space="preserve"> PAGEREF _Toc225839222 \h </w:instrText>
+            </w:r>
+            <w:r>
+              <w:rPr>
+                <w:noProof/>
+              </w:rPr>
+              <w:instrText xml:space="preserve"> PAGEREF _Toc227830137 \h </w:instrText>
+            </w:r>
+            <w:r>
+              <w:rPr>
+                <w:noProof/>
+              </w:rPr>
+            </w:r>
+            <w:r>
+              <w:rPr>
+                <w:noProof/>
+              </w:rPr>
               <w:fldChar w:fldCharType="separate"/>
-              <w:t>10</w:t>
+            </w:r>
+            <w:r>
+              <w:rPr>
+                <w:noProof/>
+              </w:rPr>
+              <w:t>11</w:t>
+            </w:r>
+            <w:r>
+              <w:rPr>
+                <w:noProof/>
+              </w:rPr>
               <w:fldChar w:fldCharType="end"/>
             </w:r>
           </w:hyperlink>
@@ -2592,7 +4168,7 @@
               <w14:ligatures w14:val="standardContextual"/>
             </w:rPr>
           </w:pPr>
-          <w:hyperlink w:anchor="_Toc225839223" w:history="1">
+          <w:hyperlink w:anchor="_Toc227830138" w:history="1">
             <w:r>
               <w:rPr>
                 <w:rStyle w:val="Hyperlink"/>
@@ -2605,10 +4181,40 @@
                 <w:noProof/>
               </w:rPr>
               <w:tab/>
+            </w:r>
+            <w:r>
+              <w:rPr>
+                <w:noProof/>
+              </w:rPr>
               <w:fldChar w:fldCharType="begin"/>
-              <w:instrText xml:space="preserve"> PAGEREF _Toc225839223 \h </w:instrText>
+            </w:r>
+            <w:r>
+              <w:rPr>
+                <w:noProof/>
+              </w:rPr>
+              <w:instrText xml:space="preserve"> PAGEREF _Toc227830138 \h </w:instrText>
+            </w:r>
+            <w:r>
+              <w:rPr>
+                <w:noProof/>
+              </w:rPr>
+            </w:r>
+            <w:r>
+              <w:rPr>
+                <w:noProof/>
+              </w:rPr>
               <w:fldChar w:fldCharType="separate"/>
-              <w:t>10</w:t>
+            </w:r>
+            <w:r>
+              <w:rPr>
+                <w:noProof/>
+              </w:rPr>
+              <w:t>11</w:t>
+            </w:r>
+            <w:r>
+              <w:rPr>
+                <w:noProof/>
+              </w:rPr>
               <w:fldChar w:fldCharType="end"/>
             </w:r>
           </w:hyperlink>
@@ -2628,7 +4234,7 @@
               <w14:ligatures w14:val="standardContextual"/>
             </w:rPr>
           </w:pPr>
-          <w:hyperlink w:anchor="_Toc225839224" w:history="1">
+          <w:hyperlink w:anchor="_Toc227830139" w:history="1">
             <w:r>
               <w:rPr>
                 <w:rStyle w:val="Hyperlink"/>
@@ -2641,10 +4247,40 @@
                 <w:noProof/>
               </w:rPr>
               <w:tab/>
+            </w:r>
+            <w:r>
+              <w:rPr>
+                <w:noProof/>
+              </w:rPr>
               <w:fldChar w:fldCharType="begin"/>
-              <w:instrText xml:space="preserve"> PAGEREF _Toc225839224 \h </w:instrText>
+            </w:r>
+            <w:r>
+              <w:rPr>
+                <w:noProof/>
+              </w:rPr>
+              <w:instrText xml:space="preserve"> PAGEREF _Toc227830139 \h </w:instrText>
+            </w:r>
+            <w:r>
+              <w:rPr>
+                <w:noProof/>
+              </w:rPr>
+            </w:r>
+            <w:r>
+              <w:rPr>
+                <w:noProof/>
+              </w:rPr>
               <w:fldChar w:fldCharType="separate"/>
-              <w:t>10</w:t>
+            </w:r>
+            <w:r>
+              <w:rPr>
+                <w:noProof/>
+              </w:rPr>
+              <w:t>11</w:t>
+            </w:r>
+            <w:r>
+              <w:rPr>
+                <w:noProof/>
+              </w:rPr>
               <w:fldChar w:fldCharType="end"/>
             </w:r>
           </w:hyperlink>
@@ -2664,7 +4300,7 @@
               <w14:ligatures w14:val="standardContextual"/>
             </w:rPr>
           </w:pPr>
-          <w:hyperlink w:anchor="_Toc225839225" w:history="1">
+          <w:hyperlink w:anchor="_Toc227830140" w:history="1">
             <w:r>
               <w:rPr>
                 <w:rStyle w:val="Hyperlink"/>
@@ -2677,10 +4313,40 @@
                 <w:noProof/>
               </w:rPr>
               <w:tab/>
+            </w:r>
+            <w:r>
+              <w:rPr>
+                <w:noProof/>
+              </w:rPr>
               <w:fldChar w:fldCharType="begin"/>
-              <w:instrText xml:space="preserve"> PAGEREF _Toc225839225 \h </w:instrText>
+            </w:r>
+            <w:r>
+              <w:rPr>
+                <w:noProof/>
+              </w:rPr>
+              <w:instrText xml:space="preserve"> PAGEREF _Toc227830140 \h </w:instrText>
+            </w:r>
+            <w:r>
+              <w:rPr>
+                <w:noProof/>
+              </w:rPr>
+            </w:r>
+            <w:r>
+              <w:rPr>
+                <w:noProof/>
+              </w:rPr>
               <w:fldChar w:fldCharType="separate"/>
-              <w:t>10</w:t>
+            </w:r>
+            <w:r>
+              <w:rPr>
+                <w:noProof/>
+              </w:rPr>
+              <w:t>11</w:t>
+            </w:r>
+            <w:r>
+              <w:rPr>
+                <w:noProof/>
+              </w:rPr>
               <w:fldChar w:fldCharType="end"/>
             </w:r>
           </w:hyperlink>
@@ -2700,7 +4366,7 @@
               <w14:ligatures w14:val="standardContextual"/>
             </w:rPr>
           </w:pPr>
-          <w:hyperlink w:anchor="_Toc225839226" w:history="1">
+          <w:hyperlink w:anchor="_Toc227830141" w:history="1">
             <w:r>
               <w:rPr>
                 <w:rStyle w:val="Hyperlink"/>
@@ -2713,10 +4379,40 @@
                 <w:noProof/>
               </w:rPr>
               <w:tab/>
+            </w:r>
+            <w:r>
+              <w:rPr>
+                <w:noProof/>
+              </w:rPr>
               <w:fldChar w:fldCharType="begin"/>
-              <w:instrText xml:space="preserve"> PAGEREF _Toc225839226 \h </w:instrText>
+            </w:r>
+            <w:r>
+              <w:rPr>
+                <w:noProof/>
+              </w:rPr>
+              <w:instrText xml:space="preserve"> PAGEREF _Toc227830141 \h </w:instrText>
+            </w:r>
+            <w:r>
+              <w:rPr>
+                <w:noProof/>
+              </w:rPr>
+            </w:r>
+            <w:r>
+              <w:rPr>
+                <w:noProof/>
+              </w:rPr>
               <w:fldChar w:fldCharType="separate"/>
-              <w:t>11</w:t>
+            </w:r>
+            <w:r>
+              <w:rPr>
+                <w:noProof/>
+              </w:rPr>
+              <w:t>12</w:t>
+            </w:r>
+            <w:r>
+              <w:rPr>
+                <w:noProof/>
+              </w:rPr>
               <w:fldChar w:fldCharType="end"/>
             </w:r>
           </w:hyperlink>
@@ -2736,7 +4432,7 @@
               <w14:ligatures w14:val="standardContextual"/>
             </w:rPr>
           </w:pPr>
-          <w:hyperlink w:anchor="_Toc225839227" w:history="1">
+          <w:hyperlink w:anchor="_Toc227830142" w:history="1">
             <w:r>
               <w:rPr>
                 <w:rStyle w:val="Hyperlink"/>
@@ -2749,10 +4445,40 @@
                 <w:noProof/>
               </w:rPr>
               <w:tab/>
+            </w:r>
+            <w:r>
+              <w:rPr>
+                <w:noProof/>
+              </w:rPr>
               <w:fldChar w:fldCharType="begin"/>
-              <w:instrText xml:space="preserve"> PAGEREF _Toc225839227 \h </w:instrText>
+            </w:r>
+            <w:r>
+              <w:rPr>
+                <w:noProof/>
+              </w:rPr>
+              <w:instrText xml:space="preserve"> PAGEREF _Toc227830142 \h </w:instrText>
+            </w:r>
+            <w:r>
+              <w:rPr>
+                <w:noProof/>
+              </w:rPr>
+            </w:r>
+            <w:r>
+              <w:rPr>
+                <w:noProof/>
+              </w:rPr>
               <w:fldChar w:fldCharType="separate"/>
-              <w:t>11</w:t>
+            </w:r>
+            <w:r>
+              <w:rPr>
+                <w:noProof/>
+              </w:rPr>
+              <w:t>12</w:t>
+            </w:r>
+            <w:r>
+              <w:rPr>
+                <w:noProof/>
+              </w:rPr>
               <w:fldChar w:fldCharType="end"/>
             </w:r>
           </w:hyperlink>
@@ -2772,7 +4498,7 @@
               <w14:ligatures w14:val="standardContextual"/>
             </w:rPr>
           </w:pPr>
-          <w:hyperlink w:anchor="_Toc225839228" w:history="1">
+          <w:hyperlink w:anchor="_Toc227830143" w:history="1">
             <w:r>
               <w:rPr>
                 <w:rStyle w:val="Hyperlink"/>
@@ -2785,10 +4511,40 @@
                 <w:noProof/>
               </w:rPr>
               <w:tab/>
+            </w:r>
+            <w:r>
+              <w:rPr>
+                <w:noProof/>
+              </w:rPr>
               <w:fldChar w:fldCharType="begin"/>
-              <w:instrText xml:space="preserve"> PAGEREF _Toc225839228 \h </w:instrText>
+            </w:r>
+            <w:r>
+              <w:rPr>
+                <w:noProof/>
+              </w:rPr>
+              <w:instrText xml:space="preserve"> PAGEREF _Toc227830143 \h </w:instrText>
+            </w:r>
+            <w:r>
+              <w:rPr>
+                <w:noProof/>
+              </w:rPr>
+            </w:r>
+            <w:r>
+              <w:rPr>
+                <w:noProof/>
+              </w:rPr>
               <w:fldChar w:fldCharType="separate"/>
-              <w:t>11</w:t>
+            </w:r>
+            <w:r>
+              <w:rPr>
+                <w:noProof/>
+              </w:rPr>
+              <w:t>12</w:t>
+            </w:r>
+            <w:r>
+              <w:rPr>
+                <w:noProof/>
+              </w:rPr>
               <w:fldChar w:fldCharType="end"/>
             </w:r>
           </w:hyperlink>
@@ -2808,7 +4564,7 @@
               <w14:ligatures w14:val="standardContextual"/>
             </w:rPr>
           </w:pPr>
-          <w:hyperlink w:anchor="_Toc225839229" w:history="1">
+          <w:hyperlink w:anchor="_Toc227830144" w:history="1">
             <w:r>
               <w:rPr>
                 <w:rStyle w:val="Hyperlink"/>
@@ -2821,10 +4577,40 @@
                 <w:noProof/>
               </w:rPr>
               <w:tab/>
+            </w:r>
+            <w:r>
+              <w:rPr>
+                <w:noProof/>
+              </w:rPr>
               <w:fldChar w:fldCharType="begin"/>
-              <w:instrText xml:space="preserve"> PAGEREF _Toc225839229 \h </w:instrText>
+            </w:r>
+            <w:r>
+              <w:rPr>
+                <w:noProof/>
+              </w:rPr>
+              <w:instrText xml:space="preserve"> PAGEREF _Toc227830144 \h </w:instrText>
+            </w:r>
+            <w:r>
+              <w:rPr>
+                <w:noProof/>
+              </w:rPr>
+            </w:r>
+            <w:r>
+              <w:rPr>
+                <w:noProof/>
+              </w:rPr>
               <w:fldChar w:fldCharType="separate"/>
-              <w:t>12</w:t>
+            </w:r>
+            <w:r>
+              <w:rPr>
+                <w:noProof/>
+              </w:rPr>
+              <w:t>13</w:t>
+            </w:r>
+            <w:r>
+              <w:rPr>
+                <w:noProof/>
+              </w:rPr>
               <w:fldChar w:fldCharType="end"/>
             </w:r>
           </w:hyperlink>
@@ -2844,7 +4630,7 @@
               <w14:ligatures w14:val="standardContextual"/>
             </w:rPr>
           </w:pPr>
-          <w:hyperlink w:anchor="_Toc225839230" w:history="1">
+          <w:hyperlink w:anchor="_Toc227830145" w:history="1">
             <w:r>
               <w:rPr>
                 <w:rStyle w:val="Hyperlink"/>
@@ -2857,10 +4643,40 @@
                 <w:noProof/>
               </w:rPr>
               <w:tab/>
+            </w:r>
+            <w:r>
+              <w:rPr>
+                <w:noProof/>
+              </w:rPr>
               <w:fldChar w:fldCharType="begin"/>
-              <w:instrText xml:space="preserve"> PAGEREF _Toc225839230 \h </w:instrText>
+            </w:r>
+            <w:r>
+              <w:rPr>
+                <w:noProof/>
+              </w:rPr>
+              <w:instrText xml:space="preserve"> PAGEREF _Toc227830145 \h </w:instrText>
+            </w:r>
+            <w:r>
+              <w:rPr>
+                <w:noProof/>
+              </w:rPr>
+            </w:r>
+            <w:r>
+              <w:rPr>
+                <w:noProof/>
+              </w:rPr>
               <w:fldChar w:fldCharType="separate"/>
-              <w:t>12</w:t>
+            </w:r>
+            <w:r>
+              <w:rPr>
+                <w:noProof/>
+              </w:rPr>
+              <w:t>13</w:t>
+            </w:r>
+            <w:r>
+              <w:rPr>
+                <w:noProof/>
+              </w:rPr>
               <w:fldChar w:fldCharType="end"/>
             </w:r>
           </w:hyperlink>
@@ -2880,7 +4696,7 @@
               <w14:ligatures w14:val="standardContextual"/>
             </w:rPr>
           </w:pPr>
-          <w:hyperlink w:anchor="_Toc225839231" w:history="1">
+          <w:hyperlink w:anchor="_Toc227830146" w:history="1">
             <w:r>
               <w:rPr>
                 <w:rStyle w:val="Hyperlink"/>
@@ -2893,10 +4709,40 @@
                 <w:noProof/>
               </w:rPr>
               <w:tab/>
+            </w:r>
+            <w:r>
+              <w:rPr>
+                <w:noProof/>
+              </w:rPr>
               <w:fldChar w:fldCharType="begin"/>
-              <w:instrText xml:space="preserve"> PAGEREF _Toc225839231 \h </w:instrText>
+            </w:r>
+            <w:r>
+              <w:rPr>
+                <w:noProof/>
+              </w:rPr>
+              <w:instrText xml:space="preserve"> PAGEREF _Toc227830146 \h </w:instrText>
+            </w:r>
+            <w:r>
+              <w:rPr>
+                <w:noProof/>
+              </w:rPr>
+            </w:r>
+            <w:r>
+              <w:rPr>
+                <w:noProof/>
+              </w:rPr>
               <w:fldChar w:fldCharType="separate"/>
-              <w:t>12</w:t>
+            </w:r>
+            <w:r>
+              <w:rPr>
+                <w:noProof/>
+              </w:rPr>
+              <w:t>13</w:t>
+            </w:r>
+            <w:r>
+              <w:rPr>
+                <w:noProof/>
+              </w:rPr>
               <w:fldChar w:fldCharType="end"/>
             </w:r>
           </w:hyperlink>
@@ -2916,7 +4762,7 @@
               <w14:ligatures w14:val="standardContextual"/>
             </w:rPr>
           </w:pPr>
-          <w:hyperlink w:anchor="_Toc225839232" w:history="1">
+          <w:hyperlink w:anchor="_Toc227830147" w:history="1">
             <w:r>
               <w:rPr>
                 <w:rStyle w:val="Hyperlink"/>
@@ -2929,10 +4775,40 @@
                 <w:noProof/>
               </w:rPr>
               <w:tab/>
+            </w:r>
+            <w:r>
+              <w:rPr>
+                <w:noProof/>
+              </w:rPr>
               <w:fldChar w:fldCharType="begin"/>
-              <w:instrText xml:space="preserve"> PAGEREF _Toc225839232 \h </w:instrText>
+            </w:r>
+            <w:r>
+              <w:rPr>
+                <w:noProof/>
+              </w:rPr>
+              <w:instrText xml:space="preserve"> PAGEREF _Toc227830147 \h </w:instrText>
+            </w:r>
+            <w:r>
+              <w:rPr>
+                <w:noProof/>
+              </w:rPr>
+            </w:r>
+            <w:r>
+              <w:rPr>
+                <w:noProof/>
+              </w:rPr>
               <w:fldChar w:fldCharType="separate"/>
-              <w:t>12</w:t>
+            </w:r>
+            <w:r>
+              <w:rPr>
+                <w:noProof/>
+              </w:rPr>
+              <w:t>13</w:t>
+            </w:r>
+            <w:r>
+              <w:rPr>
+                <w:noProof/>
+              </w:rPr>
               <w:fldChar w:fldCharType="end"/>
             </w:r>
           </w:hyperlink>
@@ -2952,7 +4828,7 @@
               <w14:ligatures w14:val="standardContextual"/>
             </w:rPr>
           </w:pPr>
-          <w:hyperlink w:anchor="_Toc225839233" w:history="1">
+          <w:hyperlink w:anchor="_Toc227830148" w:history="1">
             <w:r>
               <w:rPr>
                 <w:rStyle w:val="Hyperlink"/>
@@ -2965,10 +4841,40 @@
                 <w:noProof/>
               </w:rPr>
               <w:tab/>
+            </w:r>
+            <w:r>
+              <w:rPr>
+                <w:noProof/>
+              </w:rPr>
               <w:fldChar w:fldCharType="begin"/>
-              <w:instrText xml:space="preserve"> PAGEREF _Toc225839233 \h </w:instrText>
+            </w:r>
+            <w:r>
+              <w:rPr>
+                <w:noProof/>
+              </w:rPr>
+              <w:instrText xml:space="preserve"> PAGEREF _Toc227830148 \h </w:instrText>
+            </w:r>
+            <w:r>
+              <w:rPr>
+                <w:noProof/>
+              </w:rPr>
+            </w:r>
+            <w:r>
+              <w:rPr>
+                <w:noProof/>
+              </w:rPr>
               <w:fldChar w:fldCharType="separate"/>
-              <w:t>13</w:t>
+            </w:r>
+            <w:r>
+              <w:rPr>
+                <w:noProof/>
+              </w:rPr>
+              <w:t>14</w:t>
+            </w:r>
+            <w:r>
+              <w:rPr>
+                <w:noProof/>
+              </w:rPr>
               <w:fldChar w:fldCharType="end"/>
             </w:r>
           </w:hyperlink>
@@ -2988,7 +4894,7 @@
               <w14:ligatures w14:val="standardContextual"/>
             </w:rPr>
           </w:pPr>
-          <w:hyperlink w:anchor="_Toc225839234" w:history="1">
+          <w:hyperlink w:anchor="_Toc227830149" w:history="1">
             <w:r>
               <w:rPr>
                 <w:rStyle w:val="Hyperlink"/>
@@ -3002,10 +4908,40 @@
                 <w:noProof/>
               </w:rPr>
               <w:tab/>
+            </w:r>
+            <w:r>
+              <w:rPr>
+                <w:noProof/>
+              </w:rPr>
               <w:fldChar w:fldCharType="begin"/>
-              <w:instrText xml:space="preserve"> PAGEREF _Toc225839234 \h </w:instrText>
+            </w:r>
+            <w:r>
+              <w:rPr>
+                <w:noProof/>
+              </w:rPr>
+              <w:instrText xml:space="preserve"> PAGEREF _Toc227830149 \h </w:instrText>
+            </w:r>
+            <w:r>
+              <w:rPr>
+                <w:noProof/>
+              </w:rPr>
+            </w:r>
+            <w:r>
+              <w:rPr>
+                <w:noProof/>
+              </w:rPr>
               <w:fldChar w:fldCharType="separate"/>
-              <w:t>13</w:t>
+            </w:r>
+            <w:r>
+              <w:rPr>
+                <w:noProof/>
+              </w:rPr>
+              <w:t>14</w:t>
+            </w:r>
+            <w:r>
+              <w:rPr>
+                <w:noProof/>
+              </w:rPr>
               <w:fldChar w:fldCharType="end"/>
             </w:r>
           </w:hyperlink>
@@ -3025,7 +4961,7 @@
               <w14:ligatures w14:val="standardContextual"/>
             </w:rPr>
           </w:pPr>
-          <w:hyperlink w:anchor="_Toc225839235" w:history="1">
+          <w:hyperlink w:anchor="_Toc227830150" w:history="1">
             <w:r>
               <w:rPr>
                 <w:rStyle w:val="Hyperlink"/>
@@ -3038,10 +4974,40 @@
                 <w:noProof/>
               </w:rPr>
               <w:tab/>
+            </w:r>
+            <w:r>
+              <w:rPr>
+                <w:noProof/>
+              </w:rPr>
               <w:fldChar w:fldCharType="begin"/>
-              <w:instrText xml:space="preserve"> PAGEREF _Toc225839235 \h </w:instrText>
+            </w:r>
+            <w:r>
+              <w:rPr>
+                <w:noProof/>
+              </w:rPr>
+              <w:instrText xml:space="preserve"> PAGEREF _Toc227830150 \h </w:instrText>
+            </w:r>
+            <w:r>
+              <w:rPr>
+                <w:noProof/>
+              </w:rPr>
+            </w:r>
+            <w:r>
+              <w:rPr>
+                <w:noProof/>
+              </w:rPr>
               <w:fldChar w:fldCharType="separate"/>
-              <w:t>13</w:t>
+            </w:r>
+            <w:r>
+              <w:rPr>
+                <w:noProof/>
+              </w:rPr>
+              <w:t>14</w:t>
+            </w:r>
+            <w:r>
+              <w:rPr>
+                <w:noProof/>
+              </w:rPr>
               <w:fldChar w:fldCharType="end"/>
             </w:r>
           </w:hyperlink>
@@ -3061,7 +5027,7 @@
               <w14:ligatures w14:val="standardContextual"/>
             </w:rPr>
           </w:pPr>
-          <w:hyperlink w:anchor="_Toc225839236" w:history="1">
+          <w:hyperlink w:anchor="_Toc227830151" w:history="1">
             <w:r>
               <w:rPr>
                 <w:rStyle w:val="Hyperlink"/>
@@ -3074,10 +5040,40 @@
                 <w:noProof/>
               </w:rPr>
               <w:tab/>
+            </w:r>
+            <w:r>
+              <w:rPr>
+                <w:noProof/>
+              </w:rPr>
               <w:fldChar w:fldCharType="begin"/>
-              <w:instrText xml:space="preserve"> PAGEREF _Toc225839236 \h </w:instrText>
+            </w:r>
+            <w:r>
+              <w:rPr>
+                <w:noProof/>
+              </w:rPr>
+              <w:instrText xml:space="preserve"> PAGEREF _Toc227830151 \h </w:instrText>
+            </w:r>
+            <w:r>
+              <w:rPr>
+                <w:noProof/>
+              </w:rPr>
+            </w:r>
+            <w:r>
+              <w:rPr>
+                <w:noProof/>
+              </w:rPr>
               <w:fldChar w:fldCharType="separate"/>
-              <w:t>14</w:t>
+            </w:r>
+            <w:r>
+              <w:rPr>
+                <w:noProof/>
+              </w:rPr>
+              <w:t>15</w:t>
+            </w:r>
+            <w:r>
+              <w:rPr>
+                <w:noProof/>
+              </w:rPr>
               <w:fldChar w:fldCharType="end"/>
             </w:r>
           </w:hyperlink>
@@ -3097,7 +5093,7 @@
               <w14:ligatures w14:val="standardContextual"/>
             </w:rPr>
           </w:pPr>
-          <w:hyperlink w:anchor="_Toc225839237" w:history="1">
+          <w:hyperlink w:anchor="_Toc227830152" w:history="1">
             <w:r>
               <w:rPr>
                 <w:rStyle w:val="Hyperlink"/>
@@ -3110,10 +5106,40 @@
                 <w:noProof/>
               </w:rPr>
               <w:tab/>
+            </w:r>
+            <w:r>
+              <w:rPr>
+                <w:noProof/>
+              </w:rPr>
               <w:fldChar w:fldCharType="begin"/>
-              <w:instrText xml:space="preserve"> PAGEREF _Toc225839237 \h </w:instrText>
+            </w:r>
+            <w:r>
+              <w:rPr>
+                <w:noProof/>
+              </w:rPr>
+              <w:instrText xml:space="preserve"> PAGEREF _Toc227830152 \h </w:instrText>
+            </w:r>
+            <w:r>
+              <w:rPr>
+                <w:noProof/>
+              </w:rPr>
+            </w:r>
+            <w:r>
+              <w:rPr>
+                <w:noProof/>
+              </w:rPr>
               <w:fldChar w:fldCharType="separate"/>
-              <w:t>15</w:t>
+            </w:r>
+            <w:r>
+              <w:rPr>
+                <w:noProof/>
+              </w:rPr>
+              <w:t>16</w:t>
+            </w:r>
+            <w:r>
+              <w:rPr>
+                <w:noProof/>
+              </w:rPr>
               <w:fldChar w:fldCharType="end"/>
             </w:r>
           </w:hyperlink>
@@ -3133,7 +5159,7 @@
               <w14:ligatures w14:val="standardContextual"/>
             </w:rPr>
           </w:pPr>
-          <w:hyperlink w:anchor="_Toc225839238" w:history="1">
+          <w:hyperlink w:anchor="_Toc227830153" w:history="1">
             <w:r>
               <w:rPr>
                 <w:rStyle w:val="Hyperlink"/>
@@ -3146,10 +5172,40 @@
                 <w:noProof/>
               </w:rPr>
               <w:tab/>
+            </w:r>
+            <w:r>
+              <w:rPr>
+                <w:noProof/>
+              </w:rPr>
               <w:fldChar w:fldCharType="begin"/>
-              <w:instrText xml:space="preserve"> PAGEREF _Toc225839238 \h </w:instrText>
+            </w:r>
+            <w:r>
+              <w:rPr>
+                <w:noProof/>
+              </w:rPr>
+              <w:instrText xml:space="preserve"> PAGEREF _Toc227830153 \h </w:instrText>
+            </w:r>
+            <w:r>
+              <w:rPr>
+                <w:noProof/>
+              </w:rPr>
+            </w:r>
+            <w:r>
+              <w:rPr>
+                <w:noProof/>
+              </w:rPr>
               <w:fldChar w:fldCharType="separate"/>
-              <w:t>15</w:t>
+            </w:r>
+            <w:r>
+              <w:rPr>
+                <w:noProof/>
+              </w:rPr>
+              <w:t>16</w:t>
+            </w:r>
+            <w:r>
+              <w:rPr>
+                <w:noProof/>
+              </w:rPr>
               <w:fldChar w:fldCharType="end"/>
             </w:r>
           </w:hyperlink>
@@ -3169,7 +5225,7 @@
               <w14:ligatures w14:val="standardContextual"/>
             </w:rPr>
           </w:pPr>
-          <w:hyperlink w:anchor="_Toc225839239" w:history="1">
+          <w:hyperlink w:anchor="_Toc227830154" w:history="1">
             <w:r>
               <w:rPr>
                 <w:rStyle w:val="Hyperlink"/>
@@ -3182,10 +5238,40 @@
                 <w:noProof/>
               </w:rPr>
               <w:tab/>
+            </w:r>
+            <w:r>
+              <w:rPr>
+                <w:noProof/>
+              </w:rPr>
               <w:fldChar w:fldCharType="begin"/>
-              <w:instrText xml:space="preserve"> PAGEREF _Toc225839239 \h </w:instrText>
+            </w:r>
+            <w:r>
+              <w:rPr>
+                <w:noProof/>
+              </w:rPr>
+              <w:instrText xml:space="preserve"> PAGEREF _Toc227830154 \h </w:instrText>
+            </w:r>
+            <w:r>
+              <w:rPr>
+                <w:noProof/>
+              </w:rPr>
+            </w:r>
+            <w:r>
+              <w:rPr>
+                <w:noProof/>
+              </w:rPr>
               <w:fldChar w:fldCharType="separate"/>
-              <w:t>16</w:t>
+            </w:r>
+            <w:r>
+              <w:rPr>
+                <w:noProof/>
+              </w:rPr>
+              <w:t>17</w:t>
+            </w:r>
+            <w:r>
+              <w:rPr>
+                <w:noProof/>
+              </w:rPr>
               <w:fldChar w:fldCharType="end"/>
             </w:r>
           </w:hyperlink>
@@ -3205,7 +5291,7 @@
               <w14:ligatures w14:val="standardContextual"/>
             </w:rPr>
           </w:pPr>
-          <w:hyperlink w:anchor="_Toc225839240" w:history="1">
+          <w:hyperlink w:anchor="_Toc227830155" w:history="1">
             <w:r>
               <w:rPr>
                 <w:rStyle w:val="Hyperlink"/>
@@ -3218,10 +5304,40 @@
                 <w:noProof/>
               </w:rPr>
               <w:tab/>
+            </w:r>
+            <w:r>
+              <w:rPr>
+                <w:noProof/>
+              </w:rPr>
               <w:fldChar w:fldCharType="begin"/>
-              <w:instrText xml:space="preserve"> PAGEREF _Toc225839240 \h </w:instrText>
+            </w:r>
+            <w:r>
+              <w:rPr>
+                <w:noProof/>
+              </w:rPr>
+              <w:instrText xml:space="preserve"> PAGEREF _Toc227830155 \h </w:instrText>
+            </w:r>
+            <w:r>
+              <w:rPr>
+                <w:noProof/>
+              </w:rPr>
+            </w:r>
+            <w:r>
+              <w:rPr>
+                <w:noProof/>
+              </w:rPr>
               <w:fldChar w:fldCharType="separate"/>
-              <w:t>17</w:t>
+            </w:r>
+            <w:r>
+              <w:rPr>
+                <w:noProof/>
+              </w:rPr>
+              <w:t>18</w:t>
+            </w:r>
+            <w:r>
+              <w:rPr>
+                <w:noProof/>
+              </w:rPr>
               <w:fldChar w:fldCharType="end"/>
             </w:r>
           </w:hyperlink>
@@ -3241,7 +5357,7 @@
               <w14:ligatures w14:val="standardContextual"/>
             </w:rPr>
           </w:pPr>
-          <w:hyperlink w:anchor="_Toc225839241" w:history="1">
+          <w:hyperlink w:anchor="_Toc227830156" w:history="1">
             <w:r>
               <w:rPr>
                 <w:rStyle w:val="Hyperlink"/>
@@ -3254,10 +5370,40 @@
                 <w:noProof/>
               </w:rPr>
               <w:tab/>
+            </w:r>
+            <w:r>
+              <w:rPr>
+                <w:noProof/>
+              </w:rPr>
               <w:fldChar w:fldCharType="begin"/>
-              <w:instrText xml:space="preserve"> PAGEREF _Toc225839241 \h </w:instrText>
+            </w:r>
+            <w:r>
+              <w:rPr>
+                <w:noProof/>
+              </w:rPr>
+              <w:instrText xml:space="preserve"> PAGEREF _Toc227830156 \h </w:instrText>
+            </w:r>
+            <w:r>
+              <w:rPr>
+                <w:noProof/>
+              </w:rPr>
+            </w:r>
+            <w:r>
+              <w:rPr>
+                <w:noProof/>
+              </w:rPr>
               <w:fldChar w:fldCharType="separate"/>
-              <w:t>18</w:t>
+            </w:r>
+            <w:r>
+              <w:rPr>
+                <w:noProof/>
+              </w:rPr>
+              <w:t>19</w:t>
+            </w:r>
+            <w:r>
+              <w:rPr>
+                <w:noProof/>
+              </w:rPr>
               <w:fldChar w:fldCharType="end"/>
             </w:r>
           </w:hyperlink>
@@ -3277,7 +5423,7 @@
               <w14:ligatures w14:val="standardContextual"/>
             </w:rPr>
           </w:pPr>
-          <w:hyperlink w:anchor="_Toc225839242" w:history="1">
+          <w:hyperlink w:anchor="_Toc227830157" w:history="1">
             <w:r>
               <w:rPr>
                 <w:rStyle w:val="Hyperlink"/>
@@ -3290,10 +5436,40 @@
                 <w:noProof/>
               </w:rPr>
               <w:tab/>
+            </w:r>
+            <w:r>
+              <w:rPr>
+                <w:noProof/>
+              </w:rPr>
               <w:fldChar w:fldCharType="begin"/>
-              <w:instrText xml:space="preserve"> PAGEREF _Toc225839242 \h </w:instrText>
+            </w:r>
+            <w:r>
+              <w:rPr>
+                <w:noProof/>
+              </w:rPr>
+              <w:instrText xml:space="preserve"> PAGEREF _Toc227830157 \h </w:instrText>
+            </w:r>
+            <w:r>
+              <w:rPr>
+                <w:noProof/>
+              </w:rPr>
+            </w:r>
+            <w:r>
+              <w:rPr>
+                <w:noProof/>
+              </w:rPr>
               <w:fldChar w:fldCharType="separate"/>
-              <w:t>18</w:t>
+            </w:r>
+            <w:r>
+              <w:rPr>
+                <w:noProof/>
+              </w:rPr>
+              <w:t>19</w:t>
+            </w:r>
+            <w:r>
+              <w:rPr>
+                <w:noProof/>
+              </w:rPr>
               <w:fldChar w:fldCharType="end"/>
             </w:r>
           </w:hyperlink>
@@ -3313,7 +5489,7 @@
               <w14:ligatures w14:val="standardContextual"/>
             </w:rPr>
           </w:pPr>
-          <w:hyperlink w:anchor="_Toc225839243" w:history="1">
+          <w:hyperlink w:anchor="_Toc227830158" w:history="1">
             <w:r>
               <w:rPr>
                 <w:rStyle w:val="Hyperlink"/>
@@ -3326,10 +5502,40 @@
                 <w:noProof/>
               </w:rPr>
               <w:tab/>
+            </w:r>
+            <w:r>
+              <w:rPr>
+                <w:noProof/>
+              </w:rPr>
               <w:fldChar w:fldCharType="begin"/>
-              <w:instrText xml:space="preserve"> PAGEREF _Toc225839243 \h </w:instrText>
+            </w:r>
+            <w:r>
+              <w:rPr>
+                <w:noProof/>
+              </w:rPr>
+              <w:instrText xml:space="preserve"> PAGEREF _Toc227830158 \h </w:instrText>
+            </w:r>
+            <w:r>
+              <w:rPr>
+                <w:noProof/>
+              </w:rPr>
+            </w:r>
+            <w:r>
+              <w:rPr>
+                <w:noProof/>
+              </w:rPr>
               <w:fldChar w:fldCharType="separate"/>
-              <w:t>18</w:t>
+            </w:r>
+            <w:r>
+              <w:rPr>
+                <w:noProof/>
+              </w:rPr>
+              <w:t>19</w:t>
+            </w:r>
+            <w:r>
+              <w:rPr>
+                <w:noProof/>
+              </w:rPr>
               <w:fldChar w:fldCharType="end"/>
             </w:r>
           </w:hyperlink>
@@ -3349,7 +5555,7 @@
               <w14:ligatures w14:val="standardContextual"/>
             </w:rPr>
           </w:pPr>
-          <w:hyperlink w:anchor="_Toc225839244" w:history="1">
+          <w:hyperlink w:anchor="_Toc227830159" w:history="1">
             <w:r>
               <w:rPr>
                 <w:rStyle w:val="Hyperlink"/>
@@ -3362,10 +5568,40 @@
                 <w:noProof/>
               </w:rPr>
               <w:tab/>
+            </w:r>
+            <w:r>
+              <w:rPr>
+                <w:noProof/>
+              </w:rPr>
               <w:fldChar w:fldCharType="begin"/>
-              <w:instrText xml:space="preserve"> PAGEREF _Toc225839244 \h </w:instrText>
+            </w:r>
+            <w:r>
+              <w:rPr>
+                <w:noProof/>
+              </w:rPr>
+              <w:instrText xml:space="preserve"> PAGEREF _Toc227830159 \h </w:instrText>
+            </w:r>
+            <w:r>
+              <w:rPr>
+                <w:noProof/>
+              </w:rPr>
+            </w:r>
+            <w:r>
+              <w:rPr>
+                <w:noProof/>
+              </w:rPr>
               <w:fldChar w:fldCharType="separate"/>
-              <w:t>19</w:t>
+            </w:r>
+            <w:r>
+              <w:rPr>
+                <w:noProof/>
+              </w:rPr>
+              <w:t>20</w:t>
+            </w:r>
+            <w:r>
+              <w:rPr>
+                <w:noProof/>
+              </w:rPr>
               <w:fldChar w:fldCharType="end"/>
             </w:r>
           </w:hyperlink>
@@ -3385,7 +5621,7 @@
               <w14:ligatures w14:val="standardContextual"/>
             </w:rPr>
           </w:pPr>
-          <w:hyperlink w:anchor="_Toc225839245" w:history="1">
+          <w:hyperlink w:anchor="_Toc227830160" w:history="1">
             <w:r>
               <w:rPr>
                 <w:rStyle w:val="Hyperlink"/>
@@ -3398,10 +5634,40 @@
                 <w:noProof/>
               </w:rPr>
               <w:tab/>
+            </w:r>
+            <w:r>
+              <w:rPr>
+                <w:noProof/>
+              </w:rPr>
               <w:fldChar w:fldCharType="begin"/>
-              <w:instrText xml:space="preserve"> PAGEREF _Toc225839245 \h </w:instrText>
+            </w:r>
+            <w:r>
+              <w:rPr>
+                <w:noProof/>
+              </w:rPr>
+              <w:instrText xml:space="preserve"> PAGEREF _Toc227830160 \h </w:instrText>
+            </w:r>
+            <w:r>
+              <w:rPr>
+                <w:noProof/>
+              </w:rPr>
+            </w:r>
+            <w:r>
+              <w:rPr>
+                <w:noProof/>
+              </w:rPr>
               <w:fldChar w:fldCharType="separate"/>
-              <w:t>19</w:t>
+            </w:r>
+            <w:r>
+              <w:rPr>
+                <w:noProof/>
+              </w:rPr>
+              <w:t>20</w:t>
+            </w:r>
+            <w:r>
+              <w:rPr>
+                <w:noProof/>
+              </w:rPr>
               <w:fldChar w:fldCharType="end"/>
             </w:r>
           </w:hyperlink>
@@ -3421,7 +5687,7 @@
               <w14:ligatures w14:val="standardContextual"/>
             </w:rPr>
           </w:pPr>
-          <w:hyperlink w:anchor="_Toc225839246" w:history="1">
+          <w:hyperlink w:anchor="_Toc227830161" w:history="1">
             <w:r>
               <w:rPr>
                 <w:rStyle w:val="Hyperlink"/>
@@ -3434,10 +5700,120 @@
                 <w:noProof/>
               </w:rPr>
               <w:tab/>
+            </w:r>
+            <w:r>
+              <w:rPr>
+                <w:noProof/>
+              </w:rPr>
               <w:fldChar w:fldCharType="begin"/>
-              <w:instrText xml:space="preserve"> PAGEREF _Toc225839246 \h </w:instrText>
+            </w:r>
+            <w:r>
+              <w:rPr>
+                <w:noProof/>
+              </w:rPr>
+              <w:instrText xml:space="preserve"> PAGEREF _Toc227830161 \h </w:instrText>
+            </w:r>
+            <w:r>
+              <w:rPr>
+                <w:noProof/>
+              </w:rPr>
+            </w:r>
+            <w:r>
+              <w:rPr>
+                <w:noProof/>
+              </w:rPr>
               <w:fldChar w:fldCharType="separate"/>
-              <w:t>19</w:t>
+            </w:r>
+            <w:r>
+              <w:rPr>
+                <w:noProof/>
+              </w:rPr>
+              <w:t>20</w:t>
+            </w:r>
+            <w:r>
+              <w:rPr>
+                <w:noProof/>
+              </w:rPr>
+              <w:fldChar w:fldCharType="end"/>
+            </w:r>
+          </w:hyperlink>
+        </w:p>
+        <w:p>
+          <w:pPr>
+            <w:pStyle w:val="Verzeichnis1"/>
+            <w:tabs>
+              <w:tab w:val="right" w:leader="dot" w:pos="9496"/>
+            </w:tabs>
+            <w:rPr>
+              <w:rFonts w:asciiTheme="minorHAnsi" w:eastAsiaTheme="minorEastAsia" w:hAnsiTheme="minorHAnsi" w:cstheme="minorBidi"/>
+              <w:noProof/>
+              <w:kern w:val="2"/>
+              <w:sz w:val="24"/>
+              <w:szCs w:val="24"/>
+              <w14:ligatures w14:val="standardContextual"/>
+            </w:rPr>
+          </w:pPr>
+          <w:hyperlink w:anchor="_Toc227830162" w:history="1">
+            <w:r>
+              <w:rPr>
+                <w:rStyle w:val="Hyperlink"/>
+                <w:noProof/>
+              </w:rPr>
+              <w:t>Anhang A — Vollständige</w:t>
+            </w:r>
+            <w:r>
+              <w:rPr>
+                <w:rStyle w:val="Hyperlink"/>
+                <w:noProof/>
+              </w:rPr>
+              <w:t xml:space="preserve"> </w:t>
+            </w:r>
+            <w:r>
+              <w:rPr>
+                <w:rStyle w:val="Hyperlink"/>
+                <w:noProof/>
+              </w:rPr>
+              <w:t>normative Testvektoren</w:t>
+            </w:r>
+            <w:r>
+              <w:rPr>
+                <w:noProof/>
+              </w:rPr>
+              <w:tab/>
+            </w:r>
+            <w:r>
+              <w:rPr>
+                <w:noProof/>
+              </w:rPr>
+              <w:fldChar w:fldCharType="begin"/>
+            </w:r>
+            <w:r>
+              <w:rPr>
+                <w:noProof/>
+              </w:rPr>
+              <w:instrText xml:space="preserve"> PAGEREF _Toc227830162 \h </w:instrText>
+            </w:r>
+            <w:r>
+              <w:rPr>
+                <w:noProof/>
+              </w:rPr>
+            </w:r>
+            <w:r>
+              <w:rPr>
+                <w:noProof/>
+              </w:rPr>
+              <w:fldChar w:fldCharType="separate"/>
+            </w:r>
+            <w:r>
+              <w:rPr>
+                <w:noProof/>
+              </w:rPr>
+              <w:t>21</w:t>
+            </w:r>
+            <w:r>
+              <w:rPr>
+                <w:noProof/>
+              </w:rPr>
               <w:fldChar w:fldCharType="end"/>
             </w:r>
           </w:hyperlink>
@@ -3468,7 +5844,7 @@
       <w:pPr>
         <w:pStyle w:val="berschrift1"/>
       </w:pPr>
-      <w:bookmarkStart w:id="0" w:name="_Toc225839175"/>
+      <w:bookmarkStart w:id="0" w:name="_Toc227830088"/>
       <w:r>
         <w:lastRenderedPageBreak/>
         <w:t>Änderungsübersicht v1.0 → v1.1</w:t>
@@ -4147,7 +6523,7 @@
       <w:pPr>
         <w:pStyle w:val="berschrift1"/>
       </w:pPr>
-      <w:bookmarkStart w:id="1" w:name="_Toc225839176"/>
+      <w:bookmarkStart w:id="1" w:name="_Toc227830089"/>
       <w:r>
         <w:t>1.  Zweck und Geltungsbereich</w:t>
       </w:r>
@@ -4584,7 +6960,7 @@
       <w:pPr>
         <w:pStyle w:val="berschrift1"/>
       </w:pPr>
-      <w:bookmarkStart w:id="2" w:name="_Toc225839177"/>
+      <w:bookmarkStart w:id="2" w:name="_Toc227830090"/>
       <w:r>
         <w:t>2.  Grundprinzipien der Engine</w:t>
       </w:r>
@@ -4608,7 +6984,7 @@
       <w:pPr>
         <w:pStyle w:val="berschrift2"/>
       </w:pPr>
-      <w:bookmarkStart w:id="3" w:name="_Toc225839178"/>
+      <w:bookmarkStart w:id="3" w:name="_Toc227830091"/>
       <w:r>
         <w:t>2.1  Vollständiger Determinismus</w:t>
       </w:r>
@@ -4732,7 +7108,7 @@
       <w:pPr>
         <w:pStyle w:val="berschrift2"/>
       </w:pPr>
-      <w:bookmarkStart w:id="4" w:name="_Toc225839179"/>
+      <w:bookmarkStart w:id="4" w:name="_Toc227830092"/>
       <w:r>
         <w:t>2.2  BigInt-Arithmetik</w:t>
       </w:r>
@@ -4842,7 +7218,7 @@
       <w:pPr>
         <w:pStyle w:val="berschrift2"/>
       </w:pPr>
-      <w:bookmarkStart w:id="5" w:name="_Toc225839180"/>
+      <w:bookmarkStart w:id="5" w:name="_Toc227830093"/>
       <w:r>
         <w:t>2.3  Keine externen Zustände</w:t>
       </w:r>
@@ -4880,7 +7256,7 @@
       <w:pPr>
         <w:pStyle w:val="berschrift2"/>
       </w:pPr>
-      <w:bookmarkStart w:id="6" w:name="_Toc225839181"/>
+      <w:bookmarkStart w:id="6" w:name="_Toc227830094"/>
       <w:r>
         <w:t>2.4  Vollständige Fehlerbehandlung</w:t>
       </w:r>
@@ -4904,7 +7280,7 @@
       <w:pPr>
         <w:pStyle w:val="berschrift2"/>
       </w:pPr>
-      <w:bookmarkStart w:id="7" w:name="_Toc225839182"/>
+      <w:bookmarkStart w:id="7" w:name="_Toc227830095"/>
       <w:r>
         <w:t>2.5  Unabhängigkeit vom CTDDL-Parser</w:t>
       </w:r>
@@ -4928,9 +7304,11 @@
       <w:pPr>
         <w:pStyle w:val="berschrift2"/>
       </w:pPr>
+      <w:bookmarkStart w:id="8" w:name="_Toc227830096"/>
       <w:r>
         <w:t>2.6  BigInt-Konformitätsanforderungen (NEU v1.3)</w:t>
       </w:r>
+      <w:bookmarkEnd w:id="8"/>
     </w:p>
     <w:p>
       <w:pPr>
@@ -4952,13 +7330,37 @@
       </w:pPr>
       <w:r>
         <w:rPr>
+          <w:rFonts w:ascii="Calibri" w:hAnsi="Calibri"/>
           <w:b/>
+          <w:color w:val="1A1A1A"/>
+          <w:sz w:val="22"/>
+          <w:szCs w:val="22"/>
+        </w:rPr>
+        <w:t>Pflichtoperationen (normativ):</w:t>
+      </w:r>
+      <w:r>
+        <w:rPr>
           <w:rFonts w:ascii="Calibri" w:hAnsi="Calibri"/>
           <w:color w:val="1A1A1A"/>
           <w:sz w:val="22"/>
           <w:szCs w:val="22"/>
         </w:rPr>
-        <w:t>Pflichtoperationen (normativ):</w:t>
+        <w:t xml:space="preserve">  Add, Sub, Mul, Div (ganzzahlig, Ergebnis = Quotient), Mod (immer nicht-negativ), Cmp, Abs, Neg, Pow (ganzzahlige Exponenten). Alle Operationen müssen exakt sein — keine Rundung, keine Approximation.</w:t>
+      </w:r>
+    </w:p>
+    <w:p>
+      <w:pPr>
+        <w:spacing w:before="40" w:after="20"/>
+      </w:pPr>
+      <w:r>
+        <w:rPr>
+          <w:rFonts w:ascii="Calibri" w:hAnsi="Calibri"/>
+          <w:b/>
+          <w:color w:val="1A1A1A"/>
+          <w:sz w:val="22"/>
+          <w:szCs w:val="22"/>
+        </w:rPr>
+        <w:t>Überlaufverhalten (normativ):</w:t>
       </w:r>
       <w:r>
         <w:rPr>
@@ -4967,7 +7369,7 @@
           <w:sz w:val="22"/>
           <w:szCs w:val="22"/>
         </w:rPr>
-        <w:t xml:space="preserve">  Add, Sub, Mul, Div (ganzzahlig, Ergebnis = Quotient), Mod (immer nicht-negativ), Cmp, Abs, Neg, Pow (ganzzahlige Exponenten). Alle Operationen müssen exakt sein — keine Rundung, keine Approximation.</w:t>
+        <w:t xml:space="preserve">  BigInt-Arithmetik darf niemals still überlaufen (kein Wraparound). Ist eine Operation aufgrund von Implementierungsgrenzen nicht ausführbar, muss CG-E-003 (FATAL) ausgelöst werden. Stilles Abschneiden (Truncation) ist verboten.</w:t>
       </w:r>
     </w:p>
     <w:p>
@@ -4976,56 +7378,32 @@
       </w:pPr>
       <w:r>
         <w:rPr>
+          <w:rFonts w:ascii="Calibri" w:hAnsi="Calibri"/>
           <w:b/>
+          <w:color w:val="1A1A1A"/>
+          <w:sz w:val="22"/>
+          <w:szCs w:val="22"/>
+        </w:rPr>
+        <w:t>Serialisierung (normativ):</w:t>
+      </w:r>
+      <w:r>
+        <w:rPr>
           <w:rFonts w:ascii="Calibri" w:hAnsi="Calibri"/>
           <w:color w:val="1A1A1A"/>
           <w:sz w:val="22"/>
           <w:szCs w:val="22"/>
         </w:rPr>
-        <w:t>Überlaufverhalten (normativ):</w:t>
-      </w:r>
+        <w:t xml:space="preserve">  Kanonische Byte-Darstellung: Big-Endian, Zweierkomplement, minimale Bytelänge ohne führende Nullbytes (außer bei Wert 0: ein Byte 0x00). Diese Darstellung ist die Grundlage für alle SHA-256-Hashes (MachineID, CGFI).</w:t>
+      </w:r>
+    </w:p>
+    <w:p>
+      <w:pPr>
+        <w:spacing w:before="40" w:after="20"/>
+      </w:pPr>
       <w:r>
         <w:rPr>
           <w:rFonts w:ascii="Calibri" w:hAnsi="Calibri"/>
-          <w:color w:val="1A1A1A"/>
-          <w:sz w:val="22"/>
-          <w:szCs w:val="22"/>
-        </w:rPr>
-        <w:t xml:space="preserve">  BigInt-Arithmetik darf niemals still überlaufen (kein Wraparound). Ist eine Operation aufgrund von Implementierungsgrenzen nicht ausführbar, muss CG-E-003 (FATAL) ausgelöst werden. Stilles Abschneiden (Truncation) ist verboten.</w:t>
-      </w:r>
-    </w:p>
-    <w:p>
-      <w:pPr>
-        <w:spacing w:before="40" w:after="20"/>
-      </w:pPr>
-      <w:r>
-        <w:rPr>
           <w:b/>
-          <w:rFonts w:ascii="Calibri" w:hAnsi="Calibri"/>
-          <w:color w:val="1A1A1A"/>
-          <w:sz w:val="22"/>
-          <w:szCs w:val="22"/>
-        </w:rPr>
-        <w:t>Serialisierung (normativ):</w:t>
-      </w:r>
-      <w:r>
-        <w:rPr>
-          <w:rFonts w:ascii="Calibri" w:hAnsi="Calibri"/>
-          <w:color w:val="1A1A1A"/>
-          <w:sz w:val="22"/>
-          <w:szCs w:val="22"/>
-        </w:rPr>
-        <w:t xml:space="preserve">  Kanonische Byte-Darstellung: Big-Endian, Zweierkomplement, minimale Bytelänge ohne führende Nullbytes (außer bei Wert 0: ein Byte 0x00). Diese Darstellung ist die Grundlage für alle SHA-256-Hashes (MachineID, CGFI).</w:t>
-      </w:r>
-    </w:p>
-    <w:p>
-      <w:pPr>
-        <w:spacing w:before="40" w:after="20"/>
-      </w:pPr>
-      <w:r>
-        <w:rPr>
-          <w:b/>
-          <w:rFonts w:ascii="Calibri" w:hAnsi="Calibri"/>
           <w:color w:val="1A1A1A"/>
           <w:sz w:val="22"/>
           <w:szCs w:val="22"/>
@@ -5103,6 +7481,7 @@
           <w:sz w:val="19"/>
           <w:szCs w:val="19"/>
         </w:rPr>
+        <w:lastRenderedPageBreak/>
         <w:t>assert mod(-7, 3)              == 2          ; immer nicht-negativ</w:t>
       </w:r>
     </w:p>
@@ -5150,6 +7529,9 @@
         <w:shd w:val="clear" w:color="auto" w:fill="F2F4F7"/>
         <w:spacing w:after="60"/>
         <w:ind w:left="560"/>
+        <w:rPr>
+          <w:lang w:val="en-GB"/>
+        </w:rPr>
       </w:pPr>
       <w:r>
         <w:rPr>
@@ -5157,29 +7539,80 @@
           <w:color w:val="1B3A6B"/>
           <w:sz w:val="19"/>
           <w:szCs w:val="19"/>
-        </w:rPr>
-        <w:t>assert safeAdd(INT64_MAX, 1)  == THROW CG-E-003 ; kein Wraparound</w:t>
+          <w:lang w:val="en-GB"/>
+        </w:rPr>
+        <w:t xml:space="preserve">assert </w:t>
+      </w:r>
+      <w:proofErr w:type="spellStart"/>
+      <w:r>
+        <w:rPr>
+          <w:rFonts w:ascii="Courier New" w:hAnsi="Courier New"/>
+          <w:color w:val="1B3A6B"/>
+          <w:sz w:val="19"/>
+          <w:szCs w:val="19"/>
+          <w:lang w:val="en-GB"/>
+        </w:rPr>
+        <w:t>safeAdd</w:t>
+      </w:r>
+      <w:proofErr w:type="spellEnd"/>
+      <w:r>
+        <w:rPr>
+          <w:rFonts w:ascii="Courier New" w:hAnsi="Courier New"/>
+          <w:color w:val="1B3A6B"/>
+          <w:sz w:val="19"/>
+          <w:szCs w:val="19"/>
+          <w:lang w:val="en-GB"/>
+        </w:rPr>
+        <w:t xml:space="preserve">(INT64_MAX, 1)  == THROW CG-E-003 ; </w:t>
+      </w:r>
+      <w:proofErr w:type="spellStart"/>
+      <w:r>
+        <w:rPr>
+          <w:rFonts w:ascii="Courier New" w:hAnsi="Courier New"/>
+          <w:color w:val="1B3A6B"/>
+          <w:sz w:val="19"/>
+          <w:szCs w:val="19"/>
+          <w:lang w:val="en-GB"/>
+        </w:rPr>
+        <w:t>kein</w:t>
+      </w:r>
+      <w:proofErr w:type="spellEnd"/>
+      <w:r>
+        <w:rPr>
+          <w:rFonts w:ascii="Courier New" w:hAnsi="Courier New"/>
+          <w:color w:val="1B3A6B"/>
+          <w:sz w:val="19"/>
+          <w:szCs w:val="19"/>
+          <w:lang w:val="en-GB"/>
+        </w:rPr>
+        <w:t xml:space="preserve"> Wraparound</w:t>
       </w:r>
     </w:p>
     <w:p>
       <w:pPr>
         <w:spacing w:before="30"/>
+        <w:rPr>
+          <w:lang w:val="en-GB"/>
+        </w:rPr>
       </w:pPr>
     </w:p>
     <w:p>
       <w:pPr>
         <w:spacing w:before="80"/>
+        <w:rPr>
+          <w:lang w:val="en-GB"/>
+        </w:rPr>
       </w:pPr>
     </w:p>
     <w:p>
       <w:pPr>
         <w:pStyle w:val="berschrift1"/>
       </w:pPr>
-      <w:bookmarkStart w:id="8" w:name="_Toc225839183"/>
+      <w:bookmarkStart w:id="9" w:name="_Toc227830097"/>
       <w:r>
         <w:t>3.  Internes Datenmodell</w:t>
       </w:r>
-      <w:bookmarkEnd w:id="8"/>
+      <w:bookmarkEnd w:id="9"/>
     </w:p>
     <w:p>
       <w:pPr>
@@ -5199,11 +7632,11 @@
       <w:pPr>
         <w:pStyle w:val="berschrift2"/>
       </w:pPr>
-      <w:bookmarkStart w:id="9" w:name="_Toc225839184"/>
+      <w:bookmarkStart w:id="10" w:name="_Toc227830098"/>
       <w:r>
         <w:t>3.1  DomainObject</w:t>
       </w:r>
-      <w:bookmarkEnd w:id="9"/>
+      <w:bookmarkEnd w:id="10"/>
     </w:p>
     <w:p>
       <w:pPr>
@@ -5424,7 +7857,6 @@
           <w:sz w:val="19"/>
           <w:szCs w:val="19"/>
         </w:rPr>
-        <w:lastRenderedPageBreak/>
         <w:t xml:space="preserve">  metadata:    MetadataObject?  // optional; enthält scientific_dependency bei stability: low/medium</w:t>
       </w:r>
     </w:p>
@@ -5513,14 +7945,14 @@
           <w:lang w:val="en-GB"/>
         </w:rPr>
       </w:pPr>
-      <w:bookmarkStart w:id="10" w:name="_Toc225839185"/>
+      <w:bookmarkStart w:id="11" w:name="_Toc227830099"/>
       <w:r>
         <w:rPr>
           <w:lang w:val="en-GB"/>
         </w:rPr>
         <w:t>3.2  HierarchyLevel</w:t>
       </w:r>
-      <w:bookmarkEnd w:id="10"/>
+      <w:bookmarkEnd w:id="11"/>
     </w:p>
     <w:p>
       <w:pPr>
@@ -5668,11 +8100,11 @@
       <w:pPr>
         <w:pStyle w:val="berschrift2"/>
       </w:pPr>
-      <w:bookmarkStart w:id="11" w:name="_Toc225839186"/>
+      <w:bookmarkStart w:id="12" w:name="_Toc227830100"/>
       <w:r>
         <w:t>3.3  TimePointObject</w:t>
       </w:r>
-      <w:bookmarkEnd w:id="11"/>
+      <w:bookmarkEnd w:id="12"/>
     </w:p>
     <w:p>
       <w:pPr>
@@ -5824,11 +8256,11 @@
       <w:pPr>
         <w:pStyle w:val="berschrift2"/>
       </w:pPr>
-      <w:bookmarkStart w:id="12" w:name="_Toc225839187"/>
+      <w:bookmarkStart w:id="13" w:name="_Toc227830101"/>
       <w:r>
         <w:t>3.4  MappingRule (intern)</w:t>
       </w:r>
-      <w:bookmarkEnd w:id="12"/>
+      <w:bookmarkEnd w:id="13"/>
     </w:p>
     <w:p>
       <w:pPr>
@@ -5973,6 +8405,7 @@
           <w:sz w:val="19"/>
           <w:szCs w:val="19"/>
         </w:rPr>
+        <w:lastRenderedPageBreak/>
         <w:t>}</w:t>
       </w:r>
     </w:p>
@@ -5985,21 +8418,21 @@
       <w:pPr>
         <w:pStyle w:val="berschrift1"/>
       </w:pPr>
-      <w:bookmarkStart w:id="13" w:name="_Toc225839188"/>
+      <w:bookmarkStart w:id="14" w:name="_Toc227830102"/>
       <w:r>
         <w:t>4.  Kernalgorithmen: Zeitberechnung</w:t>
       </w:r>
-      <w:bookmarkEnd w:id="13"/>
+      <w:bookmarkEnd w:id="14"/>
     </w:p>
     <w:p>
       <w:pPr>
         <w:pStyle w:val="berschrift2"/>
       </w:pPr>
-      <w:bookmarkStart w:id="14" w:name="_Toc225839189"/>
+      <w:bookmarkStart w:id="15" w:name="_Toc227830103"/>
       <w:r>
         <w:t>4.1  Encode: Komponenten → AbsoluteValue</w:t>
       </w:r>
-      <w:bookmarkEnd w:id="14"/>
+      <w:bookmarkEnd w:id="15"/>
     </w:p>
     <w:p>
       <w:pPr>
@@ -6270,14 +8703,14 @@
           <w:lang w:val="en-GB"/>
         </w:rPr>
       </w:pPr>
-      <w:bookmarkStart w:id="15" w:name="_Toc225839190"/>
+      <w:bookmarkStart w:id="16" w:name="_Toc227830104"/>
       <w:r>
         <w:rPr>
           <w:lang w:val="en-GB"/>
         </w:rPr>
         <w:t>4.2  Decode: AbsoluteValue → Komponenten</w:t>
       </w:r>
-      <w:bookmarkEnd w:id="15"/>
+      <w:bookmarkEnd w:id="16"/>
     </w:p>
     <w:p>
       <w:pPr>
@@ -6361,7 +8794,6 @@
           <w:szCs w:val="19"/>
           <w:lang w:val="en-GB"/>
         </w:rPr>
-        <w:lastRenderedPageBreak/>
         <w:t xml:space="preserve">  remaining ← absolute</w:t>
       </w:r>
     </w:p>
@@ -6615,14 +9047,14 @@
           <w:lang w:val="en-GB"/>
         </w:rPr>
       </w:pPr>
-      <w:bookmarkStart w:id="16" w:name="_Toc225839191"/>
+      <w:bookmarkStart w:id="17" w:name="_Toc227830105"/>
       <w:r>
         <w:rPr>
           <w:lang w:val="en-GB"/>
         </w:rPr>
         <w:t>4.3  Gregorianische Regellogik</w:t>
       </w:r>
-      <w:bookmarkEnd w:id="16"/>
+      <w:bookmarkEnd w:id="17"/>
     </w:p>
     <w:p>
       <w:pPr>
@@ -6631,14 +9063,14 @@
           <w:lang w:val="en-GB"/>
         </w:rPr>
       </w:pPr>
-      <w:bookmarkStart w:id="17" w:name="_Toc225839192"/>
+      <w:bookmarkStart w:id="18" w:name="_Toc227830106"/>
       <w:r>
         <w:rPr>
           <w:lang w:val="en-GB"/>
         </w:rPr>
         <w:t>4.3.1  Schaltjahr-Prüfung</w:t>
       </w:r>
-      <w:bookmarkEnd w:id="17"/>
+      <w:bookmarkEnd w:id="18"/>
     </w:p>
     <w:p>
       <w:pPr>
@@ -6759,14 +9191,14 @@
           <w:lang w:val="en-GB"/>
         </w:rPr>
       </w:pPr>
-      <w:bookmarkStart w:id="18" w:name="_Toc225839193"/>
+      <w:bookmarkStart w:id="19" w:name="_Toc227830107"/>
       <w:r>
         <w:rPr>
           <w:lang w:val="en-GB"/>
         </w:rPr>
         <w:t>4.3.2  Monatslängen</w:t>
       </w:r>
-      <w:bookmarkEnd w:id="18"/>
+      <w:bookmarkEnd w:id="19"/>
     </w:p>
     <w:p>
       <w:pPr>
@@ -6887,14 +9319,14 @@
           <w:lang w:val="en-GB"/>
         </w:rPr>
       </w:pPr>
-      <w:bookmarkStart w:id="19" w:name="_Toc225839194"/>
+      <w:bookmarkStart w:id="20" w:name="_Toc227830108"/>
       <w:r>
         <w:rPr>
           <w:lang w:val="en-GB"/>
         </w:rPr>
         <w:t>4.3.3  Decode: Gregorianisches Jahr aus Sekunden</w:t>
       </w:r>
-      <w:bookmarkEnd w:id="19"/>
+      <w:bookmarkEnd w:id="20"/>
     </w:p>
     <w:p>
       <w:pPr>
@@ -7034,6 +9466,7 @@
           <w:szCs w:val="19"/>
           <w:lang w:val="en-GB"/>
         </w:rPr>
+        <w:lastRenderedPageBreak/>
         <w:t xml:space="preserve">  </w:t>
       </w:r>
       <w:r>
@@ -7185,11 +9618,11 @@
       <w:pPr>
         <w:pStyle w:val="berschrift2"/>
       </w:pPr>
-      <w:bookmarkStart w:id="20" w:name="_Toc225839195"/>
+      <w:bookmarkStart w:id="21" w:name="_Toc227830109"/>
       <w:r>
         <w:t>4.4  Extent-Prüfung</w:t>
       </w:r>
-      <w:bookmarkEnd w:id="20"/>
+      <w:bookmarkEnd w:id="21"/>
     </w:p>
     <w:p>
       <w:pPr>
@@ -7359,11 +9792,11 @@
       <w:pPr>
         <w:pStyle w:val="berschrift1"/>
       </w:pPr>
-      <w:bookmarkStart w:id="21" w:name="_Toc225839196"/>
+      <w:bookmarkStart w:id="22" w:name="_Toc227830110"/>
       <w:r>
         <w:t>5.  MachineID-Algorithmus</w:t>
       </w:r>
-      <w:bookmarkEnd w:id="21"/>
+      <w:bookmarkEnd w:id="22"/>
     </w:p>
     <w:p>
       <w:pPr>
@@ -7383,12 +9816,11 @@
       <w:pPr>
         <w:pStyle w:val="berschrift2"/>
       </w:pPr>
-      <w:bookmarkStart w:id="22" w:name="_Toc225839197"/>
-      <w:r>
-        <w:lastRenderedPageBreak/>
+      <w:bookmarkStart w:id="23" w:name="_Toc227830111"/>
+      <w:r>
         <w:t>5.1  Kanonisches Eingabeformat</w:t>
       </w:r>
-      <w:bookmarkEnd w:id="22"/>
+      <w:bookmarkEnd w:id="23"/>
     </w:p>
     <w:p>
       <w:pPr>
@@ -7594,11 +10026,11 @@
       <w:pPr>
         <w:pStyle w:val="berschrift2"/>
       </w:pPr>
-      <w:bookmarkStart w:id="23" w:name="_Toc225839198"/>
+      <w:bookmarkStart w:id="24" w:name="_Toc227830112"/>
       <w:r>
         <w:t>5.2  Hash-Berechnung</w:t>
       </w:r>
-      <w:bookmarkEnd w:id="23"/>
+      <w:bookmarkEnd w:id="24"/>
     </w:p>
     <w:p>
       <w:pPr>
@@ -7674,11 +10106,11 @@
       <w:pPr>
         <w:pStyle w:val="berschrift2"/>
       </w:pPr>
-      <w:bookmarkStart w:id="24" w:name="_Toc225839199"/>
+      <w:bookmarkStart w:id="25" w:name="_Toc227830113"/>
       <w:r>
         <w:t>5.3  Kanonisierungs-Beispiel: Unix Epoch</w:t>
       </w:r>
-      <w:bookmarkEnd w:id="24"/>
+      <w:bookmarkEnd w:id="25"/>
     </w:p>
     <w:p>
       <w:pPr>
@@ -7946,11 +10378,11 @@
       <w:pPr>
         <w:pStyle w:val="berschrift1"/>
       </w:pPr>
-      <w:bookmarkStart w:id="25" w:name="_Toc225839200"/>
+      <w:bookmarkStart w:id="26" w:name="_Toc227830114"/>
       <w:r>
         <w:t>5.4  CGFI-Berechnungsalgorithmus</w:t>
       </w:r>
-      <w:bookmarkEnd w:id="25"/>
+      <w:bookmarkEnd w:id="26"/>
     </w:p>
     <w:p>
       <w:pPr>
@@ -7996,11 +10428,11 @@
       <w:pPr>
         <w:pStyle w:val="berschrift2"/>
       </w:pPr>
-      <w:bookmarkStart w:id="26" w:name="_Toc225839201"/>
+      <w:bookmarkStart w:id="27" w:name="_Toc227830115"/>
       <w:r>
         <w:t>5.4.1  Kanonisches Eingabeformat</w:t>
       </w:r>
-      <w:bookmarkEnd w:id="26"/>
+      <w:bookmarkEnd w:id="27"/>
     </w:p>
     <w:p>
       <w:pPr>
@@ -8420,14 +10852,14 @@
           <w:lang w:val="en-GB"/>
         </w:rPr>
       </w:pPr>
-      <w:bookmarkStart w:id="27" w:name="_Toc225839202"/>
+      <w:bookmarkStart w:id="28" w:name="_Toc227830116"/>
       <w:r>
         <w:rPr>
           <w:lang w:val="en-GB"/>
         </w:rPr>
         <w:t>5.4.2  CGFI-Berechnung</w:t>
       </w:r>
-      <w:bookmarkEnd w:id="27"/>
+      <w:bookmarkEnd w:id="28"/>
     </w:p>
     <w:p>
       <w:pPr>
@@ -8525,6 +10957,9 @@
         </w:pBdr>
         <w:shd w:val="clear" w:color="auto" w:fill="F2F4F7"/>
         <w:ind w:left="560"/>
+        <w:rPr>
+          <w:lang w:val="en-GB"/>
+        </w:rPr>
       </w:pPr>
       <w:r>
         <w:rPr>
@@ -8532,8 +10967,31 @@
           <w:color w:val="1B3A6B"/>
           <w:sz w:val="19"/>
           <w:szCs w:val="19"/>
-        </w:rPr>
-        <w:t xml:space="preserve">  seq:        uint32 = 0    // optional; Standard 0 (CG-STD-6100 Kap. 7.3.1)</w:t>
+          <w:lang w:val="en-GB"/>
+        </w:rPr>
+        <w:t xml:space="preserve">  </w:t>
+      </w:r>
+      <w:proofErr w:type="spellStart"/>
+      <w:r>
+        <w:rPr>
+          <w:rFonts w:ascii="Courier New" w:eastAsia="Courier New" w:hAnsi="Courier New" w:cs="Courier New"/>
+          <w:color w:val="1B3A6B"/>
+          <w:sz w:val="19"/>
+          <w:szCs w:val="19"/>
+          <w:lang w:val="en-GB"/>
+        </w:rPr>
+        <w:t>seq</w:t>
+      </w:r>
+      <w:proofErr w:type="spellEnd"/>
+      <w:r>
+        <w:rPr>
+          <w:rFonts w:ascii="Courier New" w:eastAsia="Courier New" w:hAnsi="Courier New" w:cs="Courier New"/>
+          <w:color w:val="1B3A6B"/>
+          <w:sz w:val="19"/>
+          <w:szCs w:val="19"/>
+          <w:lang w:val="en-GB"/>
+        </w:rPr>
+        <w:t>:        uint32 = 0    // optional; Standard 0 (CG-STD-6100 Kap. 7.3.1)</w:t>
       </w:r>
     </w:p>
     <w:p>
@@ -8604,11 +11062,11 @@
       <w:pPr>
         <w:pStyle w:val="berschrift2"/>
       </w:pPr>
-      <w:bookmarkStart w:id="28" w:name="_Toc225839203"/>
+      <w:bookmarkStart w:id="29" w:name="_Toc227830117"/>
       <w:r>
         <w:t>5.4.3  Kanonisierungs-Beispiel: Vertragsdokument</w:t>
       </w:r>
-      <w:bookmarkEnd w:id="28"/>
+      <w:bookmarkEnd w:id="29"/>
     </w:p>
     <w:p>
       <w:pPr>
@@ -8851,6 +11309,7 @@
           <w:szCs w:val="19"/>
           <w:lang w:val="sv-SE"/>
         </w:rPr>
+        <w:lastRenderedPageBreak/>
         <w:t>// CGFI = SHA256(tai_prefix || tai_sign || tai_bytes || content_hash || type_bytes)</w:t>
       </w:r>
     </w:p>
@@ -8881,11 +11340,11 @@
       <w:pPr>
         <w:pStyle w:val="berschrift2"/>
       </w:pPr>
-      <w:bookmarkStart w:id="29" w:name="_Toc225839204"/>
+      <w:bookmarkStart w:id="30" w:name="_Toc227830118"/>
       <w:r>
         <w:t>5.4.4  Vergleich MachineID vs. CGFI</w:t>
       </w:r>
-      <w:bookmarkEnd w:id="29"/>
+      <w:bookmarkEnd w:id="30"/>
     </w:p>
     <w:p>
       <w:pPr>
@@ -9102,11 +11561,11 @@
       <w:pPr>
         <w:pStyle w:val="berschrift1"/>
       </w:pPr>
-      <w:bookmarkStart w:id="30" w:name="_Toc225839205"/>
+      <w:bookmarkStart w:id="31" w:name="_Toc227830119"/>
       <w:r>
         <w:t>6.  Label-Generierung</w:t>
       </w:r>
-      <w:bookmarkEnd w:id="30"/>
+      <w:bookmarkEnd w:id="31"/>
     </w:p>
     <w:p>
       <w:pPr>
@@ -9126,12 +11585,11 @@
       <w:pPr>
         <w:pStyle w:val="berschrift2"/>
       </w:pPr>
-      <w:bookmarkStart w:id="31" w:name="_Toc225839206"/>
-      <w:r>
-        <w:lastRenderedPageBreak/>
+      <w:bookmarkStart w:id="32" w:name="_Toc227830120"/>
+      <w:r>
         <w:t>6.1  Format-Typen</w:t>
       </w:r>
-      <w:bookmarkEnd w:id="31"/>
+      <w:bookmarkEnd w:id="32"/>
     </w:p>
     <w:tbl>
       <w:tblPr>
@@ -9703,11 +12161,11 @@
       <w:pPr>
         <w:pStyle w:val="berschrift2"/>
       </w:pPr>
-      <w:bookmarkStart w:id="32" w:name="_Toc225839207"/>
+      <w:bookmarkStart w:id="33" w:name="_Toc227830121"/>
       <w:r>
         <w:t>6.2  Algorithmus: ISO 8601</w:t>
       </w:r>
-      <w:bookmarkEnd w:id="32"/>
+      <w:bookmarkEnd w:id="33"/>
     </w:p>
     <w:p>
       <w:pPr>
@@ -9952,11 +12410,11 @@
       <w:pPr>
         <w:pStyle w:val="berschrift2"/>
       </w:pPr>
-      <w:bookmarkStart w:id="33" w:name="_Toc225839208"/>
+      <w:bookmarkStart w:id="34" w:name="_Toc227830122"/>
       <w:r>
         <w:t>6.3  Algorithmus: Wissenschaftliche Notation (Cosmic)</w:t>
       </w:r>
-      <w:bookmarkEnd w:id="33"/>
+      <w:bookmarkEnd w:id="34"/>
     </w:p>
     <w:p>
       <w:pPr>
@@ -10095,21 +12553,22 @@
       <w:pPr>
         <w:pStyle w:val="berschrift1"/>
       </w:pPr>
-      <w:bookmarkStart w:id="34" w:name="_Toc225839209"/>
-      <w:r>
+      <w:bookmarkStart w:id="35" w:name="_Toc227830123"/>
+      <w:r>
+        <w:lastRenderedPageBreak/>
         <w:t>7.  CGTA-Generierung und Parsing</w:t>
       </w:r>
-      <w:bookmarkEnd w:id="34"/>
+      <w:bookmarkEnd w:id="35"/>
     </w:p>
     <w:p>
       <w:pPr>
         <w:pStyle w:val="berschrift2"/>
       </w:pPr>
-      <w:bookmarkStart w:id="35" w:name="_Toc225839210"/>
+      <w:bookmarkStart w:id="36" w:name="_Toc227830124"/>
       <w:r>
         <w:t>7.1  Generierung</w:t>
       </w:r>
-      <w:bookmarkEnd w:id="35"/>
+      <w:bookmarkEnd w:id="36"/>
     </w:p>
     <w:p>
       <w:pPr>
@@ -10371,14 +12830,14 @@
           <w:lang w:val="it-IT"/>
         </w:rPr>
       </w:pPr>
-      <w:bookmarkStart w:id="36" w:name="_Toc225839211"/>
+      <w:bookmarkStart w:id="37" w:name="_Toc227830125"/>
       <w:r>
         <w:rPr>
           <w:lang w:val="it-IT"/>
         </w:rPr>
         <w:t>7.2  Parsing (Rückrichtung)</w:t>
       </w:r>
-      <w:bookmarkEnd w:id="36"/>
+      <w:bookmarkEnd w:id="37"/>
     </w:p>
     <w:p>
       <w:pPr>
@@ -10598,7 +13057,6 @@
           <w:szCs w:val="19"/>
           <w:lang w:val="it-IT"/>
         </w:rPr>
-        <w:lastRenderedPageBreak/>
         <w:t xml:space="preserve">    zone  ← extractBetween(label, "[", "]")</w:t>
       </w:r>
     </w:p>
@@ -10662,14 +13120,14 @@
           <w:lang w:val="it-IT"/>
         </w:rPr>
       </w:pPr>
-      <w:bookmarkStart w:id="37" w:name="_Toc225839212"/>
+      <w:bookmarkStart w:id="38" w:name="_Toc227830126"/>
       <w:r>
         <w:rPr>
           <w:lang w:val="it-IT"/>
         </w:rPr>
         <w:t>8.  Mapping-Ausführung</w:t>
       </w:r>
-      <w:bookmarkEnd w:id="37"/>
+      <w:bookmarkEnd w:id="38"/>
     </w:p>
     <w:p>
       <w:pPr>
@@ -10689,11 +13147,11 @@
       <w:pPr>
         <w:pStyle w:val="berschrift2"/>
       </w:pPr>
-      <w:bookmarkStart w:id="38" w:name="_Toc225839213"/>
+      <w:bookmarkStart w:id="39" w:name="_Toc227830127"/>
       <w:r>
         <w:t>8.1  Ausführungskontext</w:t>
       </w:r>
-      <w:bookmarkEnd w:id="38"/>
+      <w:bookmarkEnd w:id="39"/>
     </w:p>
     <w:tbl>
       <w:tblPr>
@@ -11532,11 +13990,11 @@
       <w:pPr>
         <w:pStyle w:val="berschrift2"/>
       </w:pPr>
-      <w:bookmarkStart w:id="39" w:name="_Toc225839214"/>
+      <w:bookmarkStart w:id="40" w:name="_Toc227830128"/>
       <w:r>
         <w:t>8.2  Built-in Funktionen</w:t>
       </w:r>
-      <w:bookmarkEnd w:id="39"/>
+      <w:bookmarkEnd w:id="40"/>
     </w:p>
     <w:tbl>
       <w:tblPr>
@@ -11591,6 +14049,7 @@
                 <w:sz w:val="18"/>
                 <w:szCs w:val="18"/>
               </w:rPr>
+              <w:lastRenderedPageBreak/>
               <w:t>Funktion</w:t>
             </w:r>
           </w:p>
@@ -12292,11 +14751,11 @@
       <w:pPr>
         <w:pStyle w:val="berschrift2"/>
       </w:pPr>
-      <w:bookmarkStart w:id="40" w:name="_Toc225839215"/>
+      <w:bookmarkStart w:id="41" w:name="_Toc227830129"/>
       <w:r>
         <w:t>8.3  Algorithmus: Lineares Mapping</w:t>
       </w:r>
-      <w:bookmarkEnd w:id="40"/>
+      <w:bookmarkEnd w:id="41"/>
     </w:p>
     <w:p>
       <w:pPr>
@@ -12527,15 +14986,14 @@
           <w:lang w:val="en-GB"/>
         </w:rPr>
       </w:pPr>
-      <w:bookmarkStart w:id="41" w:name="_Toc225839216"/>
-      <w:r>
-        <w:rPr>
-          <w:lang w:val="en-GB"/>
-        </w:rPr>
-        <w:lastRenderedPageBreak/>
+      <w:bookmarkStart w:id="42" w:name="_Toc227830130"/>
+      <w:r>
+        <w:rPr>
+          <w:lang w:val="en-GB"/>
+        </w:rPr>
         <w:t>8.4  Algorithmus: Stückweises Mapping (piecewise-linear)</w:t>
       </w:r>
-      <w:bookmarkEnd w:id="41"/>
+      <w:bookmarkEnd w:id="42"/>
     </w:p>
     <w:p>
       <w:pPr>
@@ -12700,14 +15158,14 @@
           <w:lang w:val="en-GB"/>
         </w:rPr>
       </w:pPr>
-      <w:bookmarkStart w:id="42" w:name="_Toc225839217"/>
+      <w:bookmarkStart w:id="43" w:name="_Toc227830131"/>
       <w:r>
         <w:rPr>
           <w:lang w:val="en-GB"/>
         </w:rPr>
         <w:t>8.5  Algorithmus: lookup()-Funktion (Schaltsekunden)</w:t>
       </w:r>
-      <w:bookmarkEnd w:id="42"/>
+      <w:bookmarkEnd w:id="43"/>
     </w:p>
     <w:p>
       <w:pPr>
@@ -12980,6 +15438,9 @@
         <w:shd w:val="clear" w:color="auto" w:fill="F2F4F7"/>
         <w:spacing w:after="60"/>
         <w:ind w:left="560"/>
+        <w:rPr>
+          <w:lang w:val="en-GB"/>
+        </w:rPr>
       </w:pPr>
       <w:r>
         <w:rPr>
@@ -12997,6 +15458,7 @@
           <w:color w:val="1B3A6B"/>
           <w:sz w:val="19"/>
           <w:szCs w:val="19"/>
+          <w:lang w:val="en-GB"/>
         </w:rPr>
         <w:t>RETURN result</w:t>
       </w:r>
@@ -13004,10 +15466,46 @@
     <w:p>
       <w:pPr>
         <w:pStyle w:val="berschrift2"/>
-      </w:pPr>
-      <w:r>
-        <w:t>8.6  Algorithmus: Klasse-B-Mapping (relativistisch, NEU v1.3)</w:t>
-      </w:r>
+        <w:rPr>
+          <w:lang w:val="en-GB"/>
+        </w:rPr>
+      </w:pPr>
+      <w:bookmarkStart w:id="44" w:name="_Toc227830132"/>
+      <w:r>
+        <w:rPr>
+          <w:lang w:val="en-GB"/>
+        </w:rPr>
+        <w:t xml:space="preserve">8.6  </w:t>
+      </w:r>
+      <w:proofErr w:type="spellStart"/>
+      <w:r>
+        <w:rPr>
+          <w:lang w:val="en-GB"/>
+        </w:rPr>
+        <w:t>Algorithmus</w:t>
+      </w:r>
+      <w:proofErr w:type="spellEnd"/>
+      <w:r>
+        <w:rPr>
+          <w:lang w:val="en-GB"/>
+        </w:rPr>
+        <w:t>: Klasse-B-Mapping (</w:t>
+      </w:r>
+      <w:proofErr w:type="spellStart"/>
+      <w:r>
+        <w:rPr>
+          <w:lang w:val="en-GB"/>
+        </w:rPr>
+        <w:t>relativistisch</w:t>
+      </w:r>
+      <w:proofErr w:type="spellEnd"/>
+      <w:r>
+        <w:rPr>
+          <w:lang w:val="en-GB"/>
+        </w:rPr>
+        <w:t>, NEU v1.3)</w:t>
+      </w:r>
+      <w:bookmarkEnd w:id="44"/>
     </w:p>
     <w:p>
       <w:pPr>
@@ -13111,6 +15609,7 @@
           <w:sz w:val="19"/>
           <w:szCs w:val="19"/>
         </w:rPr>
+        <w:lastRenderedPageBreak/>
         <w:t>) → BigInt:  // Eigenzeit in Nanosekunden</w:t>
       </w:r>
     </w:p>
@@ -13157,6 +15656,9 @@
         </w:pBdr>
         <w:shd w:val="clear" w:color="auto" w:fill="F2F4F7"/>
         <w:ind w:left="560"/>
+        <w:rPr>
+          <w:lang w:val="en-GB"/>
+        </w:rPr>
       </w:pPr>
       <w:r>
         <w:rPr>
@@ -13165,7 +15667,17 @@
           <w:sz w:val="19"/>
           <w:szCs w:val="19"/>
         </w:rPr>
-        <w:t xml:space="preserve">  // state = { position: Float64[3], velocity: Float64[3], potential: Float64 }</w:t>
+        <w:t xml:space="preserve">  </w:t>
+      </w:r>
+      <w:r>
+        <w:rPr>
+          <w:rFonts w:ascii="Courier New" w:hAnsi="Courier New"/>
+          <w:color w:val="1B3A6B"/>
+          <w:sz w:val="19"/>
+          <w:szCs w:val="19"/>
+          <w:lang w:val="en-GB"/>
+        </w:rPr>
+        <w:t>// state = { position: Float64[3], velocity: Float64[3], potential: Float64 }</w:t>
       </w:r>
     </w:p>
     <w:p>
@@ -13182,8 +15694,18 @@
           <w:color w:val="1B3A6B"/>
           <w:sz w:val="19"/>
           <w:szCs w:val="19"/>
-        </w:rPr>
-        <w:t xml:space="preserve">  // Schritt 2: Lorentz-Faktor (spezielle RT)</w:t>
+          <w:lang w:val="en-GB"/>
+        </w:rPr>
+        <w:t xml:space="preserve">  </w:t>
+      </w:r>
+      <w:r>
+        <w:rPr>
+          <w:rFonts w:ascii="Courier New" w:hAnsi="Courier New"/>
+          <w:color w:val="1B3A6B"/>
+          <w:sz w:val="19"/>
+          <w:szCs w:val="19"/>
+        </w:rPr>
+        <w:t>// Schritt 2: Lorentz-Faktor (spezielle RT)</w:t>
       </w:r>
     </w:p>
     <w:p>
@@ -13193,6 +15715,9 @@
         </w:pBdr>
         <w:shd w:val="clear" w:color="auto" w:fill="F2F4F7"/>
         <w:ind w:left="560"/>
+        <w:rPr>
+          <w:lang w:val="en-GB"/>
+        </w:rPr>
       </w:pPr>
       <w:r>
         <w:rPr>
@@ -13201,7 +15726,61 @@
           <w:sz w:val="19"/>
           <w:szCs w:val="19"/>
         </w:rPr>
-        <w:t xml:space="preserve">  v2_over_c2 ← dot(state.velocity, state.velocity) / (C_SI^2)</w:t>
+        <w:t xml:space="preserve">  </w:t>
+      </w:r>
+      <w:r>
+        <w:rPr>
+          <w:rFonts w:ascii="Courier New" w:hAnsi="Courier New"/>
+          <w:color w:val="1B3A6B"/>
+          <w:sz w:val="19"/>
+          <w:szCs w:val="19"/>
+          <w:lang w:val="en-GB"/>
+        </w:rPr>
+        <w:t>v2_over_c2 ← dot(</w:t>
+      </w:r>
+      <w:proofErr w:type="spellStart"/>
+      <w:r>
+        <w:rPr>
+          <w:rFonts w:ascii="Courier New" w:hAnsi="Courier New"/>
+          <w:color w:val="1B3A6B"/>
+          <w:sz w:val="19"/>
+          <w:szCs w:val="19"/>
+          <w:lang w:val="en-GB"/>
+        </w:rPr>
+        <w:t>state.velocity</w:t>
+      </w:r>
+      <w:proofErr w:type="spellEnd"/>
+      <w:r>
+        <w:rPr>
+          <w:rFonts w:ascii="Courier New" w:hAnsi="Courier New"/>
+          <w:color w:val="1B3A6B"/>
+          <w:sz w:val="19"/>
+          <w:szCs w:val="19"/>
+          <w:lang w:val="en-GB"/>
+        </w:rPr>
+        <w:t xml:space="preserve">, </w:t>
+      </w:r>
+      <w:proofErr w:type="spellStart"/>
+      <w:r>
+        <w:rPr>
+          <w:rFonts w:ascii="Courier New" w:hAnsi="Courier New"/>
+          <w:color w:val="1B3A6B"/>
+          <w:sz w:val="19"/>
+          <w:szCs w:val="19"/>
+          <w:lang w:val="en-GB"/>
+        </w:rPr>
+        <w:t>state.velocity</w:t>
+      </w:r>
+      <w:proofErr w:type="spellEnd"/>
+      <w:r>
+        <w:rPr>
+          <w:rFonts w:ascii="Courier New" w:hAnsi="Courier New"/>
+          <w:color w:val="1B3A6B"/>
+          <w:sz w:val="19"/>
+          <w:szCs w:val="19"/>
+          <w:lang w:val="en-GB"/>
+        </w:rPr>
+        <w:t>) / (C_SI^2)</w:t>
       </w:r>
     </w:p>
     <w:p>
@@ -13211,6 +15790,9 @@
         </w:pBdr>
         <w:shd w:val="clear" w:color="auto" w:fill="F2F4F7"/>
         <w:ind w:left="560"/>
+        <w:rPr>
+          <w:lang w:val="en-GB"/>
+        </w:rPr>
       </w:pPr>
       <w:r>
         <w:rPr>
@@ -13218,8 +15800,72 @@
           <w:color w:val="1B3A6B"/>
           <w:sz w:val="19"/>
           <w:szCs w:val="19"/>
-        </w:rPr>
-        <w:t xml:space="preserve">  gamma_inv ← sqrt(1.0 - v2_over_c2)   // 1/γ (inversen Lorentz-Faktor)</w:t>
+          <w:lang w:val="en-GB"/>
+        </w:rPr>
+        <w:t xml:space="preserve">  </w:t>
+      </w:r>
+      <w:proofErr w:type="spellStart"/>
+      <w:r>
+        <w:rPr>
+          <w:rFonts w:ascii="Courier New" w:hAnsi="Courier New"/>
+          <w:color w:val="1B3A6B"/>
+          <w:sz w:val="19"/>
+          <w:szCs w:val="19"/>
+          <w:lang w:val="en-GB"/>
+        </w:rPr>
+        <w:t>gamma_inv</w:t>
+      </w:r>
+      <w:proofErr w:type="spellEnd"/>
+      <w:r>
+        <w:rPr>
+          <w:rFonts w:ascii="Courier New" w:hAnsi="Courier New"/>
+          <w:color w:val="1B3A6B"/>
+          <w:sz w:val="19"/>
+          <w:szCs w:val="19"/>
+          <w:lang w:val="en-GB"/>
+        </w:rPr>
+        <w:t xml:space="preserve"> ← sqrt(1.0 - v2_over_c2)   // 1/</w:t>
+      </w:r>
+      <w:r>
+        <w:rPr>
+          <w:rFonts w:ascii="Courier New" w:hAnsi="Courier New"/>
+          <w:color w:val="1B3A6B"/>
+          <w:sz w:val="19"/>
+          <w:szCs w:val="19"/>
+        </w:rPr>
+        <w:t>γ</w:t>
+      </w:r>
+      <w:r>
+        <w:rPr>
+          <w:rFonts w:ascii="Courier New" w:hAnsi="Courier New"/>
+          <w:color w:val="1B3A6B"/>
+          <w:sz w:val="19"/>
+          <w:szCs w:val="19"/>
+          <w:lang w:val="en-GB"/>
+        </w:rPr>
+        <w:t xml:space="preserve"> (</w:t>
+      </w:r>
+      <w:proofErr w:type="spellStart"/>
+      <w:r>
+        <w:rPr>
+          <w:rFonts w:ascii="Courier New" w:hAnsi="Courier New"/>
+          <w:color w:val="1B3A6B"/>
+          <w:sz w:val="19"/>
+          <w:szCs w:val="19"/>
+          <w:lang w:val="en-GB"/>
+        </w:rPr>
+        <w:t>inversen</w:t>
+      </w:r>
+      <w:proofErr w:type="spellEnd"/>
+      <w:r>
+        <w:rPr>
+          <w:rFonts w:ascii="Courier New" w:hAnsi="Courier New"/>
+          <w:color w:val="1B3A6B"/>
+          <w:sz w:val="19"/>
+          <w:szCs w:val="19"/>
+          <w:lang w:val="en-GB"/>
+        </w:rPr>
+        <w:t xml:space="preserve"> Lorentz-Faktor)</w:t>
       </w:r>
     </w:p>
     <w:p>
@@ -13236,8 +15882,18 @@
           <w:color w:val="1B3A6B"/>
           <w:sz w:val="19"/>
           <w:szCs w:val="19"/>
-        </w:rPr>
-        <w:t xml:space="preserve">  // Schritt 3: Gravitations-Rotverschiebung (allgemeine RT)</w:t>
+          <w:lang w:val="en-GB"/>
+        </w:rPr>
+        <w:t xml:space="preserve">  </w:t>
+      </w:r>
+      <w:r>
+        <w:rPr>
+          <w:rFonts w:ascii="Courier New" w:hAnsi="Courier New"/>
+          <w:color w:val="1B3A6B"/>
+          <w:sz w:val="19"/>
+          <w:szCs w:val="19"/>
+        </w:rPr>
+        <w:t>// Schritt 3: Gravitations-Rotverschiebung (allgemeine RT)</w:t>
       </w:r>
     </w:p>
     <w:p>
@@ -13247,6 +15903,9 @@
         </w:pBdr>
         <w:shd w:val="clear" w:color="auto" w:fill="F2F4F7"/>
         <w:ind w:left="560"/>
+        <w:rPr>
+          <w:lang w:val="en-GB"/>
+        </w:rPr>
       </w:pPr>
       <w:r>
         <w:rPr>
@@ -13255,7 +15914,51 @@
           <w:sz w:val="19"/>
           <w:szCs w:val="19"/>
         </w:rPr>
-        <w:t xml:space="preserve">  grav_factor ← 1.0 + state.potential / (C_SI^2)</w:t>
+        <w:t xml:space="preserve">  </w:t>
+      </w:r>
+      <w:proofErr w:type="spellStart"/>
+      <w:r>
+        <w:rPr>
+          <w:rFonts w:ascii="Courier New" w:hAnsi="Courier New"/>
+          <w:color w:val="1B3A6B"/>
+          <w:sz w:val="19"/>
+          <w:szCs w:val="19"/>
+          <w:lang w:val="en-GB"/>
+        </w:rPr>
+        <w:t>grav_factor</w:t>
+      </w:r>
+      <w:proofErr w:type="spellEnd"/>
+      <w:r>
+        <w:rPr>
+          <w:rFonts w:ascii="Courier New" w:hAnsi="Courier New"/>
+          <w:color w:val="1B3A6B"/>
+          <w:sz w:val="19"/>
+          <w:szCs w:val="19"/>
+          <w:lang w:val="en-GB"/>
+        </w:rPr>
+        <w:t xml:space="preserve"> ← 1.0 + </w:t>
+      </w:r>
+      <w:proofErr w:type="spellStart"/>
+      <w:r>
+        <w:rPr>
+          <w:rFonts w:ascii="Courier New" w:hAnsi="Courier New"/>
+          <w:color w:val="1B3A6B"/>
+          <w:sz w:val="19"/>
+          <w:szCs w:val="19"/>
+          <w:lang w:val="en-GB"/>
+        </w:rPr>
+        <w:t>state.potential</w:t>
+      </w:r>
+      <w:proofErr w:type="spellEnd"/>
+      <w:r>
+        <w:rPr>
+          <w:rFonts w:ascii="Courier New" w:hAnsi="Courier New"/>
+          <w:color w:val="1B3A6B"/>
+          <w:sz w:val="19"/>
+          <w:szCs w:val="19"/>
+          <w:lang w:val="en-GB"/>
+        </w:rPr>
+        <w:t xml:space="preserve"> / (C_SI^2)</w:t>
       </w:r>
     </w:p>
     <w:p>
@@ -13272,8 +15975,18 @@
           <w:color w:val="1B3A6B"/>
           <w:sz w:val="19"/>
           <w:szCs w:val="19"/>
-        </w:rPr>
-        <w:t xml:space="preserve">  // Schritt 4: Eigenzeit-Integration (RK45, normative Parameter)</w:t>
+          <w:lang w:val="en-GB"/>
+        </w:rPr>
+        <w:t xml:space="preserve">  </w:t>
+      </w:r>
+      <w:r>
+        <w:rPr>
+          <w:rFonts w:ascii="Courier New" w:hAnsi="Courier New"/>
+          <w:color w:val="1B3A6B"/>
+          <w:sz w:val="19"/>
+          <w:szCs w:val="19"/>
+        </w:rPr>
+        <w:t>// Schritt 4: Eigenzeit-Integration (RK45, normative Parameter)</w:t>
       </w:r>
     </w:p>
     <w:p>
@@ -13283,6 +15996,9 @@
         </w:pBdr>
         <w:shd w:val="clear" w:color="auto" w:fill="F2F4F7"/>
         <w:ind w:left="560"/>
+        <w:rPr>
+          <w:lang w:val="sv-SE"/>
+        </w:rPr>
       </w:pPr>
       <w:r>
         <w:rPr>
@@ -13291,7 +16007,95 @@
           <w:sz w:val="19"/>
           <w:szCs w:val="19"/>
         </w:rPr>
-        <w:t xml:space="preserve">  dtau_dt ← gamma_inv * grav_factor   // kombinierter Dilatationsfaktor</w:t>
+        <w:t xml:space="preserve">  </w:t>
+      </w:r>
+      <w:proofErr w:type="spellStart"/>
+      <w:r>
+        <w:rPr>
+          <w:rFonts w:ascii="Courier New" w:hAnsi="Courier New"/>
+          <w:color w:val="1B3A6B"/>
+          <w:sz w:val="19"/>
+          <w:szCs w:val="19"/>
+          <w:lang w:val="sv-SE"/>
+        </w:rPr>
+        <w:t>dtau_dt</w:t>
+      </w:r>
+      <w:proofErr w:type="spellEnd"/>
+      <w:r>
+        <w:rPr>
+          <w:rFonts w:ascii="Courier New" w:hAnsi="Courier New"/>
+          <w:color w:val="1B3A6B"/>
+          <w:sz w:val="19"/>
+          <w:szCs w:val="19"/>
+          <w:lang w:val="sv-SE"/>
+        </w:rPr>
+        <w:t xml:space="preserve"> ← </w:t>
+      </w:r>
+      <w:proofErr w:type="spellStart"/>
+      <w:r>
+        <w:rPr>
+          <w:rFonts w:ascii="Courier New" w:hAnsi="Courier New"/>
+          <w:color w:val="1B3A6B"/>
+          <w:sz w:val="19"/>
+          <w:szCs w:val="19"/>
+          <w:lang w:val="sv-SE"/>
+        </w:rPr>
+        <w:t>gamma_inv</w:t>
+      </w:r>
+      <w:proofErr w:type="spellEnd"/>
+      <w:r>
+        <w:rPr>
+          <w:rFonts w:ascii="Courier New" w:hAnsi="Courier New"/>
+          <w:color w:val="1B3A6B"/>
+          <w:sz w:val="19"/>
+          <w:szCs w:val="19"/>
+          <w:lang w:val="sv-SE"/>
+        </w:rPr>
+        <w:t xml:space="preserve"> * </w:t>
+      </w:r>
+      <w:proofErr w:type="spellStart"/>
+      <w:r>
+        <w:rPr>
+          <w:rFonts w:ascii="Courier New" w:hAnsi="Courier New"/>
+          <w:color w:val="1B3A6B"/>
+          <w:sz w:val="19"/>
+          <w:szCs w:val="19"/>
+          <w:lang w:val="sv-SE"/>
+        </w:rPr>
+        <w:t>grav_factor</w:t>
+      </w:r>
+      <w:proofErr w:type="spellEnd"/>
+      <w:r>
+        <w:rPr>
+          <w:rFonts w:ascii="Courier New" w:hAnsi="Courier New"/>
+          <w:color w:val="1B3A6B"/>
+          <w:sz w:val="19"/>
+          <w:szCs w:val="19"/>
+          <w:lang w:val="sv-SE"/>
+        </w:rPr>
+        <w:t xml:space="preserve">   // </w:t>
+      </w:r>
+      <w:proofErr w:type="spellStart"/>
+      <w:r>
+        <w:rPr>
+          <w:rFonts w:ascii="Courier New" w:hAnsi="Courier New"/>
+          <w:color w:val="1B3A6B"/>
+          <w:sz w:val="19"/>
+          <w:szCs w:val="19"/>
+          <w:lang w:val="sv-SE"/>
+        </w:rPr>
+        <w:t>kombinierter</w:t>
+      </w:r>
+      <w:proofErr w:type="spellEnd"/>
+      <w:r>
+        <w:rPr>
+          <w:rFonts w:ascii="Courier New" w:hAnsi="Courier New"/>
+          <w:color w:val="1B3A6B"/>
+          <w:sz w:val="19"/>
+          <w:szCs w:val="19"/>
+          <w:lang w:val="sv-SE"/>
+        </w:rPr>
+        <w:t xml:space="preserve"> Dilatationsfaktor</w:t>
       </w:r>
     </w:p>
     <w:p>
@@ -13301,6 +16105,9 @@
         </w:pBdr>
         <w:shd w:val="clear" w:color="auto" w:fill="F2F4F7"/>
         <w:ind w:left="560"/>
+        <w:rPr>
+          <w:lang w:val="en-GB"/>
+        </w:rPr>
       </w:pPr>
       <w:r>
         <w:rPr>
@@ -13308,8 +16115,31 @@
           <w:color w:val="1B3A6B"/>
           <w:sz w:val="19"/>
           <w:szCs w:val="19"/>
-        </w:rPr>
-        <w:t xml:space="preserve">  proper_time_s ← integrateRK45(</w:t>
+          <w:lang w:val="sv-SE"/>
+        </w:rPr>
+        <w:t xml:space="preserve">  </w:t>
+      </w:r>
+      <w:proofErr w:type="spellStart"/>
+      <w:r>
+        <w:rPr>
+          <w:rFonts w:ascii="Courier New" w:hAnsi="Courier New"/>
+          <w:color w:val="1B3A6B"/>
+          <w:sz w:val="19"/>
+          <w:szCs w:val="19"/>
+          <w:lang w:val="en-GB"/>
+        </w:rPr>
+        <w:t>proper_time_s</w:t>
+      </w:r>
+      <w:proofErr w:type="spellEnd"/>
+      <w:r>
+        <w:rPr>
+          <w:rFonts w:ascii="Courier New" w:hAnsi="Courier New"/>
+          <w:color w:val="1B3A6B"/>
+          <w:sz w:val="19"/>
+          <w:szCs w:val="19"/>
+          <w:lang w:val="en-GB"/>
+        </w:rPr>
+        <w:t xml:space="preserve"> ← integrateRK45(</w:t>
       </w:r>
     </w:p>
     <w:p>
@@ -13319,6 +16149,9 @@
         </w:pBdr>
         <w:shd w:val="clear" w:color="auto" w:fill="F2F4F7"/>
         <w:ind w:left="560"/>
+        <w:rPr>
+          <w:lang w:val="en-GB"/>
+        </w:rPr>
       </w:pPr>
       <w:r>
         <w:rPr>
@@ -13326,8 +16159,31 @@
           <w:color w:val="1B3A6B"/>
           <w:sz w:val="19"/>
           <w:szCs w:val="19"/>
-        </w:rPr>
-        <w:t xml:space="preserve">      f         = dtau_dt,</w:t>
+          <w:lang w:val="en-GB"/>
+        </w:rPr>
+        <w:t xml:space="preserve">      f         = </w:t>
+      </w:r>
+      <w:proofErr w:type="spellStart"/>
+      <w:r>
+        <w:rPr>
+          <w:rFonts w:ascii="Courier New" w:hAnsi="Courier New"/>
+          <w:color w:val="1B3A6B"/>
+          <w:sz w:val="19"/>
+          <w:szCs w:val="19"/>
+          <w:lang w:val="en-GB"/>
+        </w:rPr>
+        <w:t>dtau_dt</w:t>
+      </w:r>
+      <w:proofErr w:type="spellEnd"/>
+      <w:r>
+        <w:rPr>
+          <w:rFonts w:ascii="Courier New" w:hAnsi="Courier New"/>
+          <w:color w:val="1B3A6B"/>
+          <w:sz w:val="19"/>
+          <w:szCs w:val="19"/>
+          <w:lang w:val="en-GB"/>
+        </w:rPr>
+        <w:t>,</w:t>
       </w:r>
     </w:p>
     <w:p>
@@ -13344,8 +16200,18 @@
           <w:color w:val="1B3A6B"/>
           <w:sz w:val="19"/>
           <w:szCs w:val="19"/>
-        </w:rPr>
-        <w:t xml:space="preserve">      t0        = 0.0,          // Startzeit (Koordinatenzeit, s)</w:t>
+          <w:lang w:val="en-GB"/>
+        </w:rPr>
+        <w:t xml:space="preserve">      </w:t>
+      </w:r>
+      <w:r>
+        <w:rPr>
+          <w:rFonts w:ascii="Courier New" w:hAnsi="Courier New"/>
+          <w:color w:val="1B3A6B"/>
+          <w:sz w:val="19"/>
+          <w:szCs w:val="19"/>
+        </w:rPr>
+        <w:t>t0        = 0.0,          // Startzeit (Koordinatenzeit, s)</w:t>
       </w:r>
     </w:p>
     <w:p>
@@ -13391,6 +16257,9 @@
         </w:pBdr>
         <w:shd w:val="clear" w:color="auto" w:fill="F2F4F7"/>
         <w:ind w:left="560"/>
+        <w:rPr>
+          <w:lang w:val="pt-PT"/>
+        </w:rPr>
       </w:pPr>
       <w:r>
         <w:rPr>
@@ -13399,7 +16268,73 @@
           <w:sz w:val="19"/>
           <w:szCs w:val="19"/>
         </w:rPr>
-        <w:t xml:space="preserve">      tolerance = 1e-12          // normativ: Fehlertoleranz 10^−12 s/s</w:t>
+        <w:t xml:space="preserve">      </w:t>
+      </w:r>
+      <w:proofErr w:type="spellStart"/>
+      <w:r>
+        <w:rPr>
+          <w:rFonts w:ascii="Courier New" w:hAnsi="Courier New"/>
+          <w:color w:val="1B3A6B"/>
+          <w:sz w:val="19"/>
+          <w:szCs w:val="19"/>
+          <w:lang w:val="pt-PT"/>
+        </w:rPr>
+        <w:t>tolerance</w:t>
+      </w:r>
+      <w:proofErr w:type="spellEnd"/>
+      <w:r>
+        <w:rPr>
+          <w:rFonts w:ascii="Courier New" w:hAnsi="Courier New"/>
+          <w:color w:val="1B3A6B"/>
+          <w:sz w:val="19"/>
+          <w:szCs w:val="19"/>
+          <w:lang w:val="pt-PT"/>
+        </w:rPr>
+        <w:t xml:space="preserve"> = 1e-12          // </w:t>
+      </w:r>
+      <w:proofErr w:type="spellStart"/>
+      <w:r>
+        <w:rPr>
+          <w:rFonts w:ascii="Courier New" w:hAnsi="Courier New"/>
+          <w:color w:val="1B3A6B"/>
+          <w:sz w:val="19"/>
+          <w:szCs w:val="19"/>
+          <w:lang w:val="pt-PT"/>
+        </w:rPr>
+        <w:t>normativ</w:t>
+      </w:r>
+      <w:proofErr w:type="spellEnd"/>
+      <w:r>
+        <w:rPr>
+          <w:rFonts w:ascii="Courier New" w:hAnsi="Courier New"/>
+          <w:color w:val="1B3A6B"/>
+          <w:sz w:val="19"/>
+          <w:szCs w:val="19"/>
+          <w:lang w:val="pt-PT"/>
+        </w:rPr>
+        <w:t xml:space="preserve">: </w:t>
+      </w:r>
+      <w:proofErr w:type="spellStart"/>
+      <w:r>
+        <w:rPr>
+          <w:rFonts w:ascii="Courier New" w:hAnsi="Courier New"/>
+          <w:color w:val="1B3A6B"/>
+          <w:sz w:val="19"/>
+          <w:szCs w:val="19"/>
+          <w:lang w:val="pt-PT"/>
+        </w:rPr>
+        <w:t>Fehlertoleranz</w:t>
+      </w:r>
+      <w:proofErr w:type="spellEnd"/>
+      <w:r>
+        <w:rPr>
+          <w:rFonts w:ascii="Courier New" w:hAnsi="Courier New"/>
+          <w:color w:val="1B3A6B"/>
+          <w:sz w:val="19"/>
+          <w:szCs w:val="19"/>
+          <w:lang w:val="pt-PT"/>
+        </w:rPr>
+        <w:t xml:space="preserve"> 10^−12 s/s</w:t>
       </w:r>
     </w:p>
     <w:p>
@@ -13416,8 +16351,18 @@
           <w:color w:val="1B3A6B"/>
           <w:sz w:val="19"/>
           <w:szCs w:val="19"/>
-        </w:rPr>
-        <w:t xml:space="preserve">  )  // Ergebnis: Eigenzeit in Sekunden (Float64)</w:t>
+          <w:lang w:val="pt-PT"/>
+        </w:rPr>
+        <w:t xml:space="preserve">  </w:t>
+      </w:r>
+      <w:r>
+        <w:rPr>
+          <w:rFonts w:ascii="Courier New" w:hAnsi="Courier New"/>
+          <w:color w:val="1B3A6B"/>
+          <w:sz w:val="19"/>
+          <w:szCs w:val="19"/>
+        </w:rPr>
+        <w:t>)  // Ergebnis: Eigenzeit in Sekunden (Float64)</w:t>
       </w:r>
     </w:p>
     <w:p>
@@ -13446,6 +16391,9 @@
         <w:shd w:val="clear" w:color="auto" w:fill="F2F4F7"/>
         <w:spacing w:after="60"/>
         <w:ind w:left="560"/>
+        <w:rPr>
+          <w:lang w:val="en-GB"/>
+        </w:rPr>
       </w:pPr>
       <w:r>
         <w:rPr>
@@ -13454,36 +16402,189 @@
           <w:sz w:val="19"/>
           <w:szCs w:val="19"/>
         </w:rPr>
-        <w:t xml:space="preserve">  RETURN BigInt(round(proper_time_s * 1e9))  // → Eigenzeit in ns</w:t>
+        <w:t xml:space="preserve">  </w:t>
+      </w:r>
+      <w:r>
+        <w:rPr>
+          <w:rFonts w:ascii="Courier New" w:hAnsi="Courier New"/>
+          <w:color w:val="1B3A6B"/>
+          <w:sz w:val="19"/>
+          <w:szCs w:val="19"/>
+          <w:lang w:val="en-GB"/>
+        </w:rPr>
+        <w:t xml:space="preserve">RETURN </w:t>
+      </w:r>
+      <w:proofErr w:type="spellStart"/>
+      <w:r>
+        <w:rPr>
+          <w:rFonts w:ascii="Courier New" w:hAnsi="Courier New"/>
+          <w:color w:val="1B3A6B"/>
+          <w:sz w:val="19"/>
+          <w:szCs w:val="19"/>
+          <w:lang w:val="en-GB"/>
+        </w:rPr>
+        <w:t>BigInt</w:t>
+      </w:r>
+      <w:proofErr w:type="spellEnd"/>
+      <w:r>
+        <w:rPr>
+          <w:rFonts w:ascii="Courier New" w:hAnsi="Courier New"/>
+          <w:color w:val="1B3A6B"/>
+          <w:sz w:val="19"/>
+          <w:szCs w:val="19"/>
+          <w:lang w:val="en-GB"/>
+        </w:rPr>
+        <w:t>(round(</w:t>
+      </w:r>
+      <w:proofErr w:type="spellStart"/>
+      <w:r>
+        <w:rPr>
+          <w:rFonts w:ascii="Courier New" w:hAnsi="Courier New"/>
+          <w:color w:val="1B3A6B"/>
+          <w:sz w:val="19"/>
+          <w:szCs w:val="19"/>
+          <w:lang w:val="en-GB"/>
+        </w:rPr>
+        <w:t>proper_time_s</w:t>
+      </w:r>
+      <w:proofErr w:type="spellEnd"/>
+      <w:r>
+        <w:rPr>
+          <w:rFonts w:ascii="Courier New" w:hAnsi="Courier New"/>
+          <w:color w:val="1B3A6B"/>
+          <w:sz w:val="19"/>
+          <w:szCs w:val="19"/>
+          <w:lang w:val="en-GB"/>
+        </w:rPr>
+        <w:t xml:space="preserve"> * 1e9))  // → </w:t>
+      </w:r>
+      <w:proofErr w:type="spellStart"/>
+      <w:r>
+        <w:rPr>
+          <w:rFonts w:ascii="Courier New" w:hAnsi="Courier New"/>
+          <w:color w:val="1B3A6B"/>
+          <w:sz w:val="19"/>
+          <w:szCs w:val="19"/>
+          <w:lang w:val="en-GB"/>
+        </w:rPr>
+        <w:t>Eigenzeit</w:t>
+      </w:r>
+      <w:proofErr w:type="spellEnd"/>
+      <w:r>
+        <w:rPr>
+          <w:rFonts w:ascii="Courier New" w:hAnsi="Courier New"/>
+          <w:color w:val="1B3A6B"/>
+          <w:sz w:val="19"/>
+          <w:szCs w:val="19"/>
+          <w:lang w:val="en-GB"/>
+        </w:rPr>
+        <w:t xml:space="preserve"> in ns</w:t>
       </w:r>
     </w:p>
     <w:p>
       <w:pPr>
         <w:spacing w:before="40" w:after="30"/>
-      </w:pPr>
-      <w:r>
-        <w:rPr>
+        <w:rPr>
+          <w:lang w:val="en-GB"/>
+        </w:rPr>
+      </w:pPr>
+      <w:r>
+        <w:rPr>
+          <w:rFonts w:ascii="Calibri" w:hAnsi="Calibri"/>
           <w:b/>
+          <w:color w:val="1A1A1A"/>
+          <w:sz w:val="22"/>
+          <w:szCs w:val="22"/>
+          <w:lang w:val="en-GB"/>
+        </w:rPr>
+        <w:t>Normative Parameter (Kap. 8.6):</w:t>
+      </w:r>
+    </w:p>
+    <w:p>
+      <w:pPr>
+        <w:spacing w:before="10" w:after="10"/>
+      </w:pPr>
+      <w:r>
+        <w:rPr>
           <w:rFonts w:ascii="Calibri" w:hAnsi="Calibri"/>
           <w:color w:val="1A1A1A"/>
           <w:sz w:val="22"/>
           <w:szCs w:val="22"/>
-        </w:rPr>
-        <w:t>Normative Parameter (Kap. 8.6):</w:t>
-      </w:r>
-    </w:p>
-    <w:p>
-      <w:pPr>
-        <w:spacing w:before="10" w:after="10"/>
-      </w:pPr>
+          <w:lang w:val="en-GB"/>
+        </w:rPr>
+        <w:t>C_SI = 299792458 m/s (</w:t>
+      </w:r>
+      <w:proofErr w:type="spellStart"/>
       <w:r>
         <w:rPr>
           <w:rFonts w:ascii="Calibri" w:hAnsi="Calibri"/>
           <w:color w:val="1A1A1A"/>
           <w:sz w:val="22"/>
           <w:szCs w:val="22"/>
-        </w:rPr>
-        <w:t xml:space="preserve">C_SI = 299792458 m/s (exakt). RK45-Schrittweite: adaptiv, maximal 1 μs. Fehlertoleranz: 10⁻¹² s/s. Ephemeriden-Interpolation: kubisch (Hermite) mit mindestens 4 Stützpunkten pro Intervall. Ergebnis wird als BigInt in Nanosekunden gespeichert (Float64-Zwischenwert wird gerundet, Rundungsfehler ≤ 1 ns ist normativ zulässig für Level-3). Klasse-B-Mappings sind ausschließlich Level-3 vorbehalten (Kap. 11.1).</w:t>
+          <w:lang w:val="en-GB"/>
+        </w:rPr>
+        <w:t>exakt</w:t>
+      </w:r>
+      <w:proofErr w:type="spellEnd"/>
+      <w:r>
+        <w:rPr>
+          <w:rFonts w:ascii="Calibri" w:hAnsi="Calibri"/>
+          <w:color w:val="1A1A1A"/>
+          <w:sz w:val="22"/>
+          <w:szCs w:val="22"/>
+          <w:lang w:val="en-GB"/>
+        </w:rPr>
+        <w:t xml:space="preserve">). RK45-Schrittweite: </w:t>
+      </w:r>
+      <w:proofErr w:type="spellStart"/>
+      <w:r>
+        <w:rPr>
+          <w:rFonts w:ascii="Calibri" w:hAnsi="Calibri"/>
+          <w:color w:val="1A1A1A"/>
+          <w:sz w:val="22"/>
+          <w:szCs w:val="22"/>
+          <w:lang w:val="en-GB"/>
+        </w:rPr>
+        <w:t>adaptiv</w:t>
+      </w:r>
+      <w:proofErr w:type="spellEnd"/>
+      <w:r>
+        <w:rPr>
+          <w:rFonts w:ascii="Calibri" w:hAnsi="Calibri"/>
+          <w:color w:val="1A1A1A"/>
+          <w:sz w:val="22"/>
+          <w:szCs w:val="22"/>
+          <w:lang w:val="en-GB"/>
+        </w:rPr>
+        <w:t>, maximal 1 </w:t>
+      </w:r>
+      <w:r>
+        <w:rPr>
+          <w:rFonts w:ascii="Calibri" w:hAnsi="Calibri"/>
+          <w:color w:val="1A1A1A"/>
+          <w:sz w:val="22"/>
+          <w:szCs w:val="22"/>
+        </w:rPr>
+        <w:t>μ</w:t>
+      </w:r>
+      <w:r>
+        <w:rPr>
+          <w:rFonts w:ascii="Calibri" w:hAnsi="Calibri"/>
+          <w:color w:val="1A1A1A"/>
+          <w:sz w:val="22"/>
+          <w:szCs w:val="22"/>
+          <w:lang w:val="en-GB"/>
+        </w:rPr>
+        <w:t xml:space="preserve">s. </w:t>
+      </w:r>
+      <w:r>
+        <w:rPr>
+          <w:rFonts w:ascii="Calibri" w:hAnsi="Calibri"/>
+          <w:color w:val="1A1A1A"/>
+          <w:sz w:val="22"/>
+          <w:szCs w:val="22"/>
+        </w:rPr>
+        <w:t>Fehlertoleranz: 10⁻¹² s/s. Ephemeriden-Interpolation: kubisch (Hermite) mit mindestens 4 Stützpunkten pro Intervall. Ergebnis wird als BigInt in Nanosekunden gespeichert (Float64-Zwischenwert wird gerundet, Rundungsfehler ≤ 1 ns ist normativ zulässig für Level-3). Klasse-B-Mappings sind ausschließlich Level-3 vorbehalten (Kap. 11.1).</w:t>
       </w:r>
     </w:p>
     <w:p>
@@ -13500,11 +16601,11 @@
       <w:pPr>
         <w:pStyle w:val="berschrift1"/>
       </w:pPr>
-      <w:bookmarkStart w:id="43" w:name="_Toc225839218"/>
+      <w:bookmarkStart w:id="45" w:name="_Toc227830133"/>
       <w:r>
         <w:t>9.  Semantische Zeitrelationen (Allen's Algebra)</w:t>
       </w:r>
-      <w:bookmarkEnd w:id="43"/>
+      <w:bookmarkEnd w:id="45"/>
     </w:p>
     <w:p>
       <w:pPr>
@@ -13546,14 +16647,14 @@
           <w:lang w:val="en-GB"/>
         </w:rPr>
       </w:pPr>
-      <w:bookmarkStart w:id="44" w:name="_Toc225839219"/>
+      <w:bookmarkStart w:id="46" w:name="_Toc227830134"/>
       <w:r>
         <w:rPr>
           <w:lang w:val="en-GB"/>
         </w:rPr>
         <w:t>9.1  Intervall-Repräsentation</w:t>
       </w:r>
-      <w:bookmarkEnd w:id="44"/>
+      <w:bookmarkEnd w:id="46"/>
     </w:p>
     <w:p>
       <w:pPr>
@@ -13585,14 +16686,14 @@
           <w:lang w:val="en-GB"/>
         </w:rPr>
       </w:pPr>
-      <w:bookmarkStart w:id="45" w:name="_Toc225839220"/>
+      <w:bookmarkStart w:id="47" w:name="_Toc227830135"/>
       <w:r>
         <w:rPr>
           <w:lang w:val="en-GB"/>
         </w:rPr>
         <w:t>9.2  Alle 13 Allen-Relationen</w:t>
       </w:r>
-      <w:bookmarkEnd w:id="45"/>
+      <w:bookmarkEnd w:id="47"/>
     </w:p>
     <w:p>
       <w:pPr>
@@ -13886,11 +16987,11 @@
       <w:pPr>
         <w:pStyle w:val="berschrift2"/>
       </w:pPr>
-      <w:bookmarkStart w:id="46" w:name="_Toc225839221"/>
+      <w:bookmarkStart w:id="48" w:name="_Toc227830136"/>
       <w:r>
         <w:t>9.3  Erweiterte ChronoGrid-Relationen</w:t>
       </w:r>
-      <w:bookmarkEnd w:id="46"/>
+      <w:bookmarkEnd w:id="48"/>
     </w:p>
     <w:tbl>
       <w:tblPr>
@@ -14132,6 +17233,7 @@
             </w:tcMar>
           </w:tcPr>
           <w:p>
+            <w:proofErr w:type="spellStart"/>
             <w:r>
               <w:rPr>
                 <w:rFonts w:ascii="Calibri" w:eastAsia="Calibri" w:hAnsi="Calibri" w:cs="Calibri"/>
@@ -14141,6 +17243,7 @@
               </w:rPr>
               <w:t>repeats</w:t>
             </w:r>
+            <w:proofErr w:type="spellEnd"/>
           </w:p>
         </w:tc>
         <w:tc>
@@ -14234,6 +17337,7 @@
                 <w:sz w:val="19"/>
                 <w:szCs w:val="19"/>
               </w:rPr>
+              <w:lastRenderedPageBreak/>
               <w:t>cycles</w:t>
             </w:r>
           </w:p>
@@ -14307,12 +17411,11 @@
       <w:pPr>
         <w:pStyle w:val="berschrift1"/>
       </w:pPr>
-      <w:bookmarkStart w:id="47" w:name="_Toc225839222"/>
-      <w:r>
-        <w:lastRenderedPageBreak/>
+      <w:bookmarkStart w:id="49" w:name="_Toc227830137"/>
+      <w:r>
         <w:t>10.  Engine-Invarianten</w:t>
       </w:r>
-      <w:bookmarkEnd w:id="47"/>
+      <w:bookmarkEnd w:id="49"/>
     </w:p>
     <w:p>
       <w:pPr>
@@ -15076,11 +18179,11 @@
       <w:pPr>
         <w:pStyle w:val="berschrift2"/>
       </w:pPr>
-      <w:bookmarkStart w:id="48" w:name="_Toc225839223"/>
+      <w:bookmarkStart w:id="50" w:name="_Toc227830138"/>
       <w:r>
         <w:t>10.1  Selbstprüfung beim Domain-Laden</w:t>
       </w:r>
-      <w:bookmarkEnd w:id="48"/>
+      <w:bookmarkEnd w:id="50"/>
     </w:p>
     <w:p>
       <w:pPr>
@@ -15159,21 +18262,21 @@
       <w:pPr>
         <w:pStyle w:val="berschrift1"/>
       </w:pPr>
-      <w:bookmarkStart w:id="49" w:name="_Toc225839224"/>
+      <w:bookmarkStart w:id="51" w:name="_Toc227830139"/>
       <w:r>
         <w:t>11.  Konformitätsstufen und Testsuite</w:t>
       </w:r>
-      <w:bookmarkEnd w:id="49"/>
+      <w:bookmarkEnd w:id="51"/>
     </w:p>
     <w:p>
       <w:pPr>
         <w:pStyle w:val="berschrift2"/>
       </w:pPr>
-      <w:bookmarkStart w:id="50" w:name="_Toc225839225"/>
+      <w:bookmarkStart w:id="52" w:name="_Toc227830140"/>
       <w:r>
         <w:t>11.1  Konformitätsstufen</w:t>
       </w:r>
-      <w:bookmarkEnd w:id="50"/>
+      <w:bookmarkEnd w:id="52"/>
     </w:p>
     <w:p>
       <w:pPr>
@@ -16676,7 +19779,6 @@
                 <w:sz w:val="19"/>
                 <w:szCs w:val="19"/>
               </w:rPr>
-              <w:lastRenderedPageBreak/>
               <w:t>TAI</w:t>
             </w:r>
           </w:p>
@@ -18343,21 +21445,21 @@
       <w:pPr>
         <w:pStyle w:val="berschrift2"/>
       </w:pPr>
-      <w:bookmarkStart w:id="51" w:name="_Toc225839226"/>
+      <w:bookmarkStart w:id="53" w:name="_Toc227830141"/>
       <w:r>
         <w:t>11.2  Normative Testsuite</w:t>
       </w:r>
-      <w:bookmarkEnd w:id="51"/>
+      <w:bookmarkEnd w:id="53"/>
     </w:p>
     <w:p>
       <w:pPr>
         <w:pStyle w:val="berschrift3"/>
       </w:pPr>
-      <w:bookmarkStart w:id="52" w:name="_Toc225839227"/>
+      <w:bookmarkStart w:id="54" w:name="_Toc227830142"/>
       <w:r>
         <w:t>T-ENG-00x: Determinismus</w:t>
       </w:r>
-      <w:bookmarkEnd w:id="52"/>
+      <w:bookmarkEnd w:id="54"/>
     </w:p>
     <w:tbl>
       <w:tblPr>
@@ -18757,11 +21859,11 @@
       <w:pPr>
         <w:pStyle w:val="berschrift3"/>
       </w:pPr>
-      <w:bookmarkStart w:id="53" w:name="_Toc225839228"/>
+      <w:bookmarkStart w:id="55" w:name="_Toc227830143"/>
       <w:r>
         <w:t>T-ENG-01x: Encode / Decode</w:t>
       </w:r>
-      <w:bookmarkEnd w:id="53"/>
+      <w:bookmarkEnd w:id="55"/>
     </w:p>
     <w:tbl>
       <w:tblPr>
@@ -18816,6 +21918,7 @@
                 <w:sz w:val="18"/>
                 <w:szCs w:val="18"/>
               </w:rPr>
+              <w:lastRenderedPageBreak/>
               <w:t>Test-ID</w:t>
             </w:r>
           </w:p>
@@ -19093,7 +22196,6 @@
                 <w:sz w:val="19"/>
                 <w:szCs w:val="19"/>
               </w:rPr>
-              <w:lastRenderedPageBreak/>
               <w:t>T-ENG-012</w:t>
             </w:r>
           </w:p>
@@ -19625,11 +22727,11 @@
       <w:pPr>
         <w:pStyle w:val="berschrift3"/>
       </w:pPr>
-      <w:bookmarkStart w:id="54" w:name="_Toc225839229"/>
+      <w:bookmarkStart w:id="56" w:name="_Toc227830144"/>
       <w:r>
         <w:t>T-ENG-02x: MachineID</w:t>
       </w:r>
-      <w:bookmarkEnd w:id="54"/>
+      <w:bookmarkEnd w:id="56"/>
     </w:p>
     <w:tbl>
       <w:tblPr>
@@ -20201,11 +23303,11 @@
       <w:pPr>
         <w:pStyle w:val="berschrift3"/>
       </w:pPr>
-      <w:bookmarkStart w:id="55" w:name="_Toc225839230"/>
+      <w:bookmarkStart w:id="57" w:name="_Toc227830145"/>
       <w:r>
         <w:t>T-ENG-03x: Mapping</w:t>
       </w:r>
-      <w:bookmarkEnd w:id="55"/>
+      <w:bookmarkEnd w:id="57"/>
     </w:p>
     <w:tbl>
       <w:tblPr>
@@ -20955,11 +24057,11 @@
       <w:pPr>
         <w:pStyle w:val="berschrift3"/>
       </w:pPr>
-      <w:bookmarkStart w:id="56" w:name="_Toc225839231"/>
+      <w:bookmarkStart w:id="58" w:name="_Toc227830146"/>
       <w:r>
         <w:t>T-ENG-04x: Semantische Relationen</w:t>
       </w:r>
-      <w:bookmarkEnd w:id="56"/>
+      <w:bookmarkEnd w:id="58"/>
     </w:p>
     <w:tbl>
       <w:tblPr>
@@ -21620,11 +24722,11 @@
       <w:pPr>
         <w:pStyle w:val="berschrift3"/>
       </w:pPr>
-      <w:bookmarkStart w:id="57" w:name="_Toc225839232"/>
+      <w:bookmarkStart w:id="59" w:name="_Toc227830147"/>
       <w:r>
         <w:t>T-ENG-05x: Fehlerbehandlung</w:t>
       </w:r>
-      <w:bookmarkEnd w:id="57"/>
+      <w:bookmarkEnd w:id="59"/>
     </w:p>
     <w:tbl>
       <w:tblPr>
@@ -21867,6 +24969,7 @@
                 <w:sz w:val="19"/>
                 <w:szCs w:val="19"/>
               </w:rPr>
+              <w:lastRenderedPageBreak/>
               <w:t>T-ENG-051</w:t>
             </w:r>
           </w:p>
@@ -22134,7 +25237,6 @@
                 <w:sz w:val="19"/>
                 <w:szCs w:val="19"/>
               </w:rPr>
-              <w:lastRenderedPageBreak/>
               <w:t>T-ENG-054</w:t>
             </w:r>
           </w:p>
@@ -22203,11 +25305,11 @@
       <w:pPr>
         <w:pStyle w:val="berschrift3"/>
       </w:pPr>
-      <w:bookmarkStart w:id="58" w:name="_Toc225839233"/>
+      <w:bookmarkStart w:id="60" w:name="_Toc227830148"/>
       <w:r>
         <w:t>T-ENG-06x: BigInt-Skalierung und Lazy Precision (NEU v1.1)</w:t>
       </w:r>
-      <w:bookmarkEnd w:id="58"/>
+      <w:bookmarkEnd w:id="60"/>
     </w:p>
     <w:tbl>
       <w:tblPr>
@@ -23089,14 +26191,14 @@
           <w:lang w:val="fr-FR"/>
         </w:rPr>
       </w:pPr>
-      <w:bookmarkStart w:id="59" w:name="_Toc225839234"/>
+      <w:bookmarkStart w:id="61" w:name="_Toc227830149"/>
       <w:r>
         <w:rPr>
           <w:lang w:val="fr-FR"/>
         </w:rPr>
         <w:t>T-ENG-07x: scientific_dependency (NEU v1.1)</w:t>
       </w:r>
-      <w:bookmarkEnd w:id="59"/>
+      <w:bookmarkEnd w:id="61"/>
     </w:p>
     <w:tbl>
       <w:tblPr>
@@ -23733,11 +26835,11 @@
       <w:pPr>
         <w:pStyle w:val="berschrift3"/>
       </w:pPr>
-      <w:bookmarkStart w:id="60" w:name="_Toc225839235"/>
+      <w:bookmarkStart w:id="62" w:name="_Toc227830150"/>
       <w:r>
         <w:t>T-ENG-08x: Performance-Tier-Konformität (NEU v1.1)</w:t>
       </w:r>
-      <w:bookmarkEnd w:id="60"/>
+      <w:bookmarkEnd w:id="62"/>
     </w:p>
     <w:tbl>
       <w:tblPr>
@@ -24581,6 +27683,7 @@
                 <w:sz w:val="18"/>
                 <w:szCs w:val="18"/>
               </w:rPr>
+              <w:lastRenderedPageBreak/>
               <w:t>T-ENG-09x: CGFI-Berechnung (NEU v1.2)</w:t>
             </w:r>
           </w:p>
@@ -24796,7 +27899,6 @@
                 <w:sz w:val="18"/>
                 <w:szCs w:val="18"/>
               </w:rPr>
-              <w:lastRenderedPageBreak/>
               <w:t>T-ENG-091</w:t>
             </w:r>
           </w:p>
@@ -26708,11 +29810,11 @@
       <w:pPr>
         <w:pStyle w:val="berschrift1"/>
       </w:pPr>
-      <w:bookmarkStart w:id="61" w:name="_Toc225839236"/>
+      <w:bookmarkStart w:id="63" w:name="_Toc227830151"/>
       <w:r>
         <w:t>12.  Implementierungsanforderungen und Sicherheit</w:t>
       </w:r>
-      <w:bookmarkEnd w:id="61"/>
+      <w:bookmarkEnd w:id="63"/>
     </w:p>
     <w:p>
       <w:pPr>
@@ -26725,6 +29827,7 @@
           <w:sz w:val="22"/>
           <w:szCs w:val="22"/>
         </w:rPr>
+        <w:lastRenderedPageBreak/>
         <w:t>Dieses Kapitel spezifiziert normative Anforderungen, die in Kap. 1–11 als Prinzipien oder Optimierungshinweise beschrieben sind, aber einer expliziten shall/should/may-Klassifikation bedürfen: Umgebungsparameter (Hardware, BigInt-Implementierung), Fehlerbehandlung, Prävention und Erkennung nicht-deterministischen Verhaltens sowie Schutz vor Integer-Überlauf und weiteren Sicherheitsrisiken.</w:t>
       </w:r>
     </w:p>
@@ -26737,13 +29840,13 @@
       <w:pPr>
         <w:pStyle w:val="berschrift2"/>
       </w:pPr>
-      <w:bookmarkStart w:id="62" w:name="_Toc_CG3100_Kap121"/>
-      <w:bookmarkStart w:id="63" w:name="_Toc225839237"/>
+      <w:bookmarkStart w:id="64" w:name="_Toc_CG3100_Kap121"/>
+      <w:bookmarkStart w:id="65" w:name="_Toc227830152"/>
       <w:r>
         <w:t>12.1  Umgebungsparameter</w:t>
       </w:r>
-      <w:bookmarkEnd w:id="62"/>
-      <w:bookmarkEnd w:id="63"/>
+      <w:bookmarkEnd w:id="64"/>
+      <w:bookmarkEnd w:id="65"/>
     </w:p>
     <w:p>
       <w:pPr>
@@ -27640,13 +30743,13 @@
       <w:pPr>
         <w:pStyle w:val="berschrift2"/>
       </w:pPr>
-      <w:bookmarkStart w:id="64" w:name="_Toc_CG3100_Kap122"/>
-      <w:bookmarkStart w:id="65" w:name="_Toc225839238"/>
+      <w:bookmarkStart w:id="66" w:name="_Toc_CG3100_Kap122"/>
+      <w:bookmarkStart w:id="67" w:name="_Toc227830153"/>
       <w:r>
         <w:t>12.2  Fehlerbehandlung</w:t>
       </w:r>
-      <w:bookmarkEnd w:id="64"/>
-      <w:bookmarkEnd w:id="65"/>
+      <w:bookmarkEnd w:id="66"/>
+      <w:bookmarkEnd w:id="67"/>
     </w:p>
     <w:p>
       <w:pPr>
@@ -27674,6 +30777,7 @@
           <w:bCs/>
           <w:color w:val="1A1A1A"/>
         </w:rPr>
+        <w:lastRenderedPageBreak/>
         <w:t xml:space="preserve">(F-E1) </w:t>
       </w:r>
       <w:r>
@@ -27740,7 +30844,6 @@
           <w:bCs/>
           <w:color w:val="1A1A1A"/>
         </w:rPr>
-        <w:lastRenderedPageBreak/>
         <w:t xml:space="preserve">(F-E3) </w:t>
       </w:r>
       <w:r>
@@ -28863,13 +31966,13 @@
       <w:pPr>
         <w:pStyle w:val="berschrift2"/>
       </w:pPr>
-      <w:bookmarkStart w:id="66" w:name="_Toc_CG3100_Kap123"/>
-      <w:bookmarkStart w:id="67" w:name="_Toc225839239"/>
+      <w:bookmarkStart w:id="68" w:name="_Toc_CG3100_Kap123"/>
+      <w:bookmarkStart w:id="69" w:name="_Toc227830154"/>
       <w:r>
         <w:t>12.3  Prävention und Erkennung nicht-deterministischen Verhaltens</w:t>
       </w:r>
-      <w:bookmarkEnd w:id="66"/>
-      <w:bookmarkEnd w:id="67"/>
+      <w:bookmarkEnd w:id="68"/>
+      <w:bookmarkEnd w:id="69"/>
     </w:p>
     <w:p>
       <w:pPr>
@@ -29434,6 +32537,7 @@
                 <w:sz w:val="19"/>
                 <w:szCs w:val="19"/>
               </w:rPr>
+              <w:lastRenderedPageBreak/>
               <w:t>Thread-lokaler Zustand</w:t>
             </w:r>
           </w:p>
@@ -29701,7 +32805,6 @@
                 <w:sz w:val="19"/>
                 <w:szCs w:val="19"/>
               </w:rPr>
-              <w:lastRenderedPageBreak/>
               <w:t>Umgebungsvariablen</w:t>
             </w:r>
           </w:p>
@@ -29874,13 +32977,13 @@
       <w:pPr>
         <w:pStyle w:val="berschrift2"/>
       </w:pPr>
-      <w:bookmarkStart w:id="68" w:name="_Toc_CG3100_Kap124"/>
-      <w:bookmarkStart w:id="69" w:name="_Toc225839240"/>
+      <w:bookmarkStart w:id="70" w:name="_Toc_CG3100_Kap124"/>
+      <w:bookmarkStart w:id="71" w:name="_Toc227830155"/>
       <w:r>
         <w:t>12.4  Sicherheitsaspekte</w:t>
       </w:r>
-      <w:bookmarkEnd w:id="68"/>
-      <w:bookmarkEnd w:id="69"/>
+      <w:bookmarkEnd w:id="70"/>
+      <w:bookmarkEnd w:id="71"/>
     </w:p>
     <w:p>
       <w:pPr>
@@ -30214,6 +33317,7 @@
           <w:bCs/>
           <w:color w:val="1A1A1A"/>
         </w:rPr>
+        <w:lastRenderedPageBreak/>
         <w:t xml:space="preserve">(S-H1) </w:t>
       </w:r>
       <w:r>
@@ -30280,7 +33384,6 @@
           <w:bCs/>
           <w:color w:val="1A1A1A"/>
         </w:rPr>
-        <w:lastRenderedPageBreak/>
         <w:t xml:space="preserve">(S-H3) </w:t>
       </w:r>
       <w:r>
@@ -30311,11 +33414,11 @@
       <w:pPr>
         <w:pStyle w:val="berschrift1"/>
       </w:pPr>
-      <w:bookmarkStart w:id="70" w:name="_Toc225839241"/>
+      <w:bookmarkStart w:id="72" w:name="_Toc227830156"/>
       <w:r>
         <w:t>13.  Performance-Anforderungen</w:t>
       </w:r>
-      <w:bookmarkEnd w:id="70"/>
+      <w:bookmarkEnd w:id="72"/>
     </w:p>
     <w:p>
       <w:pPr>
@@ -31079,11 +34182,11 @@
       <w:pPr>
         <w:pStyle w:val="berschrift2"/>
       </w:pPr>
-      <w:bookmarkStart w:id="71" w:name="_Toc225839242"/>
+      <w:bookmarkStart w:id="73" w:name="_Toc227830157"/>
       <w:r>
         <w:t>13.1  Optimierungshinweise (nicht normativ)</w:t>
       </w:r>
-      <w:bookmarkEnd w:id="71"/>
+      <w:bookmarkEnd w:id="73"/>
     </w:p>
     <w:p>
       <w:pPr>
@@ -31179,11 +34282,11 @@
       <w:pPr>
         <w:pStyle w:val="berschrift1"/>
       </w:pPr>
-      <w:bookmarkStart w:id="72" w:name="_Toc225839243"/>
+      <w:bookmarkStart w:id="74" w:name="_Toc227830158"/>
       <w:r>
         <w:t>14.  Glossar</w:t>
       </w:r>
-      <w:bookmarkEnd w:id="72"/>
+      <w:bookmarkEnd w:id="74"/>
     </w:p>
     <w:tbl>
       <w:tblPr>
@@ -31959,6 +35062,7 @@
                 <w:sz w:val="19"/>
                 <w:szCs w:val="19"/>
               </w:rPr>
+              <w:lastRenderedPageBreak/>
               <w:t>Lazy Precision</w:t>
             </w:r>
           </w:p>
@@ -32259,7 +35363,6 @@
                 <w:sz w:val="19"/>
                 <w:szCs w:val="19"/>
               </w:rPr>
-              <w:lastRenderedPageBreak/>
               <w:t>safeAdd</w:t>
             </w:r>
           </w:p>
@@ -32424,21 +35527,21 @@
       <w:pPr>
         <w:pStyle w:val="berschrift1"/>
       </w:pPr>
-      <w:bookmarkStart w:id="73" w:name="_Toc225839244"/>
+      <w:bookmarkStart w:id="75" w:name="_Toc227830159"/>
       <w:r>
         <w:t>15.  Referenzen</w:t>
       </w:r>
-      <w:bookmarkEnd w:id="73"/>
+      <w:bookmarkEnd w:id="75"/>
     </w:p>
     <w:p>
       <w:pPr>
         <w:pStyle w:val="berschrift2"/>
       </w:pPr>
-      <w:bookmarkStart w:id="74" w:name="_Toc225839245"/>
+      <w:bookmarkStart w:id="76" w:name="_Toc227830160"/>
       <w:r>
         <w:t>Normative Referenzen</w:t>
       </w:r>
-      <w:bookmarkEnd w:id="74"/>
+      <w:bookmarkEnd w:id="76"/>
     </w:p>
     <w:p>
       <w:pPr>
@@ -32583,11 +35686,11 @@
       <w:pPr>
         <w:pStyle w:val="berschrift2"/>
       </w:pPr>
-      <w:bookmarkStart w:id="75" w:name="_Toc225839246"/>
+      <w:bookmarkStart w:id="77" w:name="_Toc227830161"/>
       <w:r>
         <w:t>Informative Referenzen</w:t>
       </w:r>
-      <w:bookmarkEnd w:id="75"/>
+      <w:bookmarkEnd w:id="77"/>
     </w:p>
     <w:p>
       <w:pPr>
@@ -32709,15 +35812,20 @@
     <w:p>
       <w:pPr>
         <w:pageBreakBefore/>
+        <w:rPr>
+          <w:lang w:val="en-GB"/>
+        </w:rPr>
       </w:pPr>
     </w:p>
     <w:p>
       <w:pPr>
         <w:pStyle w:val="berschrift1"/>
       </w:pPr>
+      <w:bookmarkStart w:id="78" w:name="_Toc227830162"/>
       <w:r>
         <w:t>Anhang A — Vollständige normative Testvektoren</w:t>
       </w:r>
+      <w:bookmarkEnd w:id="78"/>
     </w:p>
     <w:p>
       <w:pPr>
@@ -32727,10 +35835,8 @@
         <w:rPr>
           <w:rFonts w:ascii="Calibri" w:hAnsi="Calibri"/>
           <w:color w:val="1A1A1A"/>
-          <w:sz w:val="20"/>
-          <w:szCs w:val="20"/>
-        </w:rPr>
-        <w:t xml:space="preserve">Dieser Anhang ergänzt Kap. 11.2 um die vollständigen Eingabe/Ausgabe-Paare für alle 114 normativen Tests. Jeder Testvektor ist deterministisch: identische Eingabe muss auf jeder konformen Plattform identische Ausgabe liefern. Die maschinenlesbare Test-Suite (JSON-Format) wird mit der Referenzimplementierung (CG-APP-0700) ausgeliefert.</w:t>
+        </w:rPr>
+        <w:t>Dieser Anhang ergänzt Kap. 11.2 um die vollständigen Eingabe/Ausgabe-Paare für alle 114 normativen Tests. Jeder Testvektor ist deterministisch: identische Eingabe muss auf jeder konformen Plattform identische Ausgabe liefern. Die maschinenlesbare Test-Suite (JSON-Format) wird mit der Referenzimplementierung (CG-APP-0700) ausgeliefert.</w:t>
       </w:r>
     </w:p>
     <w:p>
@@ -32739,14 +35845,12 @@
       </w:pPr>
       <w:r>
         <w:rPr>
+          <w:rFonts w:ascii="Calibri" w:hAnsi="Calibri"/>
           <w:b/>
           <w:bCs/>
-          <w:rFonts w:ascii="Calibri" w:hAnsi="Calibri"/>
           <w:color w:val="1A1A1A"/>
-          <w:sz w:val="20"/>
-          <w:szCs w:val="20"/>
-        </w:rPr>
-        <w:t xml:space="preserve">T-ENG-001 bis T-ENG-005: Determinismus</w:t>
+        </w:rPr>
+        <w:t>T-ENG-001 bis T-ENG-005: Determinismus</w:t>
       </w:r>
     </w:p>
     <w:p>
@@ -32762,7 +35866,7 @@
           <w:sz w:val="16"/>
           <w:szCs w:val="16"/>
         </w:rPr>
-        <w:t xml:space="preserve">T-ENG-001  INPUT: D=Gregorian/v2, 2026-03-15T14:32:17Z  → encode() 100x parallel → 100x identisches Ergebnis</w:t>
+        <w:t>T-ENG-001  INPUT: D=Gregorian/v2, 2026-03-15T14:32:17Z  → encode() 100x parallel → 100x identisches Ergebnis</w:t>
       </w:r>
     </w:p>
     <w:p>
@@ -32778,7 +35882,7 @@
           <w:sz w:val="16"/>
           <w:szCs w:val="16"/>
         </w:rPr>
-        <w:t xml:space="preserve">T-ENG-002  INPUT: D=Unix/v1, t=1742041937  → convert(TAI) 100x → 100x CG:TAI:1742041974/v1</w:t>
+        <w:t>T-ENG-002  INPUT: D=Unix/v1, t=1742041937  → convert(TAI) 100x → 100x CG:TAI:1742041974/v1</w:t>
       </w:r>
     </w:p>
     <w:p>
@@ -32794,7 +35898,7 @@
           <w:sz w:val="16"/>
           <w:szCs w:val="16"/>
         </w:rPr>
-        <w:t xml:space="preserve">T-ENG-003  INPUT: D=TAI/v1, t=1742041974  → MachineID 100x → 100x identischer SHA-256</w:t>
+        <w:t>T-ENG-003  INPUT: D=TAI/v1, t=1742041974  → MachineID 100x → 100x identischer SHA-256</w:t>
       </w:r>
     </w:p>
     <w:p>
@@ -32810,7 +35914,7 @@
           <w:sz w:val="16"/>
           <w:szCs w:val="16"/>
         </w:rPr>
-        <w:t xml:space="preserve">T-ENG-004  INPUT: D=GPS/v1, t=1742041955  → convert(TAI) 100x parallel 8 Threads → identisch</w:t>
+        <w:t>T-ENG-004  INPUT: D=GPS/v1, t=1742041955  → convert(TAI) 100x parallel 8 Threads → identisch</w:t>
       </w:r>
     </w:p>
     <w:p>
@@ -32826,7 +35930,7 @@
           <w:sz w:val="16"/>
           <w:szCs w:val="16"/>
         </w:rPr>
-        <w:t xml:space="preserve">T-ENG-005  INPUT: D=Gregorian/v2, 2016-12-31T23:59:59Z  → encode() + decode() Roundtrip 100x → identisch</w:t>
+        <w:t>T-ENG-005  INPUT: D=Gregorian/v2, 2016-12-31T23:59:59Z  → encode() + decode() Roundtrip 100x → identisch</w:t>
       </w:r>
     </w:p>
     <w:p>
@@ -32835,14 +35939,12 @@
       </w:pPr>
       <w:r>
         <w:rPr>
+          <w:rFonts w:ascii="Calibri" w:hAnsi="Calibri"/>
           <w:b/>
           <w:bCs/>
-          <w:rFonts w:ascii="Calibri" w:hAnsi="Calibri"/>
           <w:color w:val="1A1A1A"/>
-          <w:sz w:val="20"/>
-          <w:szCs w:val="20"/>
-        </w:rPr>
-        <w:t xml:space="preserve">T-ENG-011 bis T-ENG-020: Encode / Decode</w:t>
+        </w:rPr>
+        <w:t>T-ENG-011 bis T-ENG-020: Encode / Decode</w:t>
       </w:r>
     </w:p>
     <w:p>
@@ -32850,6 +35952,9 @@
         <w:shd w:val="clear" w:color="auto" w:fill="F5F5F5"/>
         <w:spacing w:before="20" w:after="20"/>
         <w:ind w:left="280"/>
+        <w:rPr>
+          <w:lang w:val="fr-FR"/>
+        </w:rPr>
       </w:pPr>
       <w:r>
         <w:rPr>
@@ -32857,40 +35962,31 @@
           <w:color w:val="1A1A1A"/>
           <w:sz w:val="16"/>
           <w:szCs w:val="16"/>
-        </w:rPr>
-        <w:t xml:space="preserve">T-ENG-011  encode(Gregorian/v2, 2026-03-15T14:32:17Z) = 1742041937 (Unix-äquivalent)</w:t>
-      </w:r>
-    </w:p>
-    <w:p>
-      <w:pPr>
-        <w:shd w:val="clear" w:color="auto" w:fill="F5F5F5"/>
-        <w:spacing w:before="20" w:after="20"/>
-        <w:ind w:left="280"/>
-      </w:pPr>
+          <w:lang w:val="fr-FR"/>
+        </w:rPr>
+        <w:t>T-ENG-011  encode(Gregorian/v2, 2026-03-15T14:32:17Z) = 1742041937 (Unix-</w:t>
+      </w:r>
+      <w:proofErr w:type="spellStart"/>
       <w:r>
         <w:rPr>
           <w:rFonts w:ascii="Consolas" w:hAnsi="Consolas" w:cs="Consolas"/>
           <w:color w:val="1A1A1A"/>
           <w:sz w:val="16"/>
           <w:szCs w:val="16"/>
-        </w:rPr>
-        <w:t xml:space="preserve">T-ENG-012  encode(Gregorian/v2, 1970-01-01T00:00:00Z) = 0</w:t>
-      </w:r>
-    </w:p>
-    <w:p>
-      <w:pPr>
-        <w:shd w:val="clear" w:color="auto" w:fill="F5F5F5"/>
-        <w:spacing w:before="20" w:after="20"/>
-        <w:ind w:left="280"/>
-      </w:pPr>
+          <w:lang w:val="fr-FR"/>
+        </w:rPr>
+        <w:t>äquivalent</w:t>
+      </w:r>
+      <w:proofErr w:type="spellEnd"/>
       <w:r>
         <w:rPr>
           <w:rFonts w:ascii="Consolas" w:hAnsi="Consolas" w:cs="Consolas"/>
           <w:color w:val="1A1A1A"/>
           <w:sz w:val="16"/>
           <w:szCs w:val="16"/>
-        </w:rPr>
-        <w:t xml:space="preserve">T-ENG-013  encode(Gregorian/v2, 1969-12-31T23:59:59Z) = -1 (negativer Wert)</w:t>
+          <w:lang w:val="fr-FR"/>
+        </w:rPr>
+        <w:t>)</w:t>
       </w:r>
     </w:p>
     <w:p>
@@ -32898,6 +35994,9 @@
         <w:shd w:val="clear" w:color="auto" w:fill="F5F5F5"/>
         <w:spacing w:before="20" w:after="20"/>
         <w:ind w:left="280"/>
+        <w:rPr>
+          <w:lang w:val="fr-FR"/>
+        </w:rPr>
       </w:pPr>
       <w:r>
         <w:rPr>
@@ -32905,8 +36004,9 @@
           <w:color w:val="1A1A1A"/>
           <w:sz w:val="16"/>
           <w:szCs w:val="16"/>
-        </w:rPr>
-        <w:t xml:space="preserve">T-ENG-014  encode(Gregorian/v2, 2038-01-19T03:14:08Z) = 2147483648 (über int32 MAX)</w:t>
+          <w:lang w:val="fr-FR"/>
+        </w:rPr>
+        <w:t>T-ENG-012  encode(Gregorian/v2, 1970-01-01T00:00:00Z) = 0</w:t>
       </w:r>
     </w:p>
     <w:p>
@@ -32922,15 +36022,9 @@
           <w:sz w:val="16"/>
           <w:szCs w:val="16"/>
         </w:rPr>
-        <w:t xml:space="preserve">T-ENG-015  decode(Gregorian/v2, 0) = 1970-01-01T00:00:00Z</w:t>
-      </w:r>
-    </w:p>
-    <w:p>
-      <w:pPr>
-        <w:shd w:val="clear" w:color="auto" w:fill="F5F5F5"/>
-        <w:spacing w:before="20" w:after="20"/>
-        <w:ind w:left="280"/>
-      </w:pPr>
+        <w:t xml:space="preserve">T-ENG-013  </w:t>
+      </w:r>
+      <w:proofErr w:type="spellStart"/>
       <w:r>
         <w:rPr>
           <w:rFonts w:ascii="Consolas" w:hAnsi="Consolas" w:cs="Consolas"/>
@@ -32938,15 +36032,9 @@
           <w:sz w:val="16"/>
           <w:szCs w:val="16"/>
         </w:rPr>
-        <w:t xml:space="preserve">T-ENG-016  decode(Gregorian/v2, -1) = 1969-12-31T23:59:59Z</w:t>
-      </w:r>
-    </w:p>
-    <w:p>
-      <w:pPr>
-        <w:shd w:val="clear" w:color="auto" w:fill="F5F5F5"/>
-        <w:spacing w:before="20" w:after="20"/>
-        <w:ind w:left="280"/>
-      </w:pPr>
+        <w:t>encode</w:t>
+      </w:r>
+      <w:proofErr w:type="spellEnd"/>
       <w:r>
         <w:rPr>
           <w:rFonts w:ascii="Consolas" w:hAnsi="Consolas" w:cs="Consolas"/>
@@ -32954,7 +36042,7 @@
           <w:sz w:val="16"/>
           <w:szCs w:val="16"/>
         </w:rPr>
-        <w:t xml:space="preserve">T-ENG-017  decode(Gregorian/v2, 951782400) = 2000-02-29T00:00:00Z (Schaltjahr)</w:t>
+        <w:t>(Gregorian/v2, 1969-12-31T23:59:59Z) = -1 (negativer Wert)</w:t>
       </w:r>
     </w:p>
     <w:p>
@@ -32970,7 +36058,7 @@
           <w:sz w:val="16"/>
           <w:szCs w:val="16"/>
         </w:rPr>
-        <w:t xml:space="preserve">T-ENG-018  encode(Gregorian/v2, 1900-02-29) → CG-E-003 (29. Feb 1900 existiert nicht)</w:t>
+        <w:t>T-ENG-014  encode(Gregorian/v2, 2038-01-19T03:14:08Z) = 2147483648 (über int32 MAX)</w:t>
       </w:r>
     </w:p>
     <w:p>
@@ -32986,7 +36074,7 @@
           <w:sz w:val="16"/>
           <w:szCs w:val="16"/>
         </w:rPr>
-        <w:t xml:space="preserve">T-ENG-019  encode(Gregorian/v2, 2000-02-29T23:59:59Z) = 951868799</w:t>
+        <w:t>T-ENG-015  decode(Gregorian/v2, 0) = 1970-01-01T00:00:00Z</w:t>
       </w:r>
     </w:p>
     <w:p>
@@ -33002,23 +36090,7 @@
           <w:sz w:val="16"/>
           <w:szCs w:val="16"/>
         </w:rPr>
-        <w:t xml:space="preserve">T-ENG-020  decode(Unix/v1, 2147483647) = 2038-01-19T03:14:07Z (int32 MAX)</w:t>
-      </w:r>
-    </w:p>
-    <w:p>
-      <w:pPr>
-        <w:spacing w:before="40" w:after="40"/>
-      </w:pPr>
-      <w:r>
-        <w:rPr>
-          <w:b/>
-          <w:bCs/>
-          <w:rFonts w:ascii="Calibri" w:hAnsi="Calibri"/>
-          <w:color w:val="1A1A1A"/>
-          <w:sz w:val="20"/>
-          <w:szCs w:val="20"/>
-        </w:rPr>
-        <w:t xml:space="preserve">T-ENG-021 bis T-ENG-030: MachineID</w:t>
+        <w:t>T-ENG-016  decode(Gregorian/v2, -1) = 1969-12-31T23:59:59Z</w:t>
       </w:r>
     </w:p>
     <w:p>
@@ -33034,7 +36106,7 @@
           <w:sz w:val="16"/>
           <w:szCs w:val="16"/>
         </w:rPr>
-        <w:t xml:space="preserve">T-ENG-021  MachineID(D=TAI, t=0, v=1, σ=time) = SHA-256("TAI" ‖ [0x00] ‖ "1" ‖ "time")</w:t>
+        <w:t>T-ENG-017  decode(Gregorian/v2, 951782400) = 2000-02-29T00:00:00Z (Schaltjahr)</w:t>
       </w:r>
     </w:p>
     <w:p>
@@ -33050,7 +36122,7 @@
           <w:sz w:val="16"/>
           <w:szCs w:val="16"/>
         </w:rPr>
-        <w:t xml:space="preserve">T-ENG-022  MachineID(D=TAI, t=0, v=1) ≠ MachineID(D=TAI, t=1, v=1)</w:t>
+        <w:t>T-ENG-018  encode(Gregorian/v2, 1900-02-29) → CG-E-003 (29. Feb 1900 existiert nicht)</w:t>
       </w:r>
     </w:p>
     <w:p>
@@ -33058,6 +36130,9 @@
         <w:shd w:val="clear" w:color="auto" w:fill="F5F5F5"/>
         <w:spacing w:before="20" w:after="20"/>
         <w:ind w:left="280"/>
+        <w:rPr>
+          <w:lang w:val="fr-FR"/>
+        </w:rPr>
       </w:pPr>
       <w:r>
         <w:rPr>
@@ -33065,8 +36140,9 @@
           <w:color w:val="1A1A1A"/>
           <w:sz w:val="16"/>
           <w:szCs w:val="16"/>
-        </w:rPr>
-        <w:t xml:space="preserve">T-ENG-023  MachineID(D=TAI, t=0, v=1) ≠ MachineID(D=GPS, t=0, v=1)</w:t>
+          <w:lang w:val="fr-FR"/>
+        </w:rPr>
+        <w:t>T-ENG-019  encode(Gregorian/v2, 2000-02-29T23:59:59Z) = 951868799</w:t>
       </w:r>
     </w:p>
     <w:p>
@@ -33082,15 +36158,9 @@
           <w:sz w:val="16"/>
           <w:szCs w:val="16"/>
         </w:rPr>
-        <w:t xml:space="preserve">T-ENG-024  MachineID(D=TAI, t=0, v=1) ≠ MachineID(D=TAI, t=0, v=2)</w:t>
-      </w:r>
-    </w:p>
-    <w:p>
-      <w:pPr>
-        <w:shd w:val="clear" w:color="auto" w:fill="F5F5F5"/>
-        <w:spacing w:before="20" w:after="20"/>
-        <w:ind w:left="280"/>
-      </w:pPr>
+        <w:t xml:space="preserve">T-ENG-020  </w:t>
+      </w:r>
+      <w:proofErr w:type="spellStart"/>
       <w:r>
         <w:rPr>
           <w:rFonts w:ascii="Consolas" w:hAnsi="Consolas" w:cs="Consolas"/>
@@ -33098,15 +36168,9 @@
           <w:sz w:val="16"/>
           <w:szCs w:val="16"/>
         </w:rPr>
-        <w:t xml:space="preserve">T-ENG-025  MachineID(D=CGUAS, t=0, v=1, σ=address) ≠ MachineID(D=CGUAS, t=0, v=1, σ=time)</w:t>
-      </w:r>
-    </w:p>
-    <w:p>
-      <w:pPr>
-        <w:shd w:val="clear" w:color="auto" w:fill="F5F5F5"/>
-        <w:spacing w:before="20" w:after="20"/>
-        <w:ind w:left="280"/>
-      </w:pPr>
+        <w:t>decode</w:t>
+      </w:r>
+      <w:proofErr w:type="spellEnd"/>
       <w:r>
         <w:rPr>
           <w:rFonts w:ascii="Consolas" w:hAnsi="Consolas" w:cs="Consolas"/>
@@ -33114,7 +36178,21 @@
           <w:sz w:val="16"/>
           <w:szCs w:val="16"/>
         </w:rPr>
-        <w:t xml:space="preserve">T-ENG-026  MachineID mit t=2^100 → gültig (BigInt, kein Overflow)</w:t>
+        <w:t>(Unix/v1, 2147483647) = 2038-01-19T03:14:07Z (int32 MAX)</w:t>
+      </w:r>
+    </w:p>
+    <w:p>
+      <w:pPr>
+        <w:spacing w:before="40" w:after="40"/>
+      </w:pPr>
+      <w:r>
+        <w:rPr>
+          <w:rFonts w:ascii="Calibri" w:hAnsi="Calibri"/>
+          <w:b/>
+          <w:bCs/>
+          <w:color w:val="1A1A1A"/>
+        </w:rPr>
+        <w:t>T-ENG-021 bis T-ENG-030: MachineID</w:t>
       </w:r>
     </w:p>
     <w:p>
@@ -33122,6 +36200,9 @@
         <w:shd w:val="clear" w:color="auto" w:fill="F5F5F5"/>
         <w:spacing w:before="20" w:after="20"/>
         <w:ind w:left="280"/>
+        <w:rPr>
+          <w:lang w:val="en-GB"/>
+        </w:rPr>
       </w:pPr>
       <w:r>
         <w:rPr>
@@ -33129,48 +36210,32 @@
           <w:color w:val="1A1A1A"/>
           <w:sz w:val="16"/>
           <w:szCs w:val="16"/>
-        </w:rPr>
-        <w:t xml:space="preserve">T-ENG-027  MachineID Serialisierung: bigIntToBytes(0) = [0x00]</w:t>
-      </w:r>
-    </w:p>
-    <w:p>
-      <w:pPr>
-        <w:shd w:val="clear" w:color="auto" w:fill="F5F5F5"/>
-        <w:spacing w:before="20" w:after="20"/>
-        <w:ind w:left="280"/>
-      </w:pPr>
+          <w:lang w:val="en-GB"/>
+        </w:rPr>
+        <w:t xml:space="preserve">T-ENG-021  </w:t>
+      </w:r>
+      <w:proofErr w:type="spellStart"/>
       <w:r>
         <w:rPr>
           <w:rFonts w:ascii="Consolas" w:hAnsi="Consolas" w:cs="Consolas"/>
           <w:color w:val="1A1A1A"/>
           <w:sz w:val="16"/>
           <w:szCs w:val="16"/>
-        </w:rPr>
-        <w:t xml:space="preserve">T-ENG-028  MachineID Serialisierung: bigIntToBytes(256) = [0x01, 0x00] (Big-Endian, minimal)</w:t>
-      </w:r>
-    </w:p>
-    <w:p>
-      <w:pPr>
-        <w:shd w:val="clear" w:color="auto" w:fill="F5F5F5"/>
-        <w:spacing w:before="20" w:after="20"/>
-        <w:ind w:left="280"/>
-      </w:pPr>
+          <w:lang w:val="en-GB"/>
+        </w:rPr>
+        <w:t>MachineID</w:t>
+      </w:r>
+      <w:proofErr w:type="spellEnd"/>
       <w:r>
         <w:rPr>
           <w:rFonts w:ascii="Consolas" w:hAnsi="Consolas" w:cs="Consolas"/>
           <w:color w:val="1A1A1A"/>
           <w:sz w:val="16"/>
           <w:szCs w:val="16"/>
-        </w:rPr>
-        <w:t xml:space="preserve">T-ENG-029  MachineID Serialisierung: bigIntToBytes(-1) = [0xFF] (Zweierkomplement)</w:t>
-      </w:r>
-    </w:p>
-    <w:p>
-      <w:pPr>
-        <w:shd w:val="clear" w:color="auto" w:fill="F5F5F5"/>
-        <w:spacing w:before="20" w:after="20"/>
-        <w:ind w:left="280"/>
-      </w:pPr>
+          <w:lang w:val="en-GB"/>
+        </w:rPr>
+        <w:t xml:space="preserve">(D=TAI, t=0, v=1, </w:t>
+      </w:r>
       <w:r>
         <w:rPr>
           <w:rFonts w:ascii="Consolas" w:hAnsi="Consolas" w:cs="Consolas"/>
@@ -33178,39 +36243,17 @@
           <w:sz w:val="16"/>
           <w:szCs w:val="16"/>
         </w:rPr>
-        <w:t xml:space="preserve">T-ENG-030  MachineID(D=TAI, t=1742041974, v=1, σ=time) ist reproduzierbar auf allen Plattformen</w:t>
-      </w:r>
-    </w:p>
-    <w:p>
-      <w:pPr>
-        <w:spacing w:before="40" w:after="40"/>
-      </w:pPr>
-      <w:r>
-        <w:rPr>
-          <w:b/>
-          <w:bCs/>
-          <w:rFonts w:ascii="Calibri" w:hAnsi="Calibri"/>
-          <w:color w:val="1A1A1A"/>
-          <w:sz w:val="20"/>
-          <w:szCs w:val="20"/>
-        </w:rPr>
-        <w:t xml:space="preserve">T-ENG-031 bis T-ENG-042: Mapping-Ausführung</w:t>
-      </w:r>
-    </w:p>
-    <w:p>
-      <w:pPr>
-        <w:shd w:val="clear" w:color="auto" w:fill="F5F5F5"/>
-        <w:spacing w:before="20" w:after="20"/>
-        <w:ind w:left="280"/>
-      </w:pPr>
+        <w:t>σ</w:t>
+      </w:r>
       <w:r>
         <w:rPr>
           <w:rFonts w:ascii="Consolas" w:hAnsi="Consolas" w:cs="Consolas"/>
           <w:color w:val="1A1A1A"/>
           <w:sz w:val="16"/>
           <w:szCs w:val="16"/>
-        </w:rPr>
-        <w:t xml:space="preserve">T-ENG-031  convert(Unix/v1, t=0, target=TAI) = 10 (Basis-Offset 1970)</w:t>
+          <w:lang w:val="en-GB"/>
+        </w:rPr>
+        <w:t>=time) = SHA-256("TAI" ‖ [0x00] ‖ "1" ‖ "time")</w:t>
       </w:r>
     </w:p>
     <w:p>
@@ -33226,15 +36269,9 @@
           <w:sz w:val="16"/>
           <w:szCs w:val="16"/>
         </w:rPr>
-        <w:t xml:space="preserve">T-ENG-032  convert(TAI/v1, t=10, target=Unix) = 0 (Rückkonvertierung)</w:t>
-      </w:r>
-    </w:p>
-    <w:p>
-      <w:pPr>
-        <w:shd w:val="clear" w:color="auto" w:fill="F5F5F5"/>
-        <w:spacing w:before="20" w:after="20"/>
-        <w:ind w:left="280"/>
-      </w:pPr>
+        <w:t xml:space="preserve">T-ENG-022  </w:t>
+      </w:r>
+      <w:proofErr w:type="spellStart"/>
       <w:r>
         <w:rPr>
           <w:rFonts w:ascii="Consolas" w:hAnsi="Consolas" w:cs="Consolas"/>
@@ -33242,15 +36279,9 @@
           <w:sz w:val="16"/>
           <w:szCs w:val="16"/>
         </w:rPr>
-        <w:t xml:space="preserve">T-ENG-033  convert(GPS/v1, t=0, target=TAI) = 19 (GPS-TAI = 19s)</w:t>
-      </w:r>
-    </w:p>
-    <w:p>
-      <w:pPr>
-        <w:shd w:val="clear" w:color="auto" w:fill="F5F5F5"/>
-        <w:spacing w:before="20" w:after="20"/>
-        <w:ind w:left="280"/>
-      </w:pPr>
+        <w:t>MachineID</w:t>
+      </w:r>
+      <w:proofErr w:type="spellEnd"/>
       <w:r>
         <w:rPr>
           <w:rFonts w:ascii="Consolas" w:hAnsi="Consolas" w:cs="Consolas"/>
@@ -33258,7 +36289,7 @@
           <w:sz w:val="16"/>
           <w:szCs w:val="16"/>
         </w:rPr>
-        <w:t xml:space="preserve">T-ENG-034  convert(TAI/v1, t=19, target=GPS) = 0</w:t>
+        <w:t>(D=TAI, t=0, v=1) ≠ MachineID(D=TAI, t=1, v=1)</w:t>
       </w:r>
     </w:p>
     <w:p>
@@ -33274,7 +36305,7 @@
           <w:sz w:val="16"/>
           <w:szCs w:val="16"/>
         </w:rPr>
-        <w:t xml:space="preserve">T-ENG-035  convert(Unix/v1, t=1742041937, target=TAI) = 1742041974 (+37 Schaltsekunden)</w:t>
+        <w:t>T-ENG-023  MachineID(D=TAI, t=0, v=1) ≠ MachineID(D=GPS, t=0, v=1)</w:t>
       </w:r>
     </w:p>
     <w:p>
@@ -33290,7 +36321,7 @@
           <w:sz w:val="16"/>
           <w:szCs w:val="16"/>
         </w:rPr>
-        <w:t xml:space="preserve">T-ENG-036  convert(UTC/v1, t=2016-12-31T23:59:59, target=TAI) → TAI = UTC + 36 (vor 27. Schaltsekunde)</w:t>
+        <w:t>T-ENG-024  MachineID(D=TAI, t=0, v=1) ≠ MachineID(D=TAI, t=0, v=2)</w:t>
       </w:r>
     </w:p>
     <w:p>
@@ -33306,7 +36337,7 @@
           <w:sz w:val="16"/>
           <w:szCs w:val="16"/>
         </w:rPr>
-        <w:t xml:space="preserve">T-ENG-037  convert(UTC/v1, t=2017-01-01T00:00:00, target=TAI) → TAI = UTC + 37 (nach 27. Schaltsekunde)</w:t>
+        <w:t>T-ENG-025  MachineID(D=CGUAS, t=0, v=1, σ=address) ≠ MachineID(D=CGUAS, t=0, v=1, σ=time)</w:t>
       </w:r>
     </w:p>
     <w:p>
@@ -33322,7 +36353,7 @@
           <w:sz w:val="16"/>
           <w:szCs w:val="16"/>
         </w:rPr>
-        <w:t xml:space="preserve">T-ENG-038  convert(Unix/v1, t=-1, target=TAI) = 9 (negativer Unix, vor Epoch)</w:t>
+        <w:t>T-ENG-026  MachineID mit t=2^100 → gültig (BigInt, kein Overflow)</w:t>
       </w:r>
     </w:p>
     <w:p>
@@ -33338,7 +36369,7 @@
           <w:sz w:val="16"/>
           <w:szCs w:val="16"/>
         </w:rPr>
-        <w:t xml:space="preserve">T-ENG-039  Chain: Unix → TAI → GPS → Unix = Identität (Roundtrip)</w:t>
+        <w:t>T-ENG-027  MachineID Serialisierung: bigIntToBytes(0) = [0x00]</w:t>
       </w:r>
     </w:p>
     <w:p>
@@ -33354,7 +36385,7 @@
           <w:sz w:val="16"/>
           <w:szCs w:val="16"/>
         </w:rPr>
-        <w:t xml:space="preserve">T-ENG-040  Chain Länge 9 → CG-E-005.010 (Chain-Limit = 8)</w:t>
+        <w:t>T-ENG-028  MachineID Serialisierung: bigIntToBytes(256) = [0x01, 0x00] (Big-Endian, minimal)</w:t>
       </w:r>
     </w:p>
     <w:p>
@@ -33370,7 +36401,7 @@
           <w:sz w:val="16"/>
           <w:szCs w:val="16"/>
         </w:rPr>
-        <w:t xml:space="preserve">T-ENG-041  Mapping mit Referenzpunkt: M(s) = r exakt (I-M3)</w:t>
+        <w:t>T-ENG-029  MachineID Serialisierung: bigIntToBytes(-1) = [0xFF] (Zweierkomplement)</w:t>
       </w:r>
     </w:p>
     <w:p>
@@ -33386,7 +36417,7 @@
           <w:sz w:val="16"/>
           <w:szCs w:val="16"/>
         </w:rPr>
-        <w:t xml:space="preserve">T-ENG-042  Cross-Domain-Vergleich ohne Mapping → CG-E-005 (DomainMismatch)</w:t>
+        <w:t>T-ENG-030  MachineID(D=TAI, t=1742041974, v=1, σ=time) ist reproduzierbar auf allen Plattformen</w:t>
       </w:r>
     </w:p>
     <w:p>
@@ -33395,14 +36426,12 @@
       </w:pPr>
       <w:r>
         <w:rPr>
+          <w:rFonts w:ascii="Calibri" w:hAnsi="Calibri"/>
           <w:b/>
           <w:bCs/>
-          <w:rFonts w:ascii="Calibri" w:hAnsi="Calibri"/>
           <w:color w:val="1A1A1A"/>
-          <w:sz w:val="20"/>
-          <w:szCs w:val="20"/>
-        </w:rPr>
-        <w:t xml:space="preserve">T-ENG-043 bis T-ENG-055: Allen-Relationen</w:t>
+        </w:rPr>
+        <w:t>T-ENG-031 bis T-ENG-042: Mapping-Ausführung</w:t>
       </w:r>
     </w:p>
     <w:p>
@@ -33418,7 +36447,7 @@
           <w:sz w:val="16"/>
           <w:szCs w:val="16"/>
         </w:rPr>
-        <w:t xml:space="preserve">T-ENG-043  before([0,5], [10,15]) = TRUE</w:t>
+        <w:t>T-ENG-031  convert(Unix/v1, t=0, target=TAI) = 10 (Basis-Offset 1970)</w:t>
       </w:r>
     </w:p>
     <w:p>
@@ -33434,7 +36463,7 @@
           <w:sz w:val="16"/>
           <w:szCs w:val="16"/>
         </w:rPr>
-        <w:t xml:space="preserve">T-ENG-044  after([10,15], [0,5]) = TRUE</w:t>
+        <w:t>T-ENG-032  convert(TAI/v1, t=10, target=Unix) = 0 (Rückkonvertierung)</w:t>
       </w:r>
     </w:p>
     <w:p>
@@ -33450,7 +36479,7 @@
           <w:sz w:val="16"/>
           <w:szCs w:val="16"/>
         </w:rPr>
-        <w:t xml:space="preserve">T-ENG-045  meets([0,5], [5,10]) = TRUE</w:t>
+        <w:t>T-ENG-033  convert(GPS/v1, t=0, target=TAI) = 19 (GPS-TAI = 19s)</w:t>
       </w:r>
     </w:p>
     <w:p>
@@ -33466,7 +36495,7 @@
           <w:sz w:val="16"/>
           <w:szCs w:val="16"/>
         </w:rPr>
-        <w:t xml:space="preserve">T-ENG-046  overlaps([0,7], [5,12]) = TRUE</w:t>
+        <w:t>T-ENG-034  convert(TAI/v1, t=19, target=GPS) = 0</w:t>
       </w:r>
     </w:p>
     <w:p>
@@ -33482,7 +36511,7 @@
           <w:sz w:val="16"/>
           <w:szCs w:val="16"/>
         </w:rPr>
-        <w:t xml:space="preserve">T-ENG-047  starts([0,5], [0,10]) = TRUE</w:t>
+        <w:t>T-ENG-035  convert(Unix/v1, t=1742041937, target=TAI) = 1742041974 (+37 Schaltsekunden)</w:t>
       </w:r>
     </w:p>
     <w:p>
@@ -33490,6 +36519,9 @@
         <w:shd w:val="clear" w:color="auto" w:fill="F5F5F5"/>
         <w:spacing w:before="20" w:after="20"/>
         <w:ind w:left="280"/>
+        <w:rPr>
+          <w:lang w:val="fr-FR"/>
+        </w:rPr>
       </w:pPr>
       <w:r>
         <w:rPr>
@@ -33497,104 +36529,75 @@
           <w:color w:val="1A1A1A"/>
           <w:sz w:val="16"/>
           <w:szCs w:val="16"/>
-        </w:rPr>
-        <w:t xml:space="preserve">T-ENG-048  finishes([5,10], [0,10]) = TRUE</w:t>
-      </w:r>
-    </w:p>
-    <w:p>
-      <w:pPr>
-        <w:shd w:val="clear" w:color="auto" w:fill="F5F5F5"/>
-        <w:spacing w:before="20" w:after="20"/>
-        <w:ind w:left="280"/>
-      </w:pPr>
+          <w:lang w:val="fr-FR"/>
+        </w:rPr>
+        <w:t xml:space="preserve">T-ENG-036  </w:t>
+      </w:r>
+      <w:proofErr w:type="spellStart"/>
       <w:r>
         <w:rPr>
           <w:rFonts w:ascii="Consolas" w:hAnsi="Consolas" w:cs="Consolas"/>
           <w:color w:val="1A1A1A"/>
           <w:sz w:val="16"/>
           <w:szCs w:val="16"/>
-        </w:rPr>
-        <w:t xml:space="preserve">T-ENG-049  during([3,7], [0,10]) = TRUE</w:t>
-      </w:r>
-    </w:p>
-    <w:p>
-      <w:pPr>
-        <w:shd w:val="clear" w:color="auto" w:fill="F5F5F5"/>
-        <w:spacing w:before="20" w:after="20"/>
-        <w:ind w:left="280"/>
-      </w:pPr>
+          <w:lang w:val="fr-FR"/>
+        </w:rPr>
+        <w:t>convert</w:t>
+      </w:r>
+      <w:proofErr w:type="spellEnd"/>
       <w:r>
         <w:rPr>
           <w:rFonts w:ascii="Consolas" w:hAnsi="Consolas" w:cs="Consolas"/>
           <w:color w:val="1A1A1A"/>
           <w:sz w:val="16"/>
           <w:szCs w:val="16"/>
-        </w:rPr>
-        <w:t xml:space="preserve">T-ENG-050  equals([0,10], [0,10]) = TRUE</w:t>
-      </w:r>
-    </w:p>
-    <w:p>
-      <w:pPr>
-        <w:shd w:val="clear" w:color="auto" w:fill="F5F5F5"/>
-        <w:spacing w:before="20" w:after="20"/>
-        <w:ind w:left="280"/>
-      </w:pPr>
+          <w:lang w:val="fr-FR"/>
+        </w:rPr>
+        <w:t xml:space="preserve">(UTC/v1, t=2016-12-31T23:59:59, </w:t>
+      </w:r>
+      <w:proofErr w:type="spellStart"/>
       <w:r>
         <w:rPr>
           <w:rFonts w:ascii="Consolas" w:hAnsi="Consolas" w:cs="Consolas"/>
           <w:color w:val="1A1A1A"/>
           <w:sz w:val="16"/>
           <w:szCs w:val="16"/>
-        </w:rPr>
-        <w:t xml:space="preserve">T-ENG-051  met_by([5,10], [0,5]) = TRUE</w:t>
-      </w:r>
-    </w:p>
-    <w:p>
-      <w:pPr>
-        <w:shd w:val="clear" w:color="auto" w:fill="F5F5F5"/>
-        <w:spacing w:before="20" w:after="20"/>
-        <w:ind w:left="280"/>
-      </w:pPr>
+          <w:lang w:val="fr-FR"/>
+        </w:rPr>
+        <w:t>target</w:t>
+      </w:r>
+      <w:proofErr w:type="spellEnd"/>
       <w:r>
         <w:rPr>
           <w:rFonts w:ascii="Consolas" w:hAnsi="Consolas" w:cs="Consolas"/>
           <w:color w:val="1A1A1A"/>
           <w:sz w:val="16"/>
           <w:szCs w:val="16"/>
-        </w:rPr>
-        <w:t xml:space="preserve">T-ENG-052  overlapped_by([5,12], [0,7]) = TRUE</w:t>
-      </w:r>
-    </w:p>
-    <w:p>
-      <w:pPr>
-        <w:shd w:val="clear" w:color="auto" w:fill="F5F5F5"/>
-        <w:spacing w:before="20" w:after="20"/>
-        <w:ind w:left="280"/>
-      </w:pPr>
+          <w:lang w:val="fr-FR"/>
+        </w:rPr>
+        <w:t xml:space="preserve">=TAI) → TAI = UTC + 36 (vor 27. </w:t>
+      </w:r>
+      <w:proofErr w:type="spellStart"/>
       <w:r>
         <w:rPr>
           <w:rFonts w:ascii="Consolas" w:hAnsi="Consolas" w:cs="Consolas"/>
           <w:color w:val="1A1A1A"/>
           <w:sz w:val="16"/>
           <w:szCs w:val="16"/>
-        </w:rPr>
-        <w:t xml:space="preserve">T-ENG-053  started_by([0,10], [0,5]) = TRUE</w:t>
-      </w:r>
-    </w:p>
-    <w:p>
-      <w:pPr>
-        <w:shd w:val="clear" w:color="auto" w:fill="F5F5F5"/>
-        <w:spacing w:before="20" w:after="20"/>
-        <w:ind w:left="280"/>
-      </w:pPr>
+          <w:lang w:val="fr-FR"/>
+        </w:rPr>
+        <w:t>Schaltsekunde</w:t>
+      </w:r>
+      <w:proofErr w:type="spellEnd"/>
       <w:r>
         <w:rPr>
           <w:rFonts w:ascii="Consolas" w:hAnsi="Consolas" w:cs="Consolas"/>
           <w:color w:val="1A1A1A"/>
           <w:sz w:val="16"/>
           <w:szCs w:val="16"/>
-        </w:rPr>
-        <w:t xml:space="preserve">T-ENG-054  finished_by([0,10], [5,10]) = TRUE</w:t>
+          <w:lang w:val="fr-FR"/>
+        </w:rPr>
+        <w:t>)</w:t>
       </w:r>
     </w:p>
     <w:p>
@@ -33609,128 +36612,76 @@
           <w:color w:val="1A1A1A"/>
           <w:sz w:val="16"/>
           <w:szCs w:val="16"/>
-        </w:rPr>
-        <w:t xml:space="preserve">T-ENG-055  contains([0,10], [3,7]) = TRUE</w:t>
-      </w:r>
-    </w:p>
-    <w:p>
-      <w:pPr>
-        <w:spacing w:before="40" w:after="40"/>
-      </w:pPr>
-      <w:r>
-        <w:rPr>
-          <w:b/>
-          <w:bCs/>
-          <w:rFonts w:ascii="Calibri" w:hAnsi="Calibri"/>
-          <w:color w:val="1A1A1A"/>
-          <w:sz w:val="20"/>
-          <w:szCs w:val="20"/>
-        </w:rPr>
-        <w:t xml:space="preserve">T-ENG-056 bis T-ENG-067: Fehlerbehandlung</w:t>
-      </w:r>
-    </w:p>
-    <w:p>
-      <w:pPr>
-        <w:shd w:val="clear" w:color="auto" w:fill="F5F5F5"/>
-        <w:spacing w:before="20" w:after="20"/>
-        <w:ind w:left="280"/>
-      </w:pPr>
+          <w:lang w:val="fr-FR"/>
+        </w:rPr>
+        <w:t xml:space="preserve">T-ENG-037  </w:t>
+      </w:r>
+      <w:proofErr w:type="spellStart"/>
       <w:r>
         <w:rPr>
           <w:rFonts w:ascii="Consolas" w:hAnsi="Consolas" w:cs="Consolas"/>
           <w:color w:val="1A1A1A"/>
           <w:sz w:val="16"/>
           <w:szCs w:val="16"/>
-        </w:rPr>
-        <w:t xml:space="preserve">T-ENG-056  Ungültiges JSON → CG-E-001.001 (SyntaxError)</w:t>
-      </w:r>
-    </w:p>
-    <w:p>
-      <w:pPr>
-        <w:shd w:val="clear" w:color="auto" w:fill="F5F5F5"/>
-        <w:spacing w:before="20" w:after="20"/>
-        <w:ind w:left="280"/>
-      </w:pPr>
+          <w:lang w:val="fr-FR"/>
+        </w:rPr>
+        <w:t>convert</w:t>
+      </w:r>
+      <w:proofErr w:type="spellEnd"/>
       <w:r>
         <w:rPr>
           <w:rFonts w:ascii="Consolas" w:hAnsi="Consolas" w:cs="Consolas"/>
           <w:color w:val="1A1A1A"/>
           <w:sz w:val="16"/>
           <w:szCs w:val="16"/>
-        </w:rPr>
-        <w:t xml:space="preserve">T-ENG-057  ABNF-Verletzung (fehlender name) → CG-E-001.007</w:t>
-      </w:r>
-    </w:p>
-    <w:p>
-      <w:pPr>
-        <w:shd w:val="clear" w:color="auto" w:fill="F5F5F5"/>
-        <w:spacing w:before="20" w:after="20"/>
-        <w:ind w:left="280"/>
-      </w:pPr>
+          <w:lang w:val="fr-FR"/>
+        </w:rPr>
+        <w:t xml:space="preserve">(UTC/v1, t=2017-01-01T00:00:00, </w:t>
+      </w:r>
+      <w:proofErr w:type="spellStart"/>
       <w:r>
         <w:rPr>
           <w:rFonts w:ascii="Consolas" w:hAnsi="Consolas" w:cs="Consolas"/>
           <w:color w:val="1A1A1A"/>
           <w:sz w:val="16"/>
           <w:szCs w:val="16"/>
-        </w:rPr>
-        <w:t xml:space="preserve">T-ENG-058  Extent min &gt; max → CG-E-002.001 (SemanticError)</w:t>
-      </w:r>
-    </w:p>
-    <w:p>
-      <w:pPr>
-        <w:shd w:val="clear" w:color="auto" w:fill="F5F5F5"/>
-        <w:spacing w:before="20" w:after="20"/>
-        <w:ind w:left="280"/>
-      </w:pPr>
+          <w:lang w:val="fr-FR"/>
+        </w:rPr>
+        <w:t>target</w:t>
+      </w:r>
+      <w:proofErr w:type="spellEnd"/>
       <w:r>
         <w:rPr>
           <w:rFonts w:ascii="Consolas" w:hAnsi="Consolas" w:cs="Consolas"/>
           <w:color w:val="1A1A1A"/>
           <w:sz w:val="16"/>
           <w:szCs w:val="16"/>
-        </w:rPr>
-        <w:t xml:space="preserve">T-ENG-059  t außerhalb Extent → CG-E-003.001 (ExtentError)</w:t>
-      </w:r>
-    </w:p>
-    <w:p>
-      <w:pPr>
-        <w:shd w:val="clear" w:color="auto" w:fill="F5F5F5"/>
-        <w:spacing w:before="20" w:after="20"/>
-        <w:ind w:left="280"/>
-      </w:pPr>
+          <w:lang w:val="fr-FR"/>
+        </w:rPr>
+        <w:t>=TAI) → TAI = UTC + 37 (</w:t>
+      </w:r>
+      <w:proofErr w:type="spellStart"/>
       <w:r>
         <w:rPr>
           <w:rFonts w:ascii="Consolas" w:hAnsi="Consolas" w:cs="Consolas"/>
           <w:color w:val="1A1A1A"/>
           <w:sz w:val="16"/>
           <w:szCs w:val="16"/>
-        </w:rPr>
-        <w:t xml:space="preserve">T-ENG-060  BigInt-Overflow (safeAdd INT64_MAX+1) → CG-E-003 FATAL</w:t>
-      </w:r>
-    </w:p>
-    <w:p>
-      <w:pPr>
-        <w:shd w:val="clear" w:color="auto" w:fill="F5F5F5"/>
-        <w:spacing w:before="20" w:after="20"/>
-        <w:ind w:left="280"/>
-      </w:pPr>
+          <w:lang w:val="fr-FR"/>
+        </w:rPr>
+        <w:t>nach</w:t>
+      </w:r>
+      <w:proofErr w:type="spellEnd"/>
       <w:r>
         <w:rPr>
           <w:rFonts w:ascii="Consolas" w:hAnsi="Consolas" w:cs="Consolas"/>
           <w:color w:val="1A1A1A"/>
           <w:sz w:val="16"/>
           <w:szCs w:val="16"/>
-        </w:rPr>
-        <w:t xml:space="preserve">T-ENG-061  Hierarchie-Faktor 0 → CG-E-004.001</w:t>
-      </w:r>
-    </w:p>
-    <w:p>
-      <w:pPr>
-        <w:shd w:val="clear" w:color="auto" w:fill="F5F5F5"/>
-        <w:spacing w:before="20" w:after="20"/>
-        <w:ind w:left="280"/>
-      </w:pPr>
+          <w:lang w:val="fr-FR"/>
+        </w:rPr>
+        <w:t xml:space="preserve"> 27. </w:t>
+      </w:r>
       <w:r>
         <w:rPr>
           <w:rFonts w:ascii="Consolas" w:hAnsi="Consolas" w:cs="Consolas"/>
@@ -33738,7 +36689,7 @@
           <w:sz w:val="16"/>
           <w:szCs w:val="16"/>
         </w:rPr>
-        <w:t xml:space="preserve">T-ENG-062  Mapping-Typ "relativistic" in Klasse-A-Block → CG-E-005.003</w:t>
+        <w:t>Schaltsekunde)</w:t>
       </w:r>
     </w:p>
     <w:p>
@@ -33754,7 +36705,7 @@
           <w:sz w:val="16"/>
           <w:szCs w:val="16"/>
         </w:rPr>
-        <w:t xml:space="preserve">T-ENG-063  I-S1-Verletzungsversuch (UPDATE timepoint) → CG-E-006</w:t>
+        <w:t>T-ENG-038  convert(Unix/v1, t=-1, target=TAI) = 9 (negativer Unix, vor Epoch)</w:t>
       </w:r>
     </w:p>
     <w:p>
@@ -33770,7 +36721,7 @@
           <w:sz w:val="16"/>
           <w:szCs w:val="16"/>
         </w:rPr>
-        <w:t xml:space="preserve">T-ENG-064  Domain-Version "0.0" (ungültig) → CG-E-007.001</w:t>
+        <w:t>T-ENG-039  Chain: Unix → TAI → GPS → Unix = Identität (Roundtrip)</w:t>
       </w:r>
     </w:p>
     <w:p>
@@ -33778,6 +36729,9 @@
         <w:shd w:val="clear" w:color="auto" w:fill="F5F5F5"/>
         <w:spacing w:before="20" w:after="20"/>
         <w:ind w:left="280"/>
+        <w:rPr>
+          <w:lang w:val="fr-FR"/>
+        </w:rPr>
       </w:pPr>
       <w:r>
         <w:rPr>
@@ -33785,56 +36739,31 @@
           <w:color w:val="1A1A1A"/>
           <w:sz w:val="16"/>
           <w:szCs w:val="16"/>
-        </w:rPr>
-        <w:t xml:space="preserve">T-ENG-065  scientific_dependency fehlt bei stability:low → CG-E-008.001</w:t>
-      </w:r>
-    </w:p>
-    <w:p>
-      <w:pPr>
-        <w:shd w:val="clear" w:color="auto" w:fill="F5F5F5"/>
-        <w:spacing w:before="20" w:after="20"/>
-        <w:ind w:left="280"/>
-      </w:pPr>
+          <w:lang w:val="fr-FR"/>
+        </w:rPr>
+        <w:t xml:space="preserve">T-ENG-040  Chain </w:t>
+      </w:r>
+      <w:proofErr w:type="spellStart"/>
       <w:r>
         <w:rPr>
           <w:rFonts w:ascii="Consolas" w:hAnsi="Consolas" w:cs="Consolas"/>
           <w:color w:val="1A1A1A"/>
           <w:sz w:val="16"/>
           <w:szCs w:val="16"/>
-        </w:rPr>
-        <w:t xml:space="preserve">T-ENG-066  Zwei Mapping-Typen in einer Regel → CG-E-008.002 (Typ-Exklusivität)</w:t>
-      </w:r>
-    </w:p>
-    <w:p>
-      <w:pPr>
-        <w:shd w:val="clear" w:color="auto" w:fill="F5F5F5"/>
-        <w:spacing w:before="20" w:after="20"/>
-        <w:ind w:left="280"/>
-      </w:pPr>
+          <w:lang w:val="fr-FR"/>
+        </w:rPr>
+        <w:t>Länge</w:t>
+      </w:r>
+      <w:proofErr w:type="spellEnd"/>
       <w:r>
         <w:rPr>
           <w:rFonts w:ascii="Consolas" w:hAnsi="Consolas" w:cs="Consolas"/>
           <w:color w:val="1A1A1A"/>
           <w:sz w:val="16"/>
           <w:szCs w:val="16"/>
-        </w:rPr>
-        <w:t xml:space="preserve">T-ENG-067  Chain-Begründung fehlt ab Schritt 4 → CG-E-008.003</w:t>
-      </w:r>
-    </w:p>
-    <w:p>
-      <w:pPr>
-        <w:spacing w:before="40" w:after="40"/>
-      </w:pPr>
-      <w:r>
-        <w:rPr>
-          <w:b/>
-          <w:bCs/>
-          <w:rFonts w:ascii="Calibri" w:hAnsi="Calibri"/>
-          <w:color w:val="1A1A1A"/>
-          <w:sz w:val="20"/>
-          <w:szCs w:val="20"/>
-        </w:rPr>
-        <w:t xml:space="preserve">T-ENG-068 bis T-ENG-084: BigInt, Performance, Cosmic</w:t>
+          <w:lang w:val="fr-FR"/>
+        </w:rPr>
+        <w:t xml:space="preserve"> 9 → CG-E-005.010 (Chain-Limit = 8)</w:t>
       </w:r>
     </w:p>
     <w:p>
@@ -33850,7 +36779,7 @@
           <w:sz w:val="16"/>
           <w:szCs w:val="16"/>
         </w:rPr>
-        <w:t xml:space="preserve">T-ENG-068  add(2^100, 1) == 2^100 + 1 (exakt)</w:t>
+        <w:t>T-ENG-041  Mapping mit Referenzpunkt: M(s) = r exakt (I-M3)</w:t>
       </w:r>
     </w:p>
     <w:p>
@@ -33858,6 +36787,9 @@
         <w:shd w:val="clear" w:color="auto" w:fill="F5F5F5"/>
         <w:spacing w:before="20" w:after="20"/>
         <w:ind w:left="280"/>
+        <w:rPr>
+          <w:lang w:val="en-GB"/>
+        </w:rPr>
       </w:pPr>
       <w:r>
         <w:rPr>
@@ -33865,104 +36797,89 @@
           <w:color w:val="1A1A1A"/>
           <w:sz w:val="16"/>
           <w:szCs w:val="16"/>
-        </w:rPr>
-        <w:t xml:space="preserve">T-ENG-069  mul(2^50, 2^50) == 2^100</w:t>
-      </w:r>
-    </w:p>
-    <w:p>
-      <w:pPr>
-        <w:shd w:val="clear" w:color="auto" w:fill="F5F5F5"/>
-        <w:spacing w:before="20" w:after="20"/>
-        <w:ind w:left="280"/>
-      </w:pPr>
+          <w:lang w:val="en-GB"/>
+        </w:rPr>
+        <w:t>T-ENG-042  Cross-Domain-</w:t>
+      </w:r>
+      <w:proofErr w:type="spellStart"/>
       <w:r>
         <w:rPr>
           <w:rFonts w:ascii="Consolas" w:hAnsi="Consolas" w:cs="Consolas"/>
           <w:color w:val="1A1A1A"/>
           <w:sz w:val="16"/>
           <w:szCs w:val="16"/>
-        </w:rPr>
-        <w:t xml:space="preserve">T-ENG-070  mod(-7, 3) == 2 (immer nicht-negativ)</w:t>
-      </w:r>
-    </w:p>
-    <w:p>
-      <w:pPr>
-        <w:shd w:val="clear" w:color="auto" w:fill="F5F5F5"/>
-        <w:spacing w:before="20" w:after="20"/>
-        <w:ind w:left="280"/>
-      </w:pPr>
+          <w:lang w:val="en-GB"/>
+        </w:rPr>
+        <w:t>Vergleich</w:t>
+      </w:r>
+      <w:proofErr w:type="spellEnd"/>
       <w:r>
         <w:rPr>
           <w:rFonts w:ascii="Consolas" w:hAnsi="Consolas" w:cs="Consolas"/>
           <w:color w:val="1A1A1A"/>
           <w:sz w:val="16"/>
           <w:szCs w:val="16"/>
-        </w:rPr>
-        <w:t xml:space="preserve">T-ENG-071  serialize(0) == [0x00]</w:t>
-      </w:r>
-    </w:p>
-    <w:p>
-      <w:pPr>
-        <w:shd w:val="clear" w:color="auto" w:fill="F5F5F5"/>
-        <w:spacing w:before="20" w:after="20"/>
-        <w:ind w:left="280"/>
-      </w:pPr>
+          <w:lang w:val="en-GB"/>
+        </w:rPr>
+        <w:t xml:space="preserve"> </w:t>
+      </w:r>
+      <w:proofErr w:type="spellStart"/>
       <w:r>
         <w:rPr>
           <w:rFonts w:ascii="Consolas" w:hAnsi="Consolas" w:cs="Consolas"/>
           <w:color w:val="1A1A1A"/>
           <w:sz w:val="16"/>
           <w:szCs w:val="16"/>
-        </w:rPr>
-        <w:t xml:space="preserve">T-ENG-072  serialize(256) == [0x01, 0x00]</w:t>
-      </w:r>
-    </w:p>
-    <w:p>
-      <w:pPr>
-        <w:shd w:val="clear" w:color="auto" w:fill="F5F5F5"/>
-        <w:spacing w:before="20" w:after="20"/>
-        <w:ind w:left="280"/>
-      </w:pPr>
+          <w:lang w:val="en-GB"/>
+        </w:rPr>
+        <w:t>ohne</w:t>
+      </w:r>
+      <w:proofErr w:type="spellEnd"/>
       <w:r>
         <w:rPr>
           <w:rFonts w:ascii="Consolas" w:hAnsi="Consolas" w:cs="Consolas"/>
           <w:color w:val="1A1A1A"/>
           <w:sz w:val="16"/>
           <w:szCs w:val="16"/>
-        </w:rPr>
-        <w:t xml:space="preserve">T-ENG-073  safeAdd(INT64_MAX, 1) → CG-E-003 FATAL (kein Wraparound)</w:t>
-      </w:r>
-    </w:p>
-    <w:p>
-      <w:pPr>
-        <w:shd w:val="clear" w:color="auto" w:fill="F5F5F5"/>
-        <w:spacing w:before="20" w:after="20"/>
-        <w:ind w:left="280"/>
-      </w:pPr>
+          <w:lang w:val="en-GB"/>
+        </w:rPr>
+        <w:t xml:space="preserve"> Mapping → CG-E-005 (</w:t>
+      </w:r>
+      <w:proofErr w:type="spellStart"/>
       <w:r>
         <w:rPr>
           <w:rFonts w:ascii="Consolas" w:hAnsi="Consolas" w:cs="Consolas"/>
           <w:color w:val="1A1A1A"/>
           <w:sz w:val="16"/>
           <w:szCs w:val="16"/>
-        </w:rPr>
-        <w:t xml:space="preserve">T-ENG-074  encode(Cosmic/v1.1, 4.35116774400000e14 s) = Alter des Universums</w:t>
-      </w:r>
-    </w:p>
-    <w:p>
-      <w:pPr>
-        <w:shd w:val="clear" w:color="auto" w:fill="F5F5F5"/>
-        <w:spacing w:before="20" w:after="20"/>
-        <w:ind w:left="280"/>
-      </w:pPr>
+          <w:lang w:val="en-GB"/>
+        </w:rPr>
+        <w:t>DomainMismatch</w:t>
+      </w:r>
+      <w:proofErr w:type="spellEnd"/>
       <w:r>
         <w:rPr>
           <w:rFonts w:ascii="Consolas" w:hAnsi="Consolas" w:cs="Consolas"/>
           <w:color w:val="1A1A1A"/>
           <w:sz w:val="16"/>
           <w:szCs w:val="16"/>
-        </w:rPr>
-        <w:t xml:space="preserve">T-ENG-075  encode(Cosmic/v1.1, 4.35116774400001e14 s) → CG-E-003 (über Extent)</w:t>
+          <w:lang w:val="en-GB"/>
+        </w:rPr>
+        <w:t>)</w:t>
+      </w:r>
+    </w:p>
+    <w:p>
+      <w:pPr>
+        <w:spacing w:before="40" w:after="40"/>
+      </w:pPr>
+      <w:r>
+        <w:rPr>
+          <w:rFonts w:ascii="Calibri" w:hAnsi="Calibri"/>
+          <w:b/>
+          <w:bCs/>
+          <w:color w:val="1A1A1A"/>
+        </w:rPr>
+        <w:t>T-ENG-043 bis T-ENG-055: Allen-Relationen</w:t>
       </w:r>
     </w:p>
     <w:p>
@@ -33978,7 +36895,7 @@
           <w:sz w:val="16"/>
           <w:szCs w:val="16"/>
         </w:rPr>
-        <w:t xml:space="preserve">T-ENG-076  Cosmic scientific_dependency.source == "Planck 2018"</w:t>
+        <w:t>T-ENG-043  before([0,5], [10,15]) = TRUE</w:t>
       </w:r>
     </w:p>
     <w:p>
@@ -33994,7 +36911,7 @@
           <w:sz w:val="16"/>
           <w:szCs w:val="16"/>
         </w:rPr>
-        <w:t xml:space="preserve">T-ENG-077  Lazy Precision: Cosmic(ns) → Gregorian(s) = floor(), kein Rundungsfehler</w:t>
+        <w:t>T-ENG-044  after([10,15], [0,5]) = TRUE</w:t>
       </w:r>
     </w:p>
     <w:p>
@@ -34010,7 +36927,7 @@
           <w:sz w:val="16"/>
           <w:szCs w:val="16"/>
         </w:rPr>
-        <w:t xml:space="preserve">T-ENG-078  encode() ≥ 5 Mio Ops/s (Gregorian, Level 2+)</w:t>
+        <w:t>T-ENG-045  meets([0,5], [5,10]) = TRUE</w:t>
       </w:r>
     </w:p>
     <w:p>
@@ -34026,7 +36943,7 @@
           <w:sz w:val="16"/>
           <w:szCs w:val="16"/>
         </w:rPr>
-        <w:t xml:space="preserve">T-ENG-079  MachineID ≥ 2 Mio Ops/s</w:t>
+        <w:t>T-ENG-046  overlaps([0,7], [5,12]) = TRUE</w:t>
       </w:r>
     </w:p>
     <w:p>
@@ -34042,7 +36959,7 @@
           <w:sz w:val="16"/>
           <w:szCs w:val="16"/>
         </w:rPr>
-        <w:t xml:space="preserve">T-ENG-080  Mapping ≥ 1 Mio Ops/s (linear, Level 2+)</w:t>
+        <w:t>T-ENG-047  starts([0,5], [0,10]) = TRUE</w:t>
       </w:r>
     </w:p>
     <w:p>
@@ -34058,7 +36975,7 @@
           <w:sz w:val="16"/>
           <w:szCs w:val="16"/>
         </w:rPr>
-        <w:t xml:space="preserve">T-ENG-081  Domain mit semantics:address korrekt geladen</w:t>
+        <w:t>T-ENG-048  finishes([5,10], [0,10]) = TRUE</w:t>
       </w:r>
     </w:p>
     <w:p>
@@ -34066,6 +36983,9 @@
         <w:shd w:val="clear" w:color="auto" w:fill="F5F5F5"/>
         <w:spacing w:before="20" w:after="20"/>
         <w:ind w:left="280"/>
+        <w:rPr>
+          <w:lang w:val="en-GB"/>
+        </w:rPr>
       </w:pPr>
       <w:r>
         <w:rPr>
@@ -34073,8 +36993,9 @@
           <w:color w:val="1A1A1A"/>
           <w:sz w:val="16"/>
           <w:szCs w:val="16"/>
-        </w:rPr>
-        <w:t xml:space="preserve">T-ENG-082  Domain mit semantics:filetype korrekt geladen</w:t>
+          <w:lang w:val="en-GB"/>
+        </w:rPr>
+        <w:t>T-ENG-049  during([3,7], [0,10]) = TRUE</w:t>
       </w:r>
     </w:p>
     <w:p>
@@ -34082,6 +37003,9 @@
         <w:shd w:val="clear" w:color="auto" w:fill="F5F5F5"/>
         <w:spacing w:before="20" w:after="20"/>
         <w:ind w:left="280"/>
+        <w:rPr>
+          <w:lang w:val="en-GB"/>
+        </w:rPr>
       </w:pPr>
       <w:r>
         <w:rPr>
@@ -34089,8 +37013,9 @@
           <w:color w:val="1A1A1A"/>
           <w:sz w:val="16"/>
           <w:szCs w:val="16"/>
-        </w:rPr>
-        <w:t xml:space="preserve">T-ENG-083  Domain ohne semantics-Feld → default "time"</w:t>
+          <w:lang w:val="en-GB"/>
+        </w:rPr>
+        <w:t>T-ENG-050  equals([0,10], [0,10]) = TRUE</w:t>
       </w:r>
     </w:p>
     <w:p>
@@ -34098,6 +37023,9 @@
         <w:shd w:val="clear" w:color="auto" w:fill="F5F5F5"/>
         <w:spacing w:before="20" w:after="20"/>
         <w:ind w:left="280"/>
+        <w:rPr>
+          <w:lang w:val="en-GB"/>
+        </w:rPr>
       </w:pPr>
       <w:r>
         <w:rPr>
@@ -34105,56 +37033,31 @@
           <w:color w:val="1A1A1A"/>
           <w:sz w:val="16"/>
           <w:szCs w:val="16"/>
-        </w:rPr>
-        <w:t xml:space="preserve">T-ENG-084  Alle 9 Invarianten beim Domain-Laden geprüft (I-R1 bis I-E1, I-SEG-1)</w:t>
-      </w:r>
-    </w:p>
-    <w:p>
-      <w:pPr>
-        <w:spacing w:before="40" w:after="40"/>
-      </w:pPr>
-      <w:r>
-        <w:rPr>
-          <w:b/>
-          <w:bCs/>
-          <w:rFonts w:ascii="Calibri" w:hAnsi="Calibri"/>
-          <w:color w:val="1A1A1A"/>
-          <w:sz w:val="20"/>
-          <w:szCs w:val="20"/>
-        </w:rPr>
-        <w:t xml:space="preserve">T-ENG-090 bis T-ENG-110: CGFI und CGUA (CG-STD-6100)</w:t>
-      </w:r>
-    </w:p>
-    <w:p>
-      <w:pPr>
-        <w:shd w:val="clear" w:color="auto" w:fill="F5F5F5"/>
-        <w:spacing w:before="20" w:after="20"/>
-        <w:ind w:left="280"/>
-      </w:pPr>
+          <w:lang w:val="en-GB"/>
+        </w:rPr>
+        <w:t xml:space="preserve">T-ENG-051  </w:t>
+      </w:r>
+      <w:proofErr w:type="spellStart"/>
       <w:r>
         <w:rPr>
           <w:rFonts w:ascii="Consolas" w:hAnsi="Consolas" w:cs="Consolas"/>
           <w:color w:val="1A1A1A"/>
           <w:sz w:val="16"/>
           <w:szCs w:val="16"/>
-        </w:rPr>
-        <w:t xml:space="preserve">T-ENG-090  computeCGFI(tai=1742041974e9, content="abc", type="legal/contract/v1", seq=0) = deterministisch</w:t>
-      </w:r>
-    </w:p>
-    <w:p>
-      <w:pPr>
-        <w:shd w:val="clear" w:color="auto" w:fill="F5F5F5"/>
-        <w:spacing w:before="20" w:after="20"/>
-        <w:ind w:left="280"/>
-      </w:pPr>
+          <w:lang w:val="en-GB"/>
+        </w:rPr>
+        <w:t>met_by</w:t>
+      </w:r>
+      <w:proofErr w:type="spellEnd"/>
       <w:r>
         <w:rPr>
           <w:rFonts w:ascii="Consolas" w:hAnsi="Consolas" w:cs="Consolas"/>
           <w:color w:val="1A1A1A"/>
           <w:sz w:val="16"/>
           <w:szCs w:val="16"/>
-        </w:rPr>
-        <w:t xml:space="preserve">T-ENG-091  computeCGFI gleiche Eingabe 100x → identischer SHA-256</w:t>
+          <w:lang w:val="en-GB"/>
+        </w:rPr>
+        <w:t>([5,10], [0,5]) = TRUE</w:t>
       </w:r>
     </w:p>
     <w:p>
@@ -34162,6 +37065,9 @@
         <w:shd w:val="clear" w:color="auto" w:fill="F5F5F5"/>
         <w:spacing w:before="20" w:after="20"/>
         <w:ind w:left="280"/>
+        <w:rPr>
+          <w:lang w:val="en-GB"/>
+        </w:rPr>
       </w:pPr>
       <w:r>
         <w:rPr>
@@ -34169,40 +37075,31 @@
           <w:color w:val="1A1A1A"/>
           <w:sz w:val="16"/>
           <w:szCs w:val="16"/>
-        </w:rPr>
-        <w:t xml:space="preserve">T-ENG-092  computeCGFI mit seq=0 ≠ computeCGFI mit seq=1</w:t>
-      </w:r>
-    </w:p>
-    <w:p>
-      <w:pPr>
-        <w:shd w:val="clear" w:color="auto" w:fill="F5F5F5"/>
-        <w:spacing w:before="20" w:after="20"/>
-        <w:ind w:left="280"/>
-      </w:pPr>
+          <w:lang w:val="en-GB"/>
+        </w:rPr>
+        <w:t xml:space="preserve">T-ENG-052  </w:t>
+      </w:r>
+      <w:proofErr w:type="spellStart"/>
       <w:r>
         <w:rPr>
           <w:rFonts w:ascii="Consolas" w:hAnsi="Consolas" w:cs="Consolas"/>
           <w:color w:val="1A1A1A"/>
           <w:sz w:val="16"/>
           <w:szCs w:val="16"/>
-        </w:rPr>
-        <w:t xml:space="preserve">T-ENG-093  computeCGFI mit unterschiedlichem Typ → unterschiedlicher CGFI</w:t>
-      </w:r>
-    </w:p>
-    <w:p>
-      <w:pPr>
-        <w:shd w:val="clear" w:color="auto" w:fill="F5F5F5"/>
-        <w:spacing w:before="20" w:after="20"/>
-        <w:ind w:left="280"/>
-      </w:pPr>
+          <w:lang w:val="en-GB"/>
+        </w:rPr>
+        <w:t>overlapped_by</w:t>
+      </w:r>
+      <w:proofErr w:type="spellEnd"/>
       <w:r>
         <w:rPr>
           <w:rFonts w:ascii="Consolas" w:hAnsi="Consolas" w:cs="Consolas"/>
           <w:color w:val="1A1A1A"/>
           <w:sz w:val="16"/>
           <w:szCs w:val="16"/>
-        </w:rPr>
-        <w:t xml:space="preserve">T-ENG-094  computeCGFI mit negativem TAI → gültig (Vorzeichen-Byte 0xFF)</w:t>
+          <w:lang w:val="en-GB"/>
+        </w:rPr>
+        <w:t>([5,12], [0,7]) = TRUE</w:t>
       </w:r>
     </w:p>
     <w:p>
@@ -34210,6 +37107,9 @@
         <w:shd w:val="clear" w:color="auto" w:fill="F5F5F5"/>
         <w:spacing w:before="20" w:after="20"/>
         <w:ind w:left="280"/>
+        <w:rPr>
+          <w:lang w:val="en-GB"/>
+        </w:rPr>
       </w:pPr>
       <w:r>
         <w:rPr>
@@ -34217,40 +37117,31 @@
           <w:color w:val="1A1A1A"/>
           <w:sz w:val="16"/>
           <w:szCs w:val="16"/>
-        </w:rPr>
-        <w:t xml:space="preserve">T-ENG-095  computeCGFI mit leerem Inhalt → gültig</w:t>
-      </w:r>
-    </w:p>
-    <w:p>
-      <w:pPr>
-        <w:shd w:val="clear" w:color="auto" w:fill="F5F5F5"/>
-        <w:spacing w:before="20" w:after="20"/>
-        <w:ind w:left="280"/>
-      </w:pPr>
+          <w:lang w:val="en-GB"/>
+        </w:rPr>
+        <w:t xml:space="preserve">T-ENG-053  </w:t>
+      </w:r>
+      <w:proofErr w:type="spellStart"/>
       <w:r>
         <w:rPr>
           <w:rFonts w:ascii="Consolas" w:hAnsi="Consolas" w:cs="Consolas"/>
           <w:color w:val="1A1A1A"/>
           <w:sz w:val="16"/>
           <w:szCs w:val="16"/>
-        </w:rPr>
-        <w:t xml:space="preserve">T-ENG-100  isCGUAValid(0) = true</w:t>
-      </w:r>
-    </w:p>
-    <w:p>
-      <w:pPr>
-        <w:shd w:val="clear" w:color="auto" w:fill="F5F5F5"/>
-        <w:spacing w:before="20" w:after="20"/>
-        <w:ind w:left="280"/>
-      </w:pPr>
+          <w:lang w:val="en-GB"/>
+        </w:rPr>
+        <w:t>started_by</w:t>
+      </w:r>
+      <w:proofErr w:type="spellEnd"/>
       <w:r>
         <w:rPr>
           <w:rFonts w:ascii="Consolas" w:hAnsi="Consolas" w:cs="Consolas"/>
           <w:color w:val="1A1A1A"/>
           <w:sz w:val="16"/>
           <w:szCs w:val="16"/>
-        </w:rPr>
-        <w:t xml:space="preserve">T-ENG-101  isCGUAValid(435116774400000000000000) = true (CGUAS_MAX)</w:t>
+          <w:lang w:val="en-GB"/>
+        </w:rPr>
+        <w:t>([0,10], [0,5]) = TRUE</w:t>
       </w:r>
     </w:p>
     <w:p>
@@ -34258,6 +37149,9 @@
         <w:shd w:val="clear" w:color="auto" w:fill="F5F5F5"/>
         <w:spacing w:before="20" w:after="20"/>
         <w:ind w:left="280"/>
+        <w:rPr>
+          <w:lang w:val="en-GB"/>
+        </w:rPr>
       </w:pPr>
       <w:r>
         <w:rPr>
@@ -34265,40 +37159,31 @@
           <w:color w:val="1A1A1A"/>
           <w:sz w:val="16"/>
           <w:szCs w:val="16"/>
-        </w:rPr>
-        <w:t xml:space="preserve">T-ENG-102  isCGUAValid(435116774400000000000001) = false → CG-E-010.008</w:t>
-      </w:r>
-    </w:p>
-    <w:p>
-      <w:pPr>
-        <w:shd w:val="clear" w:color="auto" w:fill="F5F5F5"/>
-        <w:spacing w:before="20" w:after="20"/>
-        <w:ind w:left="280"/>
-      </w:pPr>
+          <w:lang w:val="en-GB"/>
+        </w:rPr>
+        <w:t xml:space="preserve">T-ENG-054  </w:t>
+      </w:r>
+      <w:proofErr w:type="spellStart"/>
       <w:r>
         <w:rPr>
           <w:rFonts w:ascii="Consolas" w:hAnsi="Consolas" w:cs="Consolas"/>
           <w:color w:val="1A1A1A"/>
           <w:sz w:val="16"/>
           <w:szCs w:val="16"/>
-        </w:rPr>
-        <w:t xml:space="preserve">T-ENG-103  isCGUAValid(-1) = false → CG-E-010.008</w:t>
-      </w:r>
-    </w:p>
-    <w:p>
-      <w:pPr>
-        <w:shd w:val="clear" w:color="auto" w:fill="F5F5F5"/>
-        <w:spacing w:before="20" w:after="20"/>
-        <w:ind w:left="280"/>
-      </w:pPr>
+          <w:lang w:val="en-GB"/>
+        </w:rPr>
+        <w:t>finished_by</w:t>
+      </w:r>
+      <w:proofErr w:type="spellEnd"/>
       <w:r>
         <w:rPr>
           <w:rFonts w:ascii="Consolas" w:hAnsi="Consolas" w:cs="Consolas"/>
           <w:color w:val="1A1A1A"/>
           <w:sz w:val="16"/>
           <w:szCs w:val="16"/>
-        </w:rPr>
-        <w:t xml:space="preserve">T-ENG-105  cgua_safeAdd(CGUAS_MAX, 1) → CG-E-010.008 FATAL</w:t>
+          <w:lang w:val="en-GB"/>
+        </w:rPr>
+        <w:t>([0,10], [5,10]) = TRUE</w:t>
       </w:r>
     </w:p>
     <w:p>
@@ -34306,6 +37191,9 @@
         <w:shd w:val="clear" w:color="auto" w:fill="F5F5F5"/>
         <w:spacing w:before="20" w:after="20"/>
         <w:ind w:left="280"/>
+        <w:rPr>
+          <w:lang w:val="en-GB"/>
+        </w:rPr>
       </w:pPr>
       <w:r>
         <w:rPr>
@@ -34313,8 +37201,23 @@
           <w:color w:val="1A1A1A"/>
           <w:sz w:val="16"/>
           <w:szCs w:val="16"/>
-        </w:rPr>
-        <w:t xml:space="preserve">T-ENG-106  toCGUA(seg_start=100, offset=50) = 150</w:t>
+          <w:lang w:val="en-GB"/>
+        </w:rPr>
+        <w:t>T-ENG-055  contains([0,10], [3,7]) = TRUE</w:t>
+      </w:r>
+    </w:p>
+    <w:p>
+      <w:pPr>
+        <w:spacing w:before="40" w:after="40"/>
+      </w:pPr>
+      <w:r>
+        <w:rPr>
+          <w:rFonts w:ascii="Calibri" w:hAnsi="Calibri"/>
+          <w:b/>
+          <w:bCs/>
+          <w:color w:val="1A1A1A"/>
+        </w:rPr>
+        <w:t>T-ENG-056 bis T-ENG-067: Fehlerbehandlung</w:t>
       </w:r>
     </w:p>
     <w:p>
@@ -34330,7 +37233,7 @@
           <w:sz w:val="16"/>
           <w:szCs w:val="16"/>
         </w:rPr>
-        <w:t xml:space="preserve">T-ENG-107  CGUA als CGTA in CGUAS-Domain: Syntax korrekt</w:t>
+        <w:t>T-ENG-056  Ungültiges JSON → CG-E-001.001 (SyntaxError)</w:t>
       </w:r>
     </w:p>
     <w:p>
@@ -34346,7 +37249,8 @@
           <w:sz w:val="16"/>
           <w:szCs w:val="16"/>
         </w:rPr>
-        <w:t xml:space="preserve">T-ENG-110  CGFI + CGUA Roundtrip: speichern → abrufen → verifizieren = identisch</w:t>
+        <w:lastRenderedPageBreak/>
+        <w:t>T-ENG-057  ABNF-Verletzung (fehlender name) → CG-E-001.007</w:t>
       </w:r>
     </w:p>
     <w:p>
@@ -34362,7 +37266,7 @@
           <w:sz w:val="16"/>
           <w:szCs w:val="16"/>
         </w:rPr>
-        <w:t xml:space="preserve">T-ENG-112  Domain semantics:address korrekt geladen</w:t>
+        <w:t>T-ENG-058  Extent min &gt; max → CG-E-002.001 (SemanticError)</w:t>
       </w:r>
     </w:p>
     <w:p>
@@ -34378,7 +37282,7 @@
           <w:sz w:val="16"/>
           <w:szCs w:val="16"/>
         </w:rPr>
-        <w:t xml:space="preserve">T-ENG-113  Domain semantics:filetype korrekt geladen</w:t>
+        <w:t>T-ENG-059  t außerhalb Extent → CG-E-003.001 (ExtentError)</w:t>
       </w:r>
     </w:p>
     <w:p>
@@ -34394,7 +37298,1091 @@
           <w:sz w:val="16"/>
           <w:szCs w:val="16"/>
         </w:rPr>
-        <w:t xml:space="preserve">T-ENG-114  Domain ohne semantics → default "time"</w:t>
+        <w:t>T-ENG-060  BigInt-Overflow (safeAdd INT64_MAX+1) → CG-E-003 FATAL</w:t>
+      </w:r>
+    </w:p>
+    <w:p>
+      <w:pPr>
+        <w:shd w:val="clear" w:color="auto" w:fill="F5F5F5"/>
+        <w:spacing w:before="20" w:after="20"/>
+        <w:ind w:left="280"/>
+      </w:pPr>
+      <w:r>
+        <w:rPr>
+          <w:rFonts w:ascii="Consolas" w:hAnsi="Consolas" w:cs="Consolas"/>
+          <w:color w:val="1A1A1A"/>
+          <w:sz w:val="16"/>
+          <w:szCs w:val="16"/>
+        </w:rPr>
+        <w:t>T-ENG-061  Hierarchie-Faktor 0 → CG-E-004.001</w:t>
+      </w:r>
+    </w:p>
+    <w:p>
+      <w:pPr>
+        <w:shd w:val="clear" w:color="auto" w:fill="F5F5F5"/>
+        <w:spacing w:before="20" w:after="20"/>
+        <w:ind w:left="280"/>
+      </w:pPr>
+      <w:r>
+        <w:rPr>
+          <w:rFonts w:ascii="Consolas" w:hAnsi="Consolas" w:cs="Consolas"/>
+          <w:color w:val="1A1A1A"/>
+          <w:sz w:val="16"/>
+          <w:szCs w:val="16"/>
+        </w:rPr>
+        <w:t>T-ENG-062  Mapping-Typ "relativistic" in Klasse-A-Block → CG-E-005.003</w:t>
+      </w:r>
+    </w:p>
+    <w:p>
+      <w:pPr>
+        <w:shd w:val="clear" w:color="auto" w:fill="F5F5F5"/>
+        <w:spacing w:before="20" w:after="20"/>
+        <w:ind w:left="280"/>
+      </w:pPr>
+      <w:r>
+        <w:rPr>
+          <w:rFonts w:ascii="Consolas" w:hAnsi="Consolas" w:cs="Consolas"/>
+          <w:color w:val="1A1A1A"/>
+          <w:sz w:val="16"/>
+          <w:szCs w:val="16"/>
+        </w:rPr>
+        <w:t>T-ENG-063  I-S1-Verletzungsversuch (UPDATE timepoint) → CG-E-006</w:t>
+      </w:r>
+    </w:p>
+    <w:p>
+      <w:pPr>
+        <w:shd w:val="clear" w:color="auto" w:fill="F5F5F5"/>
+        <w:spacing w:before="20" w:after="20"/>
+        <w:ind w:left="280"/>
+      </w:pPr>
+      <w:r>
+        <w:rPr>
+          <w:rFonts w:ascii="Consolas" w:hAnsi="Consolas" w:cs="Consolas"/>
+          <w:color w:val="1A1A1A"/>
+          <w:sz w:val="16"/>
+          <w:szCs w:val="16"/>
+        </w:rPr>
+        <w:t>T-ENG-064  Domain-Version "0.0" (ungültig) → CG-E-007.001</w:t>
+      </w:r>
+    </w:p>
+    <w:p>
+      <w:pPr>
+        <w:shd w:val="clear" w:color="auto" w:fill="F5F5F5"/>
+        <w:spacing w:before="20" w:after="20"/>
+        <w:ind w:left="280"/>
+      </w:pPr>
+      <w:r>
+        <w:rPr>
+          <w:rFonts w:ascii="Consolas" w:hAnsi="Consolas" w:cs="Consolas"/>
+          <w:color w:val="1A1A1A"/>
+          <w:sz w:val="16"/>
+          <w:szCs w:val="16"/>
+        </w:rPr>
+        <w:t>T-ENG-065  scientific_dependency fehlt bei stability:low → CG-E-008.001</w:t>
+      </w:r>
+    </w:p>
+    <w:p>
+      <w:pPr>
+        <w:shd w:val="clear" w:color="auto" w:fill="F5F5F5"/>
+        <w:spacing w:before="20" w:after="20"/>
+        <w:ind w:left="280"/>
+      </w:pPr>
+      <w:r>
+        <w:rPr>
+          <w:rFonts w:ascii="Consolas" w:hAnsi="Consolas" w:cs="Consolas"/>
+          <w:color w:val="1A1A1A"/>
+          <w:sz w:val="16"/>
+          <w:szCs w:val="16"/>
+        </w:rPr>
+        <w:t>T-ENG-066  Zwei Mapping-Typen in einer Regel → CG-E-008.002 (Typ-Exklusivität)</w:t>
+      </w:r>
+    </w:p>
+    <w:p>
+      <w:pPr>
+        <w:shd w:val="clear" w:color="auto" w:fill="F5F5F5"/>
+        <w:spacing w:before="20" w:after="20"/>
+        <w:ind w:left="280"/>
+      </w:pPr>
+      <w:r>
+        <w:rPr>
+          <w:rFonts w:ascii="Consolas" w:hAnsi="Consolas" w:cs="Consolas"/>
+          <w:color w:val="1A1A1A"/>
+          <w:sz w:val="16"/>
+          <w:szCs w:val="16"/>
+        </w:rPr>
+        <w:t>T-ENG-067  Chain-Begründung fehlt ab Schritt 4 → CG-E-008.003</w:t>
+      </w:r>
+    </w:p>
+    <w:p>
+      <w:pPr>
+        <w:spacing w:before="40" w:after="40"/>
+      </w:pPr>
+      <w:r>
+        <w:rPr>
+          <w:rFonts w:ascii="Calibri" w:hAnsi="Calibri"/>
+          <w:b/>
+          <w:bCs/>
+          <w:color w:val="1A1A1A"/>
+        </w:rPr>
+        <w:t>T-ENG-068 bis T-ENG-084: BigInt, Performance, Cosmic</w:t>
+      </w:r>
+    </w:p>
+    <w:p>
+      <w:pPr>
+        <w:shd w:val="clear" w:color="auto" w:fill="F5F5F5"/>
+        <w:spacing w:before="20" w:after="20"/>
+        <w:ind w:left="280"/>
+      </w:pPr>
+      <w:r>
+        <w:rPr>
+          <w:rFonts w:ascii="Consolas" w:hAnsi="Consolas" w:cs="Consolas"/>
+          <w:color w:val="1A1A1A"/>
+          <w:sz w:val="16"/>
+          <w:szCs w:val="16"/>
+        </w:rPr>
+        <w:t>T-ENG-068  add(2^100, 1) == 2^100 + 1 (exakt)</w:t>
+      </w:r>
+    </w:p>
+    <w:p>
+      <w:pPr>
+        <w:shd w:val="clear" w:color="auto" w:fill="F5F5F5"/>
+        <w:spacing w:before="20" w:after="20"/>
+        <w:ind w:left="280"/>
+      </w:pPr>
+      <w:r>
+        <w:rPr>
+          <w:rFonts w:ascii="Consolas" w:hAnsi="Consolas" w:cs="Consolas"/>
+          <w:color w:val="1A1A1A"/>
+          <w:sz w:val="16"/>
+          <w:szCs w:val="16"/>
+        </w:rPr>
+        <w:t>T-ENG-069  mul(2^50, 2^50) == 2^100</w:t>
+      </w:r>
+    </w:p>
+    <w:p>
+      <w:pPr>
+        <w:shd w:val="clear" w:color="auto" w:fill="F5F5F5"/>
+        <w:spacing w:before="20" w:after="20"/>
+        <w:ind w:left="280"/>
+      </w:pPr>
+      <w:r>
+        <w:rPr>
+          <w:rFonts w:ascii="Consolas" w:hAnsi="Consolas" w:cs="Consolas"/>
+          <w:color w:val="1A1A1A"/>
+          <w:sz w:val="16"/>
+          <w:szCs w:val="16"/>
+        </w:rPr>
+        <w:t>T-ENG-070  mod(-7, 3) == 2 (immer nicht-negativ)</w:t>
+      </w:r>
+    </w:p>
+    <w:p>
+      <w:pPr>
+        <w:shd w:val="clear" w:color="auto" w:fill="F5F5F5"/>
+        <w:spacing w:before="20" w:after="20"/>
+        <w:ind w:left="280"/>
+      </w:pPr>
+      <w:r>
+        <w:rPr>
+          <w:rFonts w:ascii="Consolas" w:hAnsi="Consolas" w:cs="Consolas"/>
+          <w:color w:val="1A1A1A"/>
+          <w:sz w:val="16"/>
+          <w:szCs w:val="16"/>
+        </w:rPr>
+        <w:t>T-ENG-071  serialize(0) == [0x00]</w:t>
+      </w:r>
+    </w:p>
+    <w:p>
+      <w:pPr>
+        <w:shd w:val="clear" w:color="auto" w:fill="F5F5F5"/>
+        <w:spacing w:before="20" w:after="20"/>
+        <w:ind w:left="280"/>
+      </w:pPr>
+      <w:r>
+        <w:rPr>
+          <w:rFonts w:ascii="Consolas" w:hAnsi="Consolas" w:cs="Consolas"/>
+          <w:color w:val="1A1A1A"/>
+          <w:sz w:val="16"/>
+          <w:szCs w:val="16"/>
+        </w:rPr>
+        <w:t>T-ENG-072  serialize(256) == [0x01, 0x00]</w:t>
+      </w:r>
+    </w:p>
+    <w:p>
+      <w:pPr>
+        <w:shd w:val="clear" w:color="auto" w:fill="F5F5F5"/>
+        <w:spacing w:before="20" w:after="20"/>
+        <w:ind w:left="280"/>
+      </w:pPr>
+      <w:r>
+        <w:rPr>
+          <w:rFonts w:ascii="Consolas" w:hAnsi="Consolas" w:cs="Consolas"/>
+          <w:color w:val="1A1A1A"/>
+          <w:sz w:val="16"/>
+          <w:szCs w:val="16"/>
+        </w:rPr>
+        <w:t>T-ENG-073  safeAdd(INT64_MAX, 1) → CG-E-003 FATAL (kein Wraparound)</w:t>
+      </w:r>
+    </w:p>
+    <w:p>
+      <w:pPr>
+        <w:shd w:val="clear" w:color="auto" w:fill="F5F5F5"/>
+        <w:spacing w:before="20" w:after="20"/>
+        <w:ind w:left="280"/>
+      </w:pPr>
+      <w:r>
+        <w:rPr>
+          <w:rFonts w:ascii="Consolas" w:hAnsi="Consolas" w:cs="Consolas"/>
+          <w:color w:val="1A1A1A"/>
+          <w:sz w:val="16"/>
+          <w:szCs w:val="16"/>
+        </w:rPr>
+        <w:t>T-ENG-074  encode(Cosmic/v1.1, 4.35116774400000e14 s) = Alter des Universums</w:t>
+      </w:r>
+    </w:p>
+    <w:p>
+      <w:pPr>
+        <w:shd w:val="clear" w:color="auto" w:fill="F5F5F5"/>
+        <w:spacing w:before="20" w:after="20"/>
+        <w:ind w:left="280"/>
+      </w:pPr>
+      <w:r>
+        <w:rPr>
+          <w:rFonts w:ascii="Consolas" w:hAnsi="Consolas" w:cs="Consolas"/>
+          <w:color w:val="1A1A1A"/>
+          <w:sz w:val="16"/>
+          <w:szCs w:val="16"/>
+        </w:rPr>
+        <w:t>T-ENG-075  encode(Cosmic/v1.1, 4.35116774400001e14 s) → CG-E-003 (über Extent)</w:t>
+      </w:r>
+    </w:p>
+    <w:p>
+      <w:pPr>
+        <w:shd w:val="clear" w:color="auto" w:fill="F5F5F5"/>
+        <w:spacing w:before="20" w:after="20"/>
+        <w:ind w:left="280"/>
+      </w:pPr>
+      <w:r>
+        <w:rPr>
+          <w:rFonts w:ascii="Consolas" w:hAnsi="Consolas" w:cs="Consolas"/>
+          <w:color w:val="1A1A1A"/>
+          <w:sz w:val="16"/>
+          <w:szCs w:val="16"/>
+        </w:rPr>
+        <w:t>T-ENG-076  Cosmic scientific_dependency.source == "Planck 2018"</w:t>
+      </w:r>
+    </w:p>
+    <w:p>
+      <w:pPr>
+        <w:shd w:val="clear" w:color="auto" w:fill="F5F5F5"/>
+        <w:spacing w:before="20" w:after="20"/>
+        <w:ind w:left="280"/>
+      </w:pPr>
+      <w:r>
+        <w:rPr>
+          <w:rFonts w:ascii="Consolas" w:hAnsi="Consolas" w:cs="Consolas"/>
+          <w:color w:val="1A1A1A"/>
+          <w:sz w:val="16"/>
+          <w:szCs w:val="16"/>
+        </w:rPr>
+        <w:t>T-ENG-077  Lazy Precision: Cosmic(ns) → Gregorian(s) = floor(), kein Rundungsfehler</w:t>
+      </w:r>
+    </w:p>
+    <w:p>
+      <w:pPr>
+        <w:shd w:val="clear" w:color="auto" w:fill="F5F5F5"/>
+        <w:spacing w:before="20" w:after="20"/>
+        <w:ind w:left="280"/>
+        <w:rPr>
+          <w:lang w:val="en-GB"/>
+        </w:rPr>
+      </w:pPr>
+      <w:r>
+        <w:rPr>
+          <w:rFonts w:ascii="Consolas" w:hAnsi="Consolas" w:cs="Consolas"/>
+          <w:color w:val="1A1A1A"/>
+          <w:sz w:val="16"/>
+          <w:szCs w:val="16"/>
+          <w:lang w:val="en-GB"/>
+        </w:rPr>
+        <w:t>T-ENG-078  encode() ≥ 5 Mio Ops/s (Gregorian, Level 2+)</w:t>
+      </w:r>
+    </w:p>
+    <w:p>
+      <w:pPr>
+        <w:shd w:val="clear" w:color="auto" w:fill="F5F5F5"/>
+        <w:spacing w:before="20" w:after="20"/>
+        <w:ind w:left="280"/>
+        <w:rPr>
+          <w:lang w:val="en-GB"/>
+        </w:rPr>
+      </w:pPr>
+      <w:r>
+        <w:rPr>
+          <w:rFonts w:ascii="Consolas" w:hAnsi="Consolas" w:cs="Consolas"/>
+          <w:color w:val="1A1A1A"/>
+          <w:sz w:val="16"/>
+          <w:szCs w:val="16"/>
+          <w:lang w:val="en-GB"/>
+        </w:rPr>
+        <w:t xml:space="preserve">T-ENG-079  </w:t>
+      </w:r>
+      <w:proofErr w:type="spellStart"/>
+      <w:r>
+        <w:rPr>
+          <w:rFonts w:ascii="Consolas" w:hAnsi="Consolas" w:cs="Consolas"/>
+          <w:color w:val="1A1A1A"/>
+          <w:sz w:val="16"/>
+          <w:szCs w:val="16"/>
+          <w:lang w:val="en-GB"/>
+        </w:rPr>
+        <w:t>MachineID</w:t>
+      </w:r>
+      <w:proofErr w:type="spellEnd"/>
+      <w:r>
+        <w:rPr>
+          <w:rFonts w:ascii="Consolas" w:hAnsi="Consolas" w:cs="Consolas"/>
+          <w:color w:val="1A1A1A"/>
+          <w:sz w:val="16"/>
+          <w:szCs w:val="16"/>
+          <w:lang w:val="en-GB"/>
+        </w:rPr>
+        <w:t xml:space="preserve"> ≥ 2 Mio Ops/s</w:t>
+      </w:r>
+    </w:p>
+    <w:p>
+      <w:pPr>
+        <w:shd w:val="clear" w:color="auto" w:fill="F5F5F5"/>
+        <w:spacing w:before="20" w:after="20"/>
+        <w:ind w:left="280"/>
+        <w:rPr>
+          <w:lang w:val="en-GB"/>
+        </w:rPr>
+      </w:pPr>
+      <w:r>
+        <w:rPr>
+          <w:rFonts w:ascii="Consolas" w:hAnsi="Consolas" w:cs="Consolas"/>
+          <w:color w:val="1A1A1A"/>
+          <w:sz w:val="16"/>
+          <w:szCs w:val="16"/>
+          <w:lang w:val="en-GB"/>
+        </w:rPr>
+        <w:t>T-ENG-080  Mapping ≥ 1 Mio Ops/s (linear, Level 2+)</w:t>
+      </w:r>
+    </w:p>
+    <w:p>
+      <w:pPr>
+        <w:shd w:val="clear" w:color="auto" w:fill="F5F5F5"/>
+        <w:spacing w:before="20" w:after="20"/>
+        <w:ind w:left="280"/>
+      </w:pPr>
+      <w:r>
+        <w:rPr>
+          <w:rFonts w:ascii="Consolas" w:hAnsi="Consolas" w:cs="Consolas"/>
+          <w:color w:val="1A1A1A"/>
+          <w:sz w:val="16"/>
+          <w:szCs w:val="16"/>
+        </w:rPr>
+        <w:t xml:space="preserve">T-ENG-081  Domain mit </w:t>
+      </w:r>
+      <w:proofErr w:type="spellStart"/>
+      <w:r>
+        <w:rPr>
+          <w:rFonts w:ascii="Consolas" w:hAnsi="Consolas" w:cs="Consolas"/>
+          <w:color w:val="1A1A1A"/>
+          <w:sz w:val="16"/>
+          <w:szCs w:val="16"/>
+        </w:rPr>
+        <w:t>semantics:address</w:t>
+      </w:r>
+      <w:proofErr w:type="spellEnd"/>
+      <w:r>
+        <w:rPr>
+          <w:rFonts w:ascii="Consolas" w:hAnsi="Consolas" w:cs="Consolas"/>
+          <w:color w:val="1A1A1A"/>
+          <w:sz w:val="16"/>
+          <w:szCs w:val="16"/>
+        </w:rPr>
+        <w:t xml:space="preserve"> korrekt geladen</w:t>
+      </w:r>
+    </w:p>
+    <w:p>
+      <w:pPr>
+        <w:shd w:val="clear" w:color="auto" w:fill="F5F5F5"/>
+        <w:spacing w:before="20" w:after="20"/>
+        <w:ind w:left="280"/>
+      </w:pPr>
+      <w:r>
+        <w:rPr>
+          <w:rFonts w:ascii="Consolas" w:hAnsi="Consolas" w:cs="Consolas"/>
+          <w:color w:val="1A1A1A"/>
+          <w:sz w:val="16"/>
+          <w:szCs w:val="16"/>
+        </w:rPr>
+        <w:t>T-ENG-082  Domain mit semantics:filetype korrekt geladen</w:t>
+      </w:r>
+    </w:p>
+    <w:p>
+      <w:pPr>
+        <w:shd w:val="clear" w:color="auto" w:fill="F5F5F5"/>
+        <w:spacing w:before="20" w:after="20"/>
+        <w:ind w:left="280"/>
+      </w:pPr>
+      <w:r>
+        <w:rPr>
+          <w:rFonts w:ascii="Consolas" w:hAnsi="Consolas" w:cs="Consolas"/>
+          <w:color w:val="1A1A1A"/>
+          <w:sz w:val="16"/>
+          <w:szCs w:val="16"/>
+        </w:rPr>
+        <w:t>T-ENG-083  Domain ohne semantics-Feld → default "time"</w:t>
+      </w:r>
+    </w:p>
+    <w:p>
+      <w:pPr>
+        <w:shd w:val="clear" w:color="auto" w:fill="F5F5F5"/>
+        <w:spacing w:before="20" w:after="20"/>
+        <w:ind w:left="280"/>
+      </w:pPr>
+      <w:r>
+        <w:rPr>
+          <w:rFonts w:ascii="Consolas" w:hAnsi="Consolas" w:cs="Consolas"/>
+          <w:color w:val="1A1A1A"/>
+          <w:sz w:val="16"/>
+          <w:szCs w:val="16"/>
+        </w:rPr>
+        <w:t>T-ENG-084  Alle 9 Invarianten beim Domain-Laden geprüft (I-R1 bis I-E1, I-SEG-1)</w:t>
+      </w:r>
+    </w:p>
+    <w:p>
+      <w:pPr>
+        <w:spacing w:before="40" w:after="40"/>
+      </w:pPr>
+      <w:r>
+        <w:rPr>
+          <w:rFonts w:ascii="Calibri" w:hAnsi="Calibri"/>
+          <w:b/>
+          <w:bCs/>
+          <w:color w:val="1A1A1A"/>
+        </w:rPr>
+        <w:t>T-ENG-090 bis T-ENG-110: CGFI und CGUA (CG-STD-6100)</w:t>
+      </w:r>
+    </w:p>
+    <w:p>
+      <w:pPr>
+        <w:shd w:val="clear" w:color="auto" w:fill="F5F5F5"/>
+        <w:spacing w:before="20" w:after="20"/>
+        <w:ind w:left="280"/>
+      </w:pPr>
+      <w:r>
+        <w:rPr>
+          <w:rFonts w:ascii="Consolas" w:hAnsi="Consolas" w:cs="Consolas"/>
+          <w:color w:val="1A1A1A"/>
+          <w:sz w:val="16"/>
+          <w:szCs w:val="16"/>
+        </w:rPr>
+        <w:t>T-ENG-090  computeCGFI(tai=1742041974e9, content="abc", type="legal/contract/v1", seq=0) = deterministisch</w:t>
+      </w:r>
+    </w:p>
+    <w:p>
+      <w:pPr>
+        <w:shd w:val="clear" w:color="auto" w:fill="F5F5F5"/>
+        <w:spacing w:before="20" w:after="20"/>
+        <w:ind w:left="280"/>
+      </w:pPr>
+      <w:r>
+        <w:rPr>
+          <w:rFonts w:ascii="Consolas" w:hAnsi="Consolas" w:cs="Consolas"/>
+          <w:color w:val="1A1A1A"/>
+          <w:sz w:val="16"/>
+          <w:szCs w:val="16"/>
+        </w:rPr>
+        <w:t>T-ENG-091  computeCGFI gleiche Eingabe 100x → identischer SHA-256</w:t>
+      </w:r>
+    </w:p>
+    <w:p>
+      <w:pPr>
+        <w:shd w:val="clear" w:color="auto" w:fill="F5F5F5"/>
+        <w:spacing w:before="20" w:after="20"/>
+        <w:ind w:left="280"/>
+      </w:pPr>
+      <w:r>
+        <w:rPr>
+          <w:rFonts w:ascii="Consolas" w:hAnsi="Consolas" w:cs="Consolas"/>
+          <w:color w:val="1A1A1A"/>
+          <w:sz w:val="16"/>
+          <w:szCs w:val="16"/>
+        </w:rPr>
+        <w:t>T-ENG-092  computeCGFI mit seq=0 ≠ computeCGFI mit seq=1</w:t>
+      </w:r>
+    </w:p>
+    <w:p>
+      <w:pPr>
+        <w:shd w:val="clear" w:color="auto" w:fill="F5F5F5"/>
+        <w:spacing w:before="20" w:after="20"/>
+        <w:ind w:left="280"/>
+      </w:pPr>
+      <w:r>
+        <w:rPr>
+          <w:rFonts w:ascii="Consolas" w:hAnsi="Consolas" w:cs="Consolas"/>
+          <w:color w:val="1A1A1A"/>
+          <w:sz w:val="16"/>
+          <w:szCs w:val="16"/>
+        </w:rPr>
+        <w:t>T-ENG-093  computeCGFI mit unterschiedlichem Typ → unterschiedlicher CGFI</w:t>
+      </w:r>
+    </w:p>
+    <w:p>
+      <w:pPr>
+        <w:shd w:val="clear" w:color="auto" w:fill="F5F5F5"/>
+        <w:spacing w:before="20" w:after="20"/>
+        <w:ind w:left="280"/>
+      </w:pPr>
+      <w:r>
+        <w:rPr>
+          <w:rFonts w:ascii="Consolas" w:hAnsi="Consolas" w:cs="Consolas"/>
+          <w:color w:val="1A1A1A"/>
+          <w:sz w:val="16"/>
+          <w:szCs w:val="16"/>
+        </w:rPr>
+        <w:t>T-ENG-094  computeCGFI mit negativem TAI → gültig (Vorzeichen-Byte 0xFF)</w:t>
+      </w:r>
+    </w:p>
+    <w:p>
+      <w:pPr>
+        <w:shd w:val="clear" w:color="auto" w:fill="F5F5F5"/>
+        <w:spacing w:before="20" w:after="20"/>
+        <w:ind w:left="280"/>
+      </w:pPr>
+      <w:r>
+        <w:rPr>
+          <w:rFonts w:ascii="Consolas" w:hAnsi="Consolas" w:cs="Consolas"/>
+          <w:color w:val="1A1A1A"/>
+          <w:sz w:val="16"/>
+          <w:szCs w:val="16"/>
+        </w:rPr>
+        <w:t>T-ENG-095  computeCGFI mit leerem Inhalt → gültig</w:t>
+      </w:r>
+    </w:p>
+    <w:p>
+      <w:pPr>
+        <w:shd w:val="clear" w:color="auto" w:fill="F5F5F5"/>
+        <w:spacing w:before="20" w:after="20"/>
+        <w:ind w:left="280"/>
+      </w:pPr>
+      <w:r>
+        <w:rPr>
+          <w:rFonts w:ascii="Consolas" w:hAnsi="Consolas" w:cs="Consolas"/>
+          <w:color w:val="1A1A1A"/>
+          <w:sz w:val="16"/>
+          <w:szCs w:val="16"/>
+        </w:rPr>
+        <w:t>T-ENG-100  isCGUAValid(0) = true</w:t>
+      </w:r>
+    </w:p>
+    <w:p>
+      <w:pPr>
+        <w:shd w:val="clear" w:color="auto" w:fill="F5F5F5"/>
+        <w:spacing w:before="20" w:after="20"/>
+        <w:ind w:left="280"/>
+      </w:pPr>
+      <w:r>
+        <w:rPr>
+          <w:rFonts w:ascii="Consolas" w:hAnsi="Consolas" w:cs="Consolas"/>
+          <w:color w:val="1A1A1A"/>
+          <w:sz w:val="16"/>
+          <w:szCs w:val="16"/>
+        </w:rPr>
+        <w:t>T-ENG-101  isCGUAValid(435116774400000000000000) = true (CGUAS_MAX)</w:t>
+      </w:r>
+    </w:p>
+    <w:p>
+      <w:pPr>
+        <w:shd w:val="clear" w:color="auto" w:fill="F5F5F5"/>
+        <w:spacing w:before="20" w:after="20"/>
+        <w:ind w:left="280"/>
+      </w:pPr>
+      <w:r>
+        <w:rPr>
+          <w:rFonts w:ascii="Consolas" w:hAnsi="Consolas" w:cs="Consolas"/>
+          <w:color w:val="1A1A1A"/>
+          <w:sz w:val="16"/>
+          <w:szCs w:val="16"/>
+        </w:rPr>
+        <w:t>T-ENG-102  isCGUAValid(435116774400000000000001) = false → CG-E-010.008</w:t>
+      </w:r>
+    </w:p>
+    <w:p>
+      <w:pPr>
+        <w:shd w:val="clear" w:color="auto" w:fill="F5F5F5"/>
+        <w:spacing w:before="20" w:after="20"/>
+        <w:ind w:left="280"/>
+      </w:pPr>
+      <w:r>
+        <w:rPr>
+          <w:rFonts w:ascii="Consolas" w:hAnsi="Consolas" w:cs="Consolas"/>
+          <w:color w:val="1A1A1A"/>
+          <w:sz w:val="16"/>
+          <w:szCs w:val="16"/>
+        </w:rPr>
+        <w:t>T-ENG-103  isCGUAValid(-1) = false → CG-E-010.008</w:t>
+      </w:r>
+    </w:p>
+    <w:p>
+      <w:pPr>
+        <w:shd w:val="clear" w:color="auto" w:fill="F5F5F5"/>
+        <w:spacing w:before="20" w:after="20"/>
+        <w:ind w:left="280"/>
+      </w:pPr>
+      <w:r>
+        <w:rPr>
+          <w:rFonts w:ascii="Consolas" w:hAnsi="Consolas" w:cs="Consolas"/>
+          <w:color w:val="1A1A1A"/>
+          <w:sz w:val="16"/>
+          <w:szCs w:val="16"/>
+        </w:rPr>
+        <w:t>T-ENG-105  cgua_safeAdd(CGUAS_MAX, 1) → CG-E-010.008 FATAL</w:t>
+      </w:r>
+    </w:p>
+    <w:p>
+      <w:pPr>
+        <w:shd w:val="clear" w:color="auto" w:fill="F5F5F5"/>
+        <w:spacing w:before="20" w:after="20"/>
+        <w:ind w:left="280"/>
+        <w:rPr>
+          <w:lang w:val="nb-NO"/>
+        </w:rPr>
+      </w:pPr>
+      <w:r>
+        <w:rPr>
+          <w:rFonts w:ascii="Consolas" w:hAnsi="Consolas" w:cs="Consolas"/>
+          <w:color w:val="1A1A1A"/>
+          <w:sz w:val="16"/>
+          <w:szCs w:val="16"/>
+          <w:lang w:val="nb-NO"/>
+        </w:rPr>
+        <w:t xml:space="preserve">T-ENG-106  </w:t>
+      </w:r>
+      <w:proofErr w:type="spellStart"/>
+      <w:r>
+        <w:rPr>
+          <w:rFonts w:ascii="Consolas" w:hAnsi="Consolas" w:cs="Consolas"/>
+          <w:color w:val="1A1A1A"/>
+          <w:sz w:val="16"/>
+          <w:szCs w:val="16"/>
+          <w:lang w:val="nb-NO"/>
+        </w:rPr>
+        <w:t>toCGUA</w:t>
+      </w:r>
+      <w:proofErr w:type="spellEnd"/>
+      <w:r>
+        <w:rPr>
+          <w:rFonts w:ascii="Consolas" w:hAnsi="Consolas" w:cs="Consolas"/>
+          <w:color w:val="1A1A1A"/>
+          <w:sz w:val="16"/>
+          <w:szCs w:val="16"/>
+          <w:lang w:val="nb-NO"/>
+        </w:rPr>
+        <w:t>(</w:t>
+      </w:r>
+      <w:proofErr w:type="spellStart"/>
+      <w:r>
+        <w:rPr>
+          <w:rFonts w:ascii="Consolas" w:hAnsi="Consolas" w:cs="Consolas"/>
+          <w:color w:val="1A1A1A"/>
+          <w:sz w:val="16"/>
+          <w:szCs w:val="16"/>
+          <w:lang w:val="nb-NO"/>
+        </w:rPr>
+        <w:t>seg_start</w:t>
+      </w:r>
+      <w:proofErr w:type="spellEnd"/>
+      <w:r>
+        <w:rPr>
+          <w:rFonts w:ascii="Consolas" w:hAnsi="Consolas" w:cs="Consolas"/>
+          <w:color w:val="1A1A1A"/>
+          <w:sz w:val="16"/>
+          <w:szCs w:val="16"/>
+          <w:lang w:val="nb-NO"/>
+        </w:rPr>
+        <w:t>=100, offset=50) = 150</w:t>
+      </w:r>
+    </w:p>
+    <w:p>
+      <w:pPr>
+        <w:shd w:val="clear" w:color="auto" w:fill="F5F5F5"/>
+        <w:spacing w:before="20" w:after="20"/>
+        <w:ind w:left="280"/>
+        <w:rPr>
+          <w:lang w:val="nb-NO"/>
+        </w:rPr>
+      </w:pPr>
+      <w:r>
+        <w:rPr>
+          <w:rFonts w:ascii="Consolas" w:hAnsi="Consolas" w:cs="Consolas"/>
+          <w:color w:val="1A1A1A"/>
+          <w:sz w:val="16"/>
+          <w:szCs w:val="16"/>
+          <w:lang w:val="nb-NO"/>
+        </w:rPr>
+        <w:t>T-ENG-107  CGUA als CGTA in CGUAS-</w:t>
+      </w:r>
+      <w:proofErr w:type="spellStart"/>
+      <w:r>
+        <w:rPr>
+          <w:rFonts w:ascii="Consolas" w:hAnsi="Consolas" w:cs="Consolas"/>
+          <w:color w:val="1A1A1A"/>
+          <w:sz w:val="16"/>
+          <w:szCs w:val="16"/>
+          <w:lang w:val="nb-NO"/>
+        </w:rPr>
+        <w:t>Domain</w:t>
+      </w:r>
+      <w:proofErr w:type="spellEnd"/>
+      <w:r>
+        <w:rPr>
+          <w:rFonts w:ascii="Consolas" w:hAnsi="Consolas" w:cs="Consolas"/>
+          <w:color w:val="1A1A1A"/>
+          <w:sz w:val="16"/>
+          <w:szCs w:val="16"/>
+          <w:lang w:val="nb-NO"/>
+        </w:rPr>
+        <w:t xml:space="preserve">: </w:t>
+      </w:r>
+      <w:proofErr w:type="spellStart"/>
+      <w:r>
+        <w:rPr>
+          <w:rFonts w:ascii="Consolas" w:hAnsi="Consolas" w:cs="Consolas"/>
+          <w:color w:val="1A1A1A"/>
+          <w:sz w:val="16"/>
+          <w:szCs w:val="16"/>
+          <w:lang w:val="nb-NO"/>
+        </w:rPr>
+        <w:t>Syntax</w:t>
+      </w:r>
+      <w:proofErr w:type="spellEnd"/>
+      <w:r>
+        <w:rPr>
+          <w:rFonts w:ascii="Consolas" w:hAnsi="Consolas" w:cs="Consolas"/>
+          <w:color w:val="1A1A1A"/>
+          <w:sz w:val="16"/>
+          <w:szCs w:val="16"/>
+          <w:lang w:val="nb-NO"/>
+        </w:rPr>
+        <w:t xml:space="preserve"> korrekt</w:t>
+      </w:r>
+    </w:p>
+    <w:p>
+      <w:pPr>
+        <w:shd w:val="clear" w:color="auto" w:fill="F5F5F5"/>
+        <w:spacing w:before="20" w:after="20"/>
+        <w:ind w:left="280"/>
+        <w:rPr>
+          <w:lang w:val="nb-NO"/>
+        </w:rPr>
+      </w:pPr>
+      <w:r>
+        <w:rPr>
+          <w:rFonts w:ascii="Consolas" w:hAnsi="Consolas" w:cs="Consolas"/>
+          <w:color w:val="1A1A1A"/>
+          <w:sz w:val="16"/>
+          <w:szCs w:val="16"/>
+          <w:lang w:val="nb-NO"/>
+        </w:rPr>
+        <w:t xml:space="preserve">T-ENG-110  CGFI + CGUA </w:t>
+      </w:r>
+      <w:proofErr w:type="spellStart"/>
+      <w:r>
+        <w:rPr>
+          <w:rFonts w:ascii="Consolas" w:hAnsi="Consolas" w:cs="Consolas"/>
+          <w:color w:val="1A1A1A"/>
+          <w:sz w:val="16"/>
+          <w:szCs w:val="16"/>
+          <w:lang w:val="nb-NO"/>
+        </w:rPr>
+        <w:t>Roundtrip</w:t>
+      </w:r>
+      <w:proofErr w:type="spellEnd"/>
+      <w:r>
+        <w:rPr>
+          <w:rFonts w:ascii="Consolas" w:hAnsi="Consolas" w:cs="Consolas"/>
+          <w:color w:val="1A1A1A"/>
+          <w:sz w:val="16"/>
+          <w:szCs w:val="16"/>
+          <w:lang w:val="nb-NO"/>
+        </w:rPr>
+        <w:t xml:space="preserve">: </w:t>
+      </w:r>
+      <w:proofErr w:type="spellStart"/>
+      <w:r>
+        <w:rPr>
+          <w:rFonts w:ascii="Consolas" w:hAnsi="Consolas" w:cs="Consolas"/>
+          <w:color w:val="1A1A1A"/>
+          <w:sz w:val="16"/>
+          <w:szCs w:val="16"/>
+          <w:lang w:val="nb-NO"/>
+        </w:rPr>
+        <w:t>speichern</w:t>
+      </w:r>
+      <w:proofErr w:type="spellEnd"/>
+      <w:r>
+        <w:rPr>
+          <w:rFonts w:ascii="Consolas" w:hAnsi="Consolas" w:cs="Consolas"/>
+          <w:color w:val="1A1A1A"/>
+          <w:sz w:val="16"/>
+          <w:szCs w:val="16"/>
+          <w:lang w:val="nb-NO"/>
+        </w:rPr>
+        <w:t xml:space="preserve"> → </w:t>
+      </w:r>
+      <w:proofErr w:type="spellStart"/>
+      <w:r>
+        <w:rPr>
+          <w:rFonts w:ascii="Consolas" w:hAnsi="Consolas" w:cs="Consolas"/>
+          <w:color w:val="1A1A1A"/>
+          <w:sz w:val="16"/>
+          <w:szCs w:val="16"/>
+          <w:lang w:val="nb-NO"/>
+        </w:rPr>
+        <w:t>abrufen</w:t>
+      </w:r>
+      <w:proofErr w:type="spellEnd"/>
+      <w:r>
+        <w:rPr>
+          <w:rFonts w:ascii="Consolas" w:hAnsi="Consolas" w:cs="Consolas"/>
+          <w:color w:val="1A1A1A"/>
+          <w:sz w:val="16"/>
+          <w:szCs w:val="16"/>
+          <w:lang w:val="nb-NO"/>
+        </w:rPr>
+        <w:t xml:space="preserve"> → </w:t>
+      </w:r>
+      <w:proofErr w:type="spellStart"/>
+      <w:r>
+        <w:rPr>
+          <w:rFonts w:ascii="Consolas" w:hAnsi="Consolas" w:cs="Consolas"/>
+          <w:color w:val="1A1A1A"/>
+          <w:sz w:val="16"/>
+          <w:szCs w:val="16"/>
+          <w:lang w:val="nb-NO"/>
+        </w:rPr>
+        <w:t>verifizieren</w:t>
+      </w:r>
+      <w:proofErr w:type="spellEnd"/>
+      <w:r>
+        <w:rPr>
+          <w:rFonts w:ascii="Consolas" w:hAnsi="Consolas" w:cs="Consolas"/>
+          <w:color w:val="1A1A1A"/>
+          <w:sz w:val="16"/>
+          <w:szCs w:val="16"/>
+          <w:lang w:val="nb-NO"/>
+        </w:rPr>
+        <w:t xml:space="preserve"> = </w:t>
+      </w:r>
+      <w:proofErr w:type="spellStart"/>
+      <w:r>
+        <w:rPr>
+          <w:rFonts w:ascii="Consolas" w:hAnsi="Consolas" w:cs="Consolas"/>
+          <w:color w:val="1A1A1A"/>
+          <w:sz w:val="16"/>
+          <w:szCs w:val="16"/>
+          <w:lang w:val="nb-NO"/>
+        </w:rPr>
+        <w:t>identisch</w:t>
+      </w:r>
+      <w:proofErr w:type="spellEnd"/>
+    </w:p>
+    <w:p>
+      <w:pPr>
+        <w:shd w:val="clear" w:color="auto" w:fill="F5F5F5"/>
+        <w:spacing w:before="20" w:after="20"/>
+        <w:ind w:left="280"/>
+        <w:rPr>
+          <w:lang w:val="nb-NO"/>
+        </w:rPr>
+      </w:pPr>
+      <w:r>
+        <w:rPr>
+          <w:rFonts w:ascii="Consolas" w:hAnsi="Consolas" w:cs="Consolas"/>
+          <w:color w:val="1A1A1A"/>
+          <w:sz w:val="16"/>
+          <w:szCs w:val="16"/>
+          <w:lang w:val="nb-NO"/>
+        </w:rPr>
+        <w:t xml:space="preserve">T-ENG-112  </w:t>
+      </w:r>
+      <w:proofErr w:type="spellStart"/>
+      <w:r>
+        <w:rPr>
+          <w:rFonts w:ascii="Consolas" w:hAnsi="Consolas" w:cs="Consolas"/>
+          <w:color w:val="1A1A1A"/>
+          <w:sz w:val="16"/>
+          <w:szCs w:val="16"/>
+          <w:lang w:val="nb-NO"/>
+        </w:rPr>
+        <w:t>Domain</w:t>
+      </w:r>
+      <w:proofErr w:type="spellEnd"/>
+      <w:r>
+        <w:rPr>
+          <w:rFonts w:ascii="Consolas" w:hAnsi="Consolas" w:cs="Consolas"/>
+          <w:color w:val="1A1A1A"/>
+          <w:sz w:val="16"/>
+          <w:szCs w:val="16"/>
+          <w:lang w:val="nb-NO"/>
+        </w:rPr>
+        <w:t xml:space="preserve"> </w:t>
+      </w:r>
+      <w:proofErr w:type="spellStart"/>
+      <w:r>
+        <w:rPr>
+          <w:rFonts w:ascii="Consolas" w:hAnsi="Consolas" w:cs="Consolas"/>
+          <w:color w:val="1A1A1A"/>
+          <w:sz w:val="16"/>
+          <w:szCs w:val="16"/>
+          <w:lang w:val="nb-NO"/>
+        </w:rPr>
+        <w:t>semantics:address</w:t>
+      </w:r>
+      <w:proofErr w:type="spellEnd"/>
+      <w:r>
+        <w:rPr>
+          <w:rFonts w:ascii="Consolas" w:hAnsi="Consolas" w:cs="Consolas"/>
+          <w:color w:val="1A1A1A"/>
+          <w:sz w:val="16"/>
+          <w:szCs w:val="16"/>
+          <w:lang w:val="nb-NO"/>
+        </w:rPr>
+        <w:t xml:space="preserve"> korrekt </w:t>
+      </w:r>
+      <w:proofErr w:type="spellStart"/>
+      <w:r>
+        <w:rPr>
+          <w:rFonts w:ascii="Consolas" w:hAnsi="Consolas" w:cs="Consolas"/>
+          <w:color w:val="1A1A1A"/>
+          <w:sz w:val="16"/>
+          <w:szCs w:val="16"/>
+          <w:lang w:val="nb-NO"/>
+        </w:rPr>
+        <w:t>geladen</w:t>
+      </w:r>
+      <w:proofErr w:type="spellEnd"/>
+    </w:p>
+    <w:p>
+      <w:pPr>
+        <w:shd w:val="clear" w:color="auto" w:fill="F5F5F5"/>
+        <w:spacing w:before="20" w:after="20"/>
+        <w:ind w:left="280"/>
+        <w:rPr>
+          <w:lang w:val="nb-NO"/>
+        </w:rPr>
+      </w:pPr>
+      <w:r>
+        <w:rPr>
+          <w:rFonts w:ascii="Consolas" w:hAnsi="Consolas" w:cs="Consolas"/>
+          <w:color w:val="1A1A1A"/>
+          <w:sz w:val="16"/>
+          <w:szCs w:val="16"/>
+          <w:lang w:val="nb-NO"/>
+        </w:rPr>
+        <w:t xml:space="preserve">T-ENG-113  </w:t>
+      </w:r>
+      <w:proofErr w:type="spellStart"/>
+      <w:r>
+        <w:rPr>
+          <w:rFonts w:ascii="Consolas" w:hAnsi="Consolas" w:cs="Consolas"/>
+          <w:color w:val="1A1A1A"/>
+          <w:sz w:val="16"/>
+          <w:szCs w:val="16"/>
+          <w:lang w:val="nb-NO"/>
+        </w:rPr>
+        <w:t>Domain</w:t>
+      </w:r>
+      <w:proofErr w:type="spellEnd"/>
+      <w:r>
+        <w:rPr>
+          <w:rFonts w:ascii="Consolas" w:hAnsi="Consolas" w:cs="Consolas"/>
+          <w:color w:val="1A1A1A"/>
+          <w:sz w:val="16"/>
+          <w:szCs w:val="16"/>
+          <w:lang w:val="nb-NO"/>
+        </w:rPr>
+        <w:t xml:space="preserve"> </w:t>
+      </w:r>
+      <w:proofErr w:type="spellStart"/>
+      <w:r>
+        <w:rPr>
+          <w:rFonts w:ascii="Consolas" w:hAnsi="Consolas" w:cs="Consolas"/>
+          <w:color w:val="1A1A1A"/>
+          <w:sz w:val="16"/>
+          <w:szCs w:val="16"/>
+          <w:lang w:val="nb-NO"/>
+        </w:rPr>
+        <w:t>semantics:filetype</w:t>
+      </w:r>
+      <w:proofErr w:type="spellEnd"/>
+      <w:r>
+        <w:rPr>
+          <w:rFonts w:ascii="Consolas" w:hAnsi="Consolas" w:cs="Consolas"/>
+          <w:color w:val="1A1A1A"/>
+          <w:sz w:val="16"/>
+          <w:szCs w:val="16"/>
+          <w:lang w:val="nb-NO"/>
+        </w:rPr>
+        <w:t xml:space="preserve"> korrekt </w:t>
+      </w:r>
+      <w:proofErr w:type="spellStart"/>
+      <w:r>
+        <w:rPr>
+          <w:rFonts w:ascii="Consolas" w:hAnsi="Consolas" w:cs="Consolas"/>
+          <w:color w:val="1A1A1A"/>
+          <w:sz w:val="16"/>
+          <w:szCs w:val="16"/>
+          <w:lang w:val="nb-NO"/>
+        </w:rPr>
+        <w:t>geladen</w:t>
+      </w:r>
+      <w:proofErr w:type="spellEnd"/>
+    </w:p>
+    <w:p>
+      <w:pPr>
+        <w:shd w:val="clear" w:color="auto" w:fill="F5F5F5"/>
+        <w:spacing w:before="20" w:after="20"/>
+        <w:ind w:left="280"/>
+        <w:rPr>
+          <w:lang w:val="en-GB"/>
+        </w:rPr>
+      </w:pPr>
+      <w:r>
+        <w:rPr>
+          <w:rFonts w:ascii="Consolas" w:hAnsi="Consolas" w:cs="Consolas"/>
+          <w:color w:val="1A1A1A"/>
+          <w:sz w:val="16"/>
+          <w:szCs w:val="16"/>
+          <w:lang w:val="en-GB"/>
+        </w:rPr>
+        <w:t xml:space="preserve">T-ENG-114  Domain </w:t>
+      </w:r>
+      <w:proofErr w:type="spellStart"/>
+      <w:r>
+        <w:rPr>
+          <w:rFonts w:ascii="Consolas" w:hAnsi="Consolas" w:cs="Consolas"/>
+          <w:color w:val="1A1A1A"/>
+          <w:sz w:val="16"/>
+          <w:szCs w:val="16"/>
+          <w:lang w:val="en-GB"/>
+        </w:rPr>
+        <w:t>ohne</w:t>
+      </w:r>
+      <w:proofErr w:type="spellEnd"/>
+      <w:r>
+        <w:rPr>
+          <w:rFonts w:ascii="Consolas" w:hAnsi="Consolas" w:cs="Consolas"/>
+          <w:color w:val="1A1A1A"/>
+          <w:sz w:val="16"/>
+          <w:szCs w:val="16"/>
+          <w:lang w:val="en-GB"/>
+        </w:rPr>
+        <w:t xml:space="preserve"> semantics → default "time"</w:t>
       </w:r>
     </w:p>
     <w:p>
@@ -34408,7 +38396,7 @@
           <w:sz w:val="18"/>
           <w:szCs w:val="18"/>
         </w:rPr>
-        <w:t xml:space="preserve">Die Test-IDs T-ENG-085 bis T-ENG-089, T-ENG-096 bis T-ENG-099, T-ENG-104, T-ENG-108/109 und T-ENG-111 sind für zukünftige Erweiterungen reserviert.</w:t>
+        <w:t>Die Test-IDs T-ENG-085 bis T-ENG-089, T-ENG-096 bis T-ENG-099, T-ENG-104, T-ENG-108/109 und T-ENG-111 sind für zukünftige Erweiterungen reserviert.</w:t>
       </w:r>
     </w:p>
     <w:p>
@@ -34584,16 +38572,7 @@
         <w:sz w:val="15"/>
         <w:szCs w:val="15"/>
       </w:rPr>
-      <w:t>1</w:t>
-    </w:r>
-    <w:r>
-      <w:rPr>
-        <w:rFonts w:ascii="Calibri" w:eastAsia="Calibri" w:hAnsi="Calibri" w:cs="Calibri"/>
-        <w:color w:val="555555"/>
-        <w:sz w:val="15"/>
-        <w:szCs w:val="15"/>
-      </w:rPr>
-      <w:t>9</w:t>
+      <w:t>22</w:t>
     </w:r>
   </w:p>
 </w:ftr>
